--- a/docs/dossier-conception.docx
+++ b/docs/dossier-conception.docx
@@ -672,12 +672,6 @@
         <w:gridCol w:w="3526"/>
       </w:tblGrid>
       <w:tr>
-        <w:tblPrEx>
-          <w:tblCellMar>
-            <w:top w:w="0" w:type="dxa"/>
-            <w:bottom w:w="0" w:type="dxa"/>
-          </w:tblCellMar>
-        </w:tblPrEx>
         <w:tc>
           <w:tcPr>
             <w:tcW w:w="2000" w:type="dxa"/>
@@ -782,12 +776,6 @@
         </w:tc>
       </w:tr>
       <w:tr>
-        <w:tblPrEx>
-          <w:tblCellMar>
-            <w:top w:w="0" w:type="dxa"/>
-            <w:bottom w:w="0" w:type="dxa"/>
-          </w:tblCellMar>
-        </w:tblPrEx>
         <w:tc>
           <w:tcPr>
             <w:tcW w:w="2000" w:type="dxa"/>
@@ -919,12 +907,6 @@
         </w:tc>
       </w:tr>
       <w:tr>
-        <w:tblPrEx>
-          <w:tblCellMar>
-            <w:top w:w="0" w:type="dxa"/>
-            <w:bottom w:w="0" w:type="dxa"/>
-          </w:tblCellMar>
-        </w:tblPrEx>
         <w:tc>
           <w:tcPr>
             <w:tcW w:w="2000" w:type="dxa"/>
@@ -1026,12 +1008,6 @@
         </w:tc>
       </w:tr>
       <w:tr>
-        <w:tblPrEx>
-          <w:tblCellMar>
-            <w:top w:w="0" w:type="dxa"/>
-            <w:bottom w:w="0" w:type="dxa"/>
-          </w:tblCellMar>
-        </w:tblPrEx>
         <w:tc>
           <w:tcPr>
             <w:tcW w:w="2000" w:type="dxa"/>
@@ -1208,12 +1184,6 @@
         </w:tc>
       </w:tr>
       <w:tr>
-        <w:tblPrEx>
-          <w:tblCellMar>
-            <w:top w:w="0" w:type="dxa"/>
-            <w:bottom w:w="0" w:type="dxa"/>
-          </w:tblCellMar>
-        </w:tblPrEx>
         <w:tc>
           <w:tcPr>
             <w:tcW w:w="2000" w:type="dxa"/>
@@ -1308,12 +1278,6 @@
         </w:tc>
       </w:tr>
       <w:tr>
-        <w:tblPrEx>
-          <w:tblCellMar>
-            <w:top w:w="0" w:type="dxa"/>
-            <w:bottom w:w="0" w:type="dxa"/>
-          </w:tblCellMar>
-        </w:tblPrEx>
         <w:tc>
           <w:tcPr>
             <w:tcW w:w="2000" w:type="dxa"/>
@@ -1431,12 +1395,6 @@
         </w:tc>
       </w:tr>
       <w:tr>
-        <w:tblPrEx>
-          <w:tblCellMar>
-            <w:top w:w="0" w:type="dxa"/>
-            <w:bottom w:w="0" w:type="dxa"/>
-          </w:tblCellMar>
-        </w:tblPrEx>
         <w:tc>
           <w:tcPr>
             <w:tcW w:w="2000" w:type="dxa"/>
@@ -2249,12 +2207,6 @@
         <w:gridCol w:w="3526"/>
       </w:tblGrid>
       <w:tr>
-        <w:tblPrEx>
-          <w:tblCellMar>
-            <w:top w:w="0" w:type="dxa"/>
-            <w:bottom w:w="0" w:type="dxa"/>
-          </w:tblCellMar>
-        </w:tblPrEx>
         <w:tc>
           <w:tcPr>
             <w:tcW w:w="2500" w:type="dxa"/>
@@ -2351,12 +2303,6 @@
         </w:tc>
       </w:tr>
       <w:tr>
-        <w:tblPrEx>
-          <w:tblCellMar>
-            <w:top w:w="0" w:type="dxa"/>
-            <w:bottom w:w="0" w:type="dxa"/>
-          </w:tblCellMar>
-        </w:tblPrEx>
         <w:tc>
           <w:tcPr>
             <w:tcW w:w="2500" w:type="dxa"/>
@@ -2474,12 +2420,6 @@
         </w:tc>
       </w:tr>
       <w:tr>
-        <w:tblPrEx>
-          <w:tblCellMar>
-            <w:top w:w="0" w:type="dxa"/>
-            <w:bottom w:w="0" w:type="dxa"/>
-          </w:tblCellMar>
-        </w:tblPrEx>
         <w:tc>
           <w:tcPr>
             <w:tcW w:w="2500" w:type="dxa"/>
@@ -2572,12 +2512,6 @@
         </w:tc>
       </w:tr>
       <w:tr>
-        <w:tblPrEx>
-          <w:tblCellMar>
-            <w:top w:w="0" w:type="dxa"/>
-            <w:bottom w:w="0" w:type="dxa"/>
-          </w:tblCellMar>
-        </w:tblPrEx>
         <w:tc>
           <w:tcPr>
             <w:tcW w:w="2500" w:type="dxa"/>
@@ -2741,12 +2675,6 @@
         <w:gridCol w:w="3526"/>
       </w:tblGrid>
       <w:tr>
-        <w:tblPrEx>
-          <w:tblCellMar>
-            <w:top w:w="0" w:type="dxa"/>
-            <w:bottom w:w="0" w:type="dxa"/>
-          </w:tblCellMar>
-        </w:tblPrEx>
         <w:tc>
           <w:tcPr>
             <w:tcW w:w="1500" w:type="dxa"/>
@@ -2871,12 +2799,6 @@
         </w:tc>
       </w:tr>
       <w:tr>
-        <w:tblPrEx>
-          <w:tblCellMar>
-            <w:top w:w="0" w:type="dxa"/>
-            <w:bottom w:w="0" w:type="dxa"/>
-          </w:tblCellMar>
-        </w:tblPrEx>
         <w:tc>
           <w:tcPr>
             <w:tcW w:w="1500" w:type="dxa"/>
@@ -2996,12 +2918,6 @@
         </w:tc>
       </w:tr>
       <w:tr>
-        <w:tblPrEx>
-          <w:tblCellMar>
-            <w:top w:w="0" w:type="dxa"/>
-            <w:bottom w:w="0" w:type="dxa"/>
-          </w:tblCellMar>
-        </w:tblPrEx>
         <w:tc>
           <w:tcPr>
             <w:tcW w:w="1500" w:type="dxa"/>
@@ -3121,12 +3037,6 @@
         </w:tc>
       </w:tr>
       <w:tr>
-        <w:tblPrEx>
-          <w:tblCellMar>
-            <w:top w:w="0" w:type="dxa"/>
-            <w:bottom w:w="0" w:type="dxa"/>
-          </w:tblCellMar>
-        </w:tblPrEx>
         <w:tc>
           <w:tcPr>
             <w:tcW w:w="1500" w:type="dxa"/>
@@ -3239,12 +3149,6 @@
         </w:tc>
       </w:tr>
       <w:tr>
-        <w:tblPrEx>
-          <w:tblCellMar>
-            <w:top w:w="0" w:type="dxa"/>
-            <w:bottom w:w="0" w:type="dxa"/>
-          </w:tblCellMar>
-        </w:tblPrEx>
         <w:tc>
           <w:tcPr>
             <w:tcW w:w="1500" w:type="dxa"/>
@@ -3478,7 +3382,15 @@
         <w:pStyle w:val="Titre2"/>
       </w:pPr>
       <w:r>
-        <w:t xml:space="preserve">2.1 Etat des </w:t>
+        <w:t xml:space="preserve">2.1 </w:t>
+      </w:r>
+      <w:proofErr w:type="spellStart"/>
+      <w:r>
+        <w:t>Etat</w:t>
+      </w:r>
+      <w:proofErr w:type="spellEnd"/>
+      <w:r>
+        <w:t xml:space="preserve"> des </w:t>
       </w:r>
       <w:proofErr w:type="spellStart"/>
       <w:r>
@@ -3577,12 +3489,6 @@
         <w:gridCol w:w="4026"/>
       </w:tblGrid>
       <w:tr>
-        <w:tblPrEx>
-          <w:tblCellMar>
-            <w:top w:w="0" w:type="dxa"/>
-            <w:bottom w:w="0" w:type="dxa"/>
-          </w:tblCellMar>
-        </w:tblPrEx>
         <w:tc>
           <w:tcPr>
             <w:tcW w:w="2200" w:type="dxa"/>
@@ -3727,12 +3633,6 @@
         </w:tc>
       </w:tr>
       <w:tr>
-        <w:tblPrEx>
-          <w:tblCellMar>
-            <w:top w:w="0" w:type="dxa"/>
-            <w:bottom w:w="0" w:type="dxa"/>
-          </w:tblCellMar>
-        </w:tblPrEx>
         <w:tc>
           <w:tcPr>
             <w:tcW w:w="2200" w:type="dxa"/>
@@ -3861,12 +3761,6 @@
         </w:tc>
       </w:tr>
       <w:tr>
-        <w:tblPrEx>
-          <w:tblCellMar>
-            <w:top w:w="0" w:type="dxa"/>
-            <w:bottom w:w="0" w:type="dxa"/>
-          </w:tblCellMar>
-        </w:tblPrEx>
         <w:tc>
           <w:tcPr>
             <w:tcW w:w="2200" w:type="dxa"/>
@@ -4013,12 +3907,6 @@
         </w:tc>
       </w:tr>
       <w:tr>
-        <w:tblPrEx>
-          <w:tblCellMar>
-            <w:top w:w="0" w:type="dxa"/>
-            <w:bottom w:w="0" w:type="dxa"/>
-          </w:tblCellMar>
-        </w:tblPrEx>
         <w:tc>
           <w:tcPr>
             <w:tcW w:w="2200" w:type="dxa"/>
@@ -4170,12 +4058,6 @@
         </w:tc>
       </w:tr>
       <w:tr>
-        <w:tblPrEx>
-          <w:tblCellMar>
-            <w:top w:w="0" w:type="dxa"/>
-            <w:bottom w:w="0" w:type="dxa"/>
-          </w:tblCellMar>
-        </w:tblPrEx>
         <w:tc>
           <w:tcPr>
             <w:tcW w:w="2200" w:type="dxa"/>
@@ -4327,12 +4209,6 @@
         </w:tc>
       </w:tr>
       <w:tr>
-        <w:tblPrEx>
-          <w:tblCellMar>
-            <w:top w:w="0" w:type="dxa"/>
-            <w:bottom w:w="0" w:type="dxa"/>
-          </w:tblCellMar>
-        </w:tblPrEx>
         <w:tc>
           <w:tcPr>
             <w:tcW w:w="2200" w:type="dxa"/>
@@ -4679,12 +4555,6 @@
         <w:gridCol w:w="2026"/>
       </w:tblGrid>
       <w:tr>
-        <w:tblPrEx>
-          <w:tblCellMar>
-            <w:top w:w="0" w:type="dxa"/>
-            <w:bottom w:w="0" w:type="dxa"/>
-          </w:tblCellMar>
-        </w:tblPrEx>
         <w:tc>
           <w:tcPr>
             <w:tcW w:w="2000" w:type="dxa"/>
@@ -4833,12 +4703,6 @@
         </w:tc>
       </w:tr>
       <w:tr>
-        <w:tblPrEx>
-          <w:tblCellMar>
-            <w:top w:w="0" w:type="dxa"/>
-            <w:bottom w:w="0" w:type="dxa"/>
-          </w:tblCellMar>
-        </w:tblPrEx>
         <w:tc>
           <w:tcPr>
             <w:tcW w:w="2000" w:type="dxa"/>
@@ -4974,12 +4838,6 @@
         </w:tc>
       </w:tr>
       <w:tr>
-        <w:tblPrEx>
-          <w:tblCellMar>
-            <w:top w:w="0" w:type="dxa"/>
-            <w:bottom w:w="0" w:type="dxa"/>
-          </w:tblCellMar>
-        </w:tblPrEx>
         <w:tc>
           <w:tcPr>
             <w:tcW w:w="2000" w:type="dxa"/>
@@ -5154,12 +5012,6 @@
         </w:tc>
       </w:tr>
       <w:tr>
-        <w:tblPrEx>
-          <w:tblCellMar>
-            <w:top w:w="0" w:type="dxa"/>
-            <w:bottom w:w="0" w:type="dxa"/>
-          </w:tblCellMar>
-        </w:tblPrEx>
         <w:tc>
           <w:tcPr>
             <w:tcW w:w="2000" w:type="dxa"/>
@@ -5288,12 +5140,6 @@
         </w:tc>
       </w:tr>
       <w:tr>
-        <w:tblPrEx>
-          <w:tblCellMar>
-            <w:top w:w="0" w:type="dxa"/>
-            <w:bottom w:w="0" w:type="dxa"/>
-          </w:tblCellMar>
-        </w:tblPrEx>
         <w:tc>
           <w:tcPr>
             <w:tcW w:w="2000" w:type="dxa"/>
@@ -5468,12 +5314,6 @@
         </w:tc>
       </w:tr>
       <w:tr>
-        <w:tblPrEx>
-          <w:tblCellMar>
-            <w:top w:w="0" w:type="dxa"/>
-            <w:bottom w:w="0" w:type="dxa"/>
-          </w:tblCellMar>
-        </w:tblPrEx>
         <w:tc>
           <w:tcPr>
             <w:tcW w:w="2000" w:type="dxa"/>
@@ -5669,12 +5509,6 @@
         </w:tc>
       </w:tr>
       <w:tr>
-        <w:tblPrEx>
-          <w:tblCellMar>
-            <w:top w:w="0" w:type="dxa"/>
-            <w:bottom w:w="0" w:type="dxa"/>
-          </w:tblCellMar>
-        </w:tblPrEx>
         <w:tc>
           <w:tcPr>
             <w:tcW w:w="2000" w:type="dxa"/>
@@ -6450,6 +6284,2115 @@
         <w:gridCol w:w="2726"/>
       </w:tblGrid>
       <w:tr>
+        <w:tc>
+          <w:tcPr>
+            <w:tcW w:w="2200" w:type="dxa"/>
+            <w:tcBorders>
+              <w:top w:val="single" w:sz="1" w:space="0" w:color="CCCCCC"/>
+              <w:left w:val="single" w:sz="1" w:space="0" w:color="CCCCCC"/>
+              <w:bottom w:val="single" w:sz="1" w:space="0" w:color="CCCCCC"/>
+              <w:right w:val="single" w:sz="1" w:space="0" w:color="CCCCCC"/>
+            </w:tcBorders>
+            <w:shd w:val="clear" w:color="auto" w:fill="1F3864"/>
+            <w:tcMar>
+              <w:top w:w="80" w:type="dxa"/>
+              <w:left w:w="120" w:type="dxa"/>
+              <w:bottom w:w="80" w:type="dxa"/>
+              <w:right w:w="120" w:type="dxa"/>
+            </w:tcMar>
+          </w:tcPr>
+          <w:p>
+            <w:proofErr w:type="spellStart"/>
+            <w:r>
+              <w:rPr>
+                <w:b/>
+                <w:bCs/>
+                <w:color w:val="FFFFFF"/>
+                <w:sz w:val="20"/>
+                <w:szCs w:val="20"/>
+              </w:rPr>
+              <w:t>Feature</w:t>
+            </w:r>
+            <w:proofErr w:type="spellEnd"/>
+          </w:p>
+        </w:tc>
+        <w:tc>
+          <w:tcPr>
+            <w:tcW w:w="1600" w:type="dxa"/>
+            <w:tcBorders>
+              <w:top w:val="single" w:sz="1" w:space="0" w:color="CCCCCC"/>
+              <w:left w:val="single" w:sz="1" w:space="0" w:color="CCCCCC"/>
+              <w:bottom w:val="single" w:sz="1" w:space="0" w:color="CCCCCC"/>
+              <w:right w:val="single" w:sz="1" w:space="0" w:color="CCCCCC"/>
+            </w:tcBorders>
+            <w:shd w:val="clear" w:color="auto" w:fill="1F3864"/>
+            <w:tcMar>
+              <w:top w:w="80" w:type="dxa"/>
+              <w:left w:w="120" w:type="dxa"/>
+              <w:bottom w:w="80" w:type="dxa"/>
+              <w:right w:w="120" w:type="dxa"/>
+            </w:tcMar>
+          </w:tcPr>
+          <w:p>
+            <w:r>
+              <w:rPr>
+                <w:b/>
+                <w:bCs/>
+                <w:color w:val="FFFFFF"/>
+                <w:sz w:val="20"/>
+                <w:szCs w:val="20"/>
+              </w:rPr>
+              <w:t>Source</w:t>
+            </w:r>
+          </w:p>
+        </w:tc>
+        <w:tc>
+          <w:tcPr>
+            <w:tcW w:w="2500" w:type="dxa"/>
+            <w:tcBorders>
+              <w:top w:val="single" w:sz="1" w:space="0" w:color="CCCCCC"/>
+              <w:left w:val="single" w:sz="1" w:space="0" w:color="CCCCCC"/>
+              <w:bottom w:val="single" w:sz="1" w:space="0" w:color="CCCCCC"/>
+              <w:right w:val="single" w:sz="1" w:space="0" w:color="CCCCCC"/>
+            </w:tcBorders>
+            <w:shd w:val="clear" w:color="auto" w:fill="1F3864"/>
+            <w:tcMar>
+              <w:top w:w="80" w:type="dxa"/>
+              <w:left w:w="120" w:type="dxa"/>
+              <w:bottom w:w="80" w:type="dxa"/>
+              <w:right w:w="120" w:type="dxa"/>
+            </w:tcMar>
+          </w:tcPr>
+          <w:p>
+            <w:r>
+              <w:rPr>
+                <w:b/>
+                <w:bCs/>
+                <w:color w:val="FFFFFF"/>
+                <w:sz w:val="20"/>
+                <w:szCs w:val="20"/>
+              </w:rPr>
+              <w:t>Description</w:t>
+            </w:r>
+          </w:p>
+        </w:tc>
+        <w:tc>
+          <w:tcPr>
+            <w:tcW w:w="2726" w:type="dxa"/>
+            <w:tcBorders>
+              <w:top w:val="single" w:sz="1" w:space="0" w:color="CCCCCC"/>
+              <w:left w:val="single" w:sz="1" w:space="0" w:color="CCCCCC"/>
+              <w:bottom w:val="single" w:sz="1" w:space="0" w:color="CCCCCC"/>
+              <w:right w:val="single" w:sz="1" w:space="0" w:color="CCCCCC"/>
+            </w:tcBorders>
+            <w:shd w:val="clear" w:color="auto" w:fill="1F3864"/>
+            <w:tcMar>
+              <w:top w:w="80" w:type="dxa"/>
+              <w:left w:w="120" w:type="dxa"/>
+              <w:bottom w:w="80" w:type="dxa"/>
+              <w:right w:w="120" w:type="dxa"/>
+            </w:tcMar>
+          </w:tcPr>
+          <w:p>
+            <w:proofErr w:type="spellStart"/>
+            <w:r>
+              <w:rPr>
+                <w:b/>
+                <w:bCs/>
+                <w:color w:val="FFFFFF"/>
+                <w:sz w:val="20"/>
+                <w:szCs w:val="20"/>
+              </w:rPr>
+              <w:t>Hypothese</w:t>
+            </w:r>
+            <w:proofErr w:type="spellEnd"/>
+            <w:r>
+              <w:rPr>
+                <w:b/>
+                <w:bCs/>
+                <w:color w:val="FFFFFF"/>
+                <w:sz w:val="20"/>
+                <w:szCs w:val="20"/>
+              </w:rPr>
+              <w:t xml:space="preserve"> </w:t>
+            </w:r>
+            <w:proofErr w:type="spellStart"/>
+            <w:r>
+              <w:rPr>
+                <w:b/>
+                <w:bCs/>
+                <w:color w:val="FFFFFF"/>
+                <w:sz w:val="20"/>
+                <w:szCs w:val="20"/>
+              </w:rPr>
+              <w:t>metier</w:t>
+            </w:r>
+            <w:proofErr w:type="spellEnd"/>
+          </w:p>
+        </w:tc>
+      </w:tr>
+      <w:tr>
+        <w:tc>
+          <w:tcPr>
+            <w:tcW w:w="2200" w:type="dxa"/>
+            <w:tcBorders>
+              <w:top w:val="single" w:sz="1" w:space="0" w:color="CCCCCC"/>
+              <w:left w:val="single" w:sz="1" w:space="0" w:color="CCCCCC"/>
+              <w:bottom w:val="single" w:sz="1" w:space="0" w:color="CCCCCC"/>
+              <w:right w:val="single" w:sz="1" w:space="0" w:color="CCCCCC"/>
+            </w:tcBorders>
+            <w:shd w:val="clear" w:color="auto" w:fill="FFFFFF"/>
+            <w:tcMar>
+              <w:top w:w="80" w:type="dxa"/>
+              <w:left w:w="120" w:type="dxa"/>
+              <w:bottom w:w="80" w:type="dxa"/>
+              <w:right w:w="120" w:type="dxa"/>
+            </w:tcMar>
+          </w:tcPr>
+          <w:p>
+            <w:proofErr w:type="gramStart"/>
+            <w:r>
+              <w:rPr>
+                <w:sz w:val="20"/>
+                <w:szCs w:val="20"/>
+              </w:rPr>
+              <w:t>usage</w:t>
+            </w:r>
+            <w:proofErr w:type="gramEnd"/>
+            <w:r>
+              <w:rPr>
+                <w:sz w:val="20"/>
+                <w:szCs w:val="20"/>
+              </w:rPr>
+              <w:t>_trend_3m</w:t>
+            </w:r>
+          </w:p>
+        </w:tc>
+        <w:tc>
+          <w:tcPr>
+            <w:tcW w:w="1600" w:type="dxa"/>
+            <w:tcBorders>
+              <w:top w:val="single" w:sz="1" w:space="0" w:color="CCCCCC"/>
+              <w:left w:val="single" w:sz="1" w:space="0" w:color="CCCCCC"/>
+              <w:bottom w:val="single" w:sz="1" w:space="0" w:color="CCCCCC"/>
+              <w:right w:val="single" w:sz="1" w:space="0" w:color="CCCCCC"/>
+            </w:tcBorders>
+            <w:shd w:val="clear" w:color="auto" w:fill="FFFFFF"/>
+            <w:tcMar>
+              <w:top w:w="80" w:type="dxa"/>
+              <w:left w:w="120" w:type="dxa"/>
+              <w:bottom w:w="80" w:type="dxa"/>
+              <w:right w:w="120" w:type="dxa"/>
+            </w:tcMar>
+          </w:tcPr>
+          <w:p>
+            <w:proofErr w:type="spellStart"/>
+            <w:proofErr w:type="gramStart"/>
+            <w:r>
+              <w:rPr>
+                <w:sz w:val="20"/>
+                <w:szCs w:val="20"/>
+              </w:rPr>
+              <w:t>feature</w:t>
+            </w:r>
+            <w:proofErr w:type="gramEnd"/>
+            <w:r>
+              <w:rPr>
+                <w:sz w:val="20"/>
+                <w:szCs w:val="20"/>
+              </w:rPr>
+              <w:t>_usage</w:t>
+            </w:r>
+            <w:proofErr w:type="spellEnd"/>
+          </w:p>
+        </w:tc>
+        <w:tc>
+          <w:tcPr>
+            <w:tcW w:w="2500" w:type="dxa"/>
+            <w:tcBorders>
+              <w:top w:val="single" w:sz="1" w:space="0" w:color="CCCCCC"/>
+              <w:left w:val="single" w:sz="1" w:space="0" w:color="CCCCCC"/>
+              <w:bottom w:val="single" w:sz="1" w:space="0" w:color="CCCCCC"/>
+              <w:right w:val="single" w:sz="1" w:space="0" w:color="CCCCCC"/>
+            </w:tcBorders>
+            <w:shd w:val="clear" w:color="auto" w:fill="FFFFFF"/>
+            <w:tcMar>
+              <w:top w:w="80" w:type="dxa"/>
+              <w:left w:w="120" w:type="dxa"/>
+              <w:bottom w:w="80" w:type="dxa"/>
+              <w:right w:w="120" w:type="dxa"/>
+            </w:tcMar>
+          </w:tcPr>
+          <w:p>
+            <w:r>
+              <w:rPr>
+                <w:sz w:val="20"/>
+                <w:szCs w:val="20"/>
+              </w:rPr>
+              <w:t>Tendance d'usage sur 3 mois</w:t>
+            </w:r>
+          </w:p>
+        </w:tc>
+        <w:tc>
+          <w:tcPr>
+            <w:tcW w:w="2726" w:type="dxa"/>
+            <w:tcBorders>
+              <w:top w:val="single" w:sz="1" w:space="0" w:color="CCCCCC"/>
+              <w:left w:val="single" w:sz="1" w:space="0" w:color="CCCCCC"/>
+              <w:bottom w:val="single" w:sz="1" w:space="0" w:color="CCCCCC"/>
+              <w:right w:val="single" w:sz="1" w:space="0" w:color="CCCCCC"/>
+            </w:tcBorders>
+            <w:shd w:val="clear" w:color="auto" w:fill="FFFFFF"/>
+            <w:tcMar>
+              <w:top w:w="80" w:type="dxa"/>
+              <w:left w:w="120" w:type="dxa"/>
+              <w:bottom w:w="80" w:type="dxa"/>
+              <w:right w:w="120" w:type="dxa"/>
+            </w:tcMar>
+          </w:tcPr>
+          <w:p>
+            <w:r>
+              <w:rPr>
+                <w:sz w:val="20"/>
+                <w:szCs w:val="20"/>
+              </w:rPr>
+              <w:t xml:space="preserve">Une baisse d'usage est un signal </w:t>
+            </w:r>
+            <w:proofErr w:type="spellStart"/>
+            <w:r>
+              <w:rPr>
+                <w:sz w:val="20"/>
+                <w:szCs w:val="20"/>
+              </w:rPr>
+              <w:t>precurseur</w:t>
+            </w:r>
+            <w:proofErr w:type="spellEnd"/>
+            <w:r>
+              <w:rPr>
+                <w:sz w:val="20"/>
+                <w:szCs w:val="20"/>
+              </w:rPr>
+              <w:t xml:space="preserve"> de </w:t>
+            </w:r>
+            <w:proofErr w:type="spellStart"/>
+            <w:r>
+              <w:rPr>
+                <w:sz w:val="20"/>
+                <w:szCs w:val="20"/>
+              </w:rPr>
+              <w:t>churn</w:t>
+            </w:r>
+            <w:proofErr w:type="spellEnd"/>
+          </w:p>
+        </w:tc>
+      </w:tr>
+      <w:tr>
+        <w:tc>
+          <w:tcPr>
+            <w:tcW w:w="2200" w:type="dxa"/>
+            <w:tcBorders>
+              <w:top w:val="single" w:sz="1" w:space="0" w:color="CCCCCC"/>
+              <w:left w:val="single" w:sz="1" w:space="0" w:color="CCCCCC"/>
+              <w:bottom w:val="single" w:sz="1" w:space="0" w:color="CCCCCC"/>
+              <w:right w:val="single" w:sz="1" w:space="0" w:color="CCCCCC"/>
+            </w:tcBorders>
+            <w:shd w:val="clear" w:color="auto" w:fill="EEF2F7"/>
+            <w:tcMar>
+              <w:top w:w="80" w:type="dxa"/>
+              <w:left w:w="120" w:type="dxa"/>
+              <w:bottom w:w="80" w:type="dxa"/>
+              <w:right w:w="120" w:type="dxa"/>
+            </w:tcMar>
+          </w:tcPr>
+          <w:p>
+            <w:proofErr w:type="spellStart"/>
+            <w:proofErr w:type="gramStart"/>
+            <w:r>
+              <w:rPr>
+                <w:sz w:val="20"/>
+                <w:szCs w:val="20"/>
+              </w:rPr>
+              <w:t>days</w:t>
+            </w:r>
+            <w:proofErr w:type="gramEnd"/>
+            <w:r>
+              <w:rPr>
+                <w:sz w:val="20"/>
+                <w:szCs w:val="20"/>
+              </w:rPr>
+              <w:t>_since_last_login</w:t>
+            </w:r>
+            <w:proofErr w:type="spellEnd"/>
+          </w:p>
+        </w:tc>
+        <w:tc>
+          <w:tcPr>
+            <w:tcW w:w="1600" w:type="dxa"/>
+            <w:tcBorders>
+              <w:top w:val="single" w:sz="1" w:space="0" w:color="CCCCCC"/>
+              <w:left w:val="single" w:sz="1" w:space="0" w:color="CCCCCC"/>
+              <w:bottom w:val="single" w:sz="1" w:space="0" w:color="CCCCCC"/>
+              <w:right w:val="single" w:sz="1" w:space="0" w:color="CCCCCC"/>
+            </w:tcBorders>
+            <w:shd w:val="clear" w:color="auto" w:fill="EEF2F7"/>
+            <w:tcMar>
+              <w:top w:w="80" w:type="dxa"/>
+              <w:left w:w="120" w:type="dxa"/>
+              <w:bottom w:w="80" w:type="dxa"/>
+              <w:right w:w="120" w:type="dxa"/>
+            </w:tcMar>
+          </w:tcPr>
+          <w:p>
+            <w:proofErr w:type="spellStart"/>
+            <w:proofErr w:type="gramStart"/>
+            <w:r>
+              <w:rPr>
+                <w:sz w:val="20"/>
+                <w:szCs w:val="20"/>
+              </w:rPr>
+              <w:t>feature</w:t>
+            </w:r>
+            <w:proofErr w:type="gramEnd"/>
+            <w:r>
+              <w:rPr>
+                <w:sz w:val="20"/>
+                <w:szCs w:val="20"/>
+              </w:rPr>
+              <w:t>_usage</w:t>
+            </w:r>
+            <w:proofErr w:type="spellEnd"/>
+          </w:p>
+        </w:tc>
+        <w:tc>
+          <w:tcPr>
+            <w:tcW w:w="2500" w:type="dxa"/>
+            <w:tcBorders>
+              <w:top w:val="single" w:sz="1" w:space="0" w:color="CCCCCC"/>
+              <w:left w:val="single" w:sz="1" w:space="0" w:color="CCCCCC"/>
+              <w:bottom w:val="single" w:sz="1" w:space="0" w:color="CCCCCC"/>
+              <w:right w:val="single" w:sz="1" w:space="0" w:color="CCCCCC"/>
+            </w:tcBorders>
+            <w:shd w:val="clear" w:color="auto" w:fill="EEF2F7"/>
+            <w:tcMar>
+              <w:top w:w="80" w:type="dxa"/>
+              <w:left w:w="120" w:type="dxa"/>
+              <w:bottom w:w="80" w:type="dxa"/>
+              <w:right w:w="120" w:type="dxa"/>
+            </w:tcMar>
+          </w:tcPr>
+          <w:p>
+            <w:r>
+              <w:rPr>
+                <w:sz w:val="20"/>
+                <w:szCs w:val="20"/>
+              </w:rPr>
+              <w:t xml:space="preserve">Jours depuis la </w:t>
+            </w:r>
+            <w:proofErr w:type="spellStart"/>
+            <w:r>
+              <w:rPr>
+                <w:sz w:val="20"/>
+                <w:szCs w:val="20"/>
+              </w:rPr>
+              <w:t>derniere</w:t>
+            </w:r>
+            <w:proofErr w:type="spellEnd"/>
+            <w:r>
+              <w:rPr>
+                <w:sz w:val="20"/>
+                <w:szCs w:val="20"/>
+              </w:rPr>
+              <w:t xml:space="preserve"> connexion</w:t>
+            </w:r>
+          </w:p>
+        </w:tc>
+        <w:tc>
+          <w:tcPr>
+            <w:tcW w:w="2726" w:type="dxa"/>
+            <w:tcBorders>
+              <w:top w:val="single" w:sz="1" w:space="0" w:color="CCCCCC"/>
+              <w:left w:val="single" w:sz="1" w:space="0" w:color="CCCCCC"/>
+              <w:bottom w:val="single" w:sz="1" w:space="0" w:color="CCCCCC"/>
+              <w:right w:val="single" w:sz="1" w:space="0" w:color="CCCCCC"/>
+            </w:tcBorders>
+            <w:shd w:val="clear" w:color="auto" w:fill="EEF2F7"/>
+            <w:tcMar>
+              <w:top w:w="80" w:type="dxa"/>
+              <w:left w:w="120" w:type="dxa"/>
+              <w:bottom w:w="80" w:type="dxa"/>
+              <w:right w:w="120" w:type="dxa"/>
+            </w:tcMar>
+          </w:tcPr>
+          <w:p>
+            <w:r>
+              <w:rPr>
+                <w:sz w:val="20"/>
+                <w:szCs w:val="20"/>
+              </w:rPr>
+              <w:t xml:space="preserve">Un client inactif est plus susceptible de </w:t>
+            </w:r>
+            <w:proofErr w:type="spellStart"/>
+            <w:r>
+              <w:rPr>
+                <w:sz w:val="20"/>
+                <w:szCs w:val="20"/>
+              </w:rPr>
+              <w:t>resilier</w:t>
+            </w:r>
+            <w:proofErr w:type="spellEnd"/>
+          </w:p>
+        </w:tc>
+      </w:tr>
+      <w:tr>
+        <w:tc>
+          <w:tcPr>
+            <w:tcW w:w="2200" w:type="dxa"/>
+            <w:tcBorders>
+              <w:top w:val="single" w:sz="1" w:space="0" w:color="CCCCCC"/>
+              <w:left w:val="single" w:sz="1" w:space="0" w:color="CCCCCC"/>
+              <w:bottom w:val="single" w:sz="1" w:space="0" w:color="CCCCCC"/>
+              <w:right w:val="single" w:sz="1" w:space="0" w:color="CCCCCC"/>
+            </w:tcBorders>
+            <w:shd w:val="clear" w:color="auto" w:fill="FFFFFF"/>
+            <w:tcMar>
+              <w:top w:w="80" w:type="dxa"/>
+              <w:left w:w="120" w:type="dxa"/>
+              <w:bottom w:w="80" w:type="dxa"/>
+              <w:right w:w="120" w:type="dxa"/>
+            </w:tcMar>
+          </w:tcPr>
+          <w:p>
+            <w:proofErr w:type="spellStart"/>
+            <w:proofErr w:type="gramStart"/>
+            <w:r>
+              <w:rPr>
+                <w:sz w:val="20"/>
+                <w:szCs w:val="20"/>
+              </w:rPr>
+              <w:t>ticket</w:t>
+            </w:r>
+            <w:proofErr w:type="gramEnd"/>
+            <w:r>
+              <w:rPr>
+                <w:sz w:val="20"/>
+                <w:szCs w:val="20"/>
+              </w:rPr>
+              <w:t>_count</w:t>
+            </w:r>
+            <w:proofErr w:type="spellEnd"/>
+          </w:p>
+        </w:tc>
+        <w:tc>
+          <w:tcPr>
+            <w:tcW w:w="1600" w:type="dxa"/>
+            <w:tcBorders>
+              <w:top w:val="single" w:sz="1" w:space="0" w:color="CCCCCC"/>
+              <w:left w:val="single" w:sz="1" w:space="0" w:color="CCCCCC"/>
+              <w:bottom w:val="single" w:sz="1" w:space="0" w:color="CCCCCC"/>
+              <w:right w:val="single" w:sz="1" w:space="0" w:color="CCCCCC"/>
+            </w:tcBorders>
+            <w:shd w:val="clear" w:color="auto" w:fill="FFFFFF"/>
+            <w:tcMar>
+              <w:top w:w="80" w:type="dxa"/>
+              <w:left w:w="120" w:type="dxa"/>
+              <w:bottom w:w="80" w:type="dxa"/>
+              <w:right w:w="120" w:type="dxa"/>
+            </w:tcMar>
+          </w:tcPr>
+          <w:p>
+            <w:proofErr w:type="spellStart"/>
+            <w:proofErr w:type="gramStart"/>
+            <w:r>
+              <w:rPr>
+                <w:sz w:val="20"/>
+                <w:szCs w:val="20"/>
+              </w:rPr>
+              <w:t>support</w:t>
+            </w:r>
+            <w:proofErr w:type="gramEnd"/>
+            <w:r>
+              <w:rPr>
+                <w:sz w:val="20"/>
+                <w:szCs w:val="20"/>
+              </w:rPr>
+              <w:t>_tickets</w:t>
+            </w:r>
+            <w:proofErr w:type="spellEnd"/>
+          </w:p>
+        </w:tc>
+        <w:tc>
+          <w:tcPr>
+            <w:tcW w:w="2500" w:type="dxa"/>
+            <w:tcBorders>
+              <w:top w:val="single" w:sz="1" w:space="0" w:color="CCCCCC"/>
+              <w:left w:val="single" w:sz="1" w:space="0" w:color="CCCCCC"/>
+              <w:bottom w:val="single" w:sz="1" w:space="0" w:color="CCCCCC"/>
+              <w:right w:val="single" w:sz="1" w:space="0" w:color="CCCCCC"/>
+            </w:tcBorders>
+            <w:shd w:val="clear" w:color="auto" w:fill="FFFFFF"/>
+            <w:tcMar>
+              <w:top w:w="80" w:type="dxa"/>
+              <w:left w:w="120" w:type="dxa"/>
+              <w:bottom w:w="80" w:type="dxa"/>
+              <w:right w:w="120" w:type="dxa"/>
+            </w:tcMar>
+          </w:tcPr>
+          <w:p>
+            <w:r>
+              <w:rPr>
+                <w:sz w:val="20"/>
+                <w:szCs w:val="20"/>
+              </w:rPr>
+              <w:t>Nombre total de tickets ouverts</w:t>
+            </w:r>
+          </w:p>
+        </w:tc>
+        <w:tc>
+          <w:tcPr>
+            <w:tcW w:w="2726" w:type="dxa"/>
+            <w:tcBorders>
+              <w:top w:val="single" w:sz="1" w:space="0" w:color="CCCCCC"/>
+              <w:left w:val="single" w:sz="1" w:space="0" w:color="CCCCCC"/>
+              <w:bottom w:val="single" w:sz="1" w:space="0" w:color="CCCCCC"/>
+              <w:right w:val="single" w:sz="1" w:space="0" w:color="CCCCCC"/>
+            </w:tcBorders>
+            <w:shd w:val="clear" w:color="auto" w:fill="FFFFFF"/>
+            <w:tcMar>
+              <w:top w:w="80" w:type="dxa"/>
+              <w:left w:w="120" w:type="dxa"/>
+              <w:bottom w:w="80" w:type="dxa"/>
+              <w:right w:w="120" w:type="dxa"/>
+            </w:tcMar>
+          </w:tcPr>
+          <w:p>
+            <w:r>
+              <w:rPr>
+                <w:sz w:val="20"/>
+                <w:szCs w:val="20"/>
+              </w:rPr>
+              <w:t>Trop de tickets peut indiquer une insatisfaction</w:t>
+            </w:r>
+          </w:p>
+        </w:tc>
+      </w:tr>
+      <w:tr>
+        <w:tc>
+          <w:tcPr>
+            <w:tcW w:w="2200" w:type="dxa"/>
+            <w:tcBorders>
+              <w:top w:val="single" w:sz="1" w:space="0" w:color="CCCCCC"/>
+              <w:left w:val="single" w:sz="1" w:space="0" w:color="CCCCCC"/>
+              <w:bottom w:val="single" w:sz="1" w:space="0" w:color="CCCCCC"/>
+              <w:right w:val="single" w:sz="1" w:space="0" w:color="CCCCCC"/>
+            </w:tcBorders>
+            <w:shd w:val="clear" w:color="auto" w:fill="EEF2F7"/>
+            <w:tcMar>
+              <w:top w:w="80" w:type="dxa"/>
+              <w:left w:w="120" w:type="dxa"/>
+              <w:bottom w:w="80" w:type="dxa"/>
+              <w:right w:w="120" w:type="dxa"/>
+            </w:tcMar>
+          </w:tcPr>
+          <w:p>
+            <w:proofErr w:type="spellStart"/>
+            <w:proofErr w:type="gramStart"/>
+            <w:r>
+              <w:rPr>
+                <w:sz w:val="20"/>
+                <w:szCs w:val="20"/>
+              </w:rPr>
+              <w:t>critical</w:t>
+            </w:r>
+            <w:proofErr w:type="gramEnd"/>
+            <w:r>
+              <w:rPr>
+                <w:sz w:val="20"/>
+                <w:szCs w:val="20"/>
+              </w:rPr>
+              <w:t>_ticket_ratio</w:t>
+            </w:r>
+            <w:proofErr w:type="spellEnd"/>
+          </w:p>
+        </w:tc>
+        <w:tc>
+          <w:tcPr>
+            <w:tcW w:w="1600" w:type="dxa"/>
+            <w:tcBorders>
+              <w:top w:val="single" w:sz="1" w:space="0" w:color="CCCCCC"/>
+              <w:left w:val="single" w:sz="1" w:space="0" w:color="CCCCCC"/>
+              <w:bottom w:val="single" w:sz="1" w:space="0" w:color="CCCCCC"/>
+              <w:right w:val="single" w:sz="1" w:space="0" w:color="CCCCCC"/>
+            </w:tcBorders>
+            <w:shd w:val="clear" w:color="auto" w:fill="EEF2F7"/>
+            <w:tcMar>
+              <w:top w:w="80" w:type="dxa"/>
+              <w:left w:w="120" w:type="dxa"/>
+              <w:bottom w:w="80" w:type="dxa"/>
+              <w:right w:w="120" w:type="dxa"/>
+            </w:tcMar>
+          </w:tcPr>
+          <w:p>
+            <w:proofErr w:type="spellStart"/>
+            <w:proofErr w:type="gramStart"/>
+            <w:r>
+              <w:rPr>
+                <w:sz w:val="20"/>
+                <w:szCs w:val="20"/>
+              </w:rPr>
+              <w:t>support</w:t>
+            </w:r>
+            <w:proofErr w:type="gramEnd"/>
+            <w:r>
+              <w:rPr>
+                <w:sz w:val="20"/>
+                <w:szCs w:val="20"/>
+              </w:rPr>
+              <w:t>_tickets</w:t>
+            </w:r>
+            <w:proofErr w:type="spellEnd"/>
+          </w:p>
+        </w:tc>
+        <w:tc>
+          <w:tcPr>
+            <w:tcW w:w="2500" w:type="dxa"/>
+            <w:tcBorders>
+              <w:top w:val="single" w:sz="1" w:space="0" w:color="CCCCCC"/>
+              <w:left w:val="single" w:sz="1" w:space="0" w:color="CCCCCC"/>
+              <w:bottom w:val="single" w:sz="1" w:space="0" w:color="CCCCCC"/>
+              <w:right w:val="single" w:sz="1" w:space="0" w:color="CCCCCC"/>
+            </w:tcBorders>
+            <w:shd w:val="clear" w:color="auto" w:fill="EEF2F7"/>
+            <w:tcMar>
+              <w:top w:w="80" w:type="dxa"/>
+              <w:left w:w="120" w:type="dxa"/>
+              <w:bottom w:w="80" w:type="dxa"/>
+              <w:right w:w="120" w:type="dxa"/>
+            </w:tcMar>
+          </w:tcPr>
+          <w:p>
+            <w:r>
+              <w:rPr>
+                <w:sz w:val="20"/>
+                <w:szCs w:val="20"/>
+              </w:rPr>
+              <w:t>Ratio tickets critiques / total</w:t>
+            </w:r>
+          </w:p>
+        </w:tc>
+        <w:tc>
+          <w:tcPr>
+            <w:tcW w:w="2726" w:type="dxa"/>
+            <w:tcBorders>
+              <w:top w:val="single" w:sz="1" w:space="0" w:color="CCCCCC"/>
+              <w:left w:val="single" w:sz="1" w:space="0" w:color="CCCCCC"/>
+              <w:bottom w:val="single" w:sz="1" w:space="0" w:color="CCCCCC"/>
+              <w:right w:val="single" w:sz="1" w:space="0" w:color="CCCCCC"/>
+            </w:tcBorders>
+            <w:shd w:val="clear" w:color="auto" w:fill="EEF2F7"/>
+            <w:tcMar>
+              <w:top w:w="80" w:type="dxa"/>
+              <w:left w:w="120" w:type="dxa"/>
+              <w:bottom w:w="80" w:type="dxa"/>
+              <w:right w:w="120" w:type="dxa"/>
+            </w:tcMar>
+          </w:tcPr>
+          <w:p>
+            <w:r>
+              <w:rPr>
+                <w:sz w:val="20"/>
+                <w:szCs w:val="20"/>
+              </w:rPr>
+              <w:t xml:space="preserve">Les tickets critiques non </w:t>
+            </w:r>
+            <w:proofErr w:type="spellStart"/>
+            <w:r>
+              <w:rPr>
+                <w:sz w:val="20"/>
+                <w:szCs w:val="20"/>
+              </w:rPr>
+              <w:t>resolus</w:t>
+            </w:r>
+            <w:proofErr w:type="spellEnd"/>
+            <w:r>
+              <w:rPr>
+                <w:sz w:val="20"/>
+                <w:szCs w:val="20"/>
+              </w:rPr>
+              <w:t xml:space="preserve"> </w:t>
+            </w:r>
+            <w:proofErr w:type="spellStart"/>
+            <w:r>
+              <w:rPr>
+                <w:sz w:val="20"/>
+                <w:szCs w:val="20"/>
+              </w:rPr>
+              <w:t>accelerent</w:t>
+            </w:r>
+            <w:proofErr w:type="spellEnd"/>
+            <w:r>
+              <w:rPr>
+                <w:sz w:val="20"/>
+                <w:szCs w:val="20"/>
+              </w:rPr>
+              <w:t xml:space="preserve"> le </w:t>
+            </w:r>
+            <w:proofErr w:type="spellStart"/>
+            <w:r>
+              <w:rPr>
+                <w:sz w:val="20"/>
+                <w:szCs w:val="20"/>
+              </w:rPr>
+              <w:t>churn</w:t>
+            </w:r>
+            <w:proofErr w:type="spellEnd"/>
+          </w:p>
+        </w:tc>
+      </w:tr>
+      <w:tr>
+        <w:tc>
+          <w:tcPr>
+            <w:tcW w:w="2200" w:type="dxa"/>
+            <w:tcBorders>
+              <w:top w:val="single" w:sz="1" w:space="0" w:color="CCCCCC"/>
+              <w:left w:val="single" w:sz="1" w:space="0" w:color="CCCCCC"/>
+              <w:bottom w:val="single" w:sz="1" w:space="0" w:color="CCCCCC"/>
+              <w:right w:val="single" w:sz="1" w:space="0" w:color="CCCCCC"/>
+            </w:tcBorders>
+            <w:shd w:val="clear" w:color="auto" w:fill="FFFFFF"/>
+            <w:tcMar>
+              <w:top w:w="80" w:type="dxa"/>
+              <w:left w:w="120" w:type="dxa"/>
+              <w:bottom w:w="80" w:type="dxa"/>
+              <w:right w:w="120" w:type="dxa"/>
+            </w:tcMar>
+          </w:tcPr>
+          <w:p>
+            <w:proofErr w:type="spellStart"/>
+            <w:proofErr w:type="gramStart"/>
+            <w:r>
+              <w:rPr>
+                <w:sz w:val="20"/>
+                <w:szCs w:val="20"/>
+              </w:rPr>
+              <w:t>tenure</w:t>
+            </w:r>
+            <w:proofErr w:type="gramEnd"/>
+            <w:r>
+              <w:rPr>
+                <w:sz w:val="20"/>
+                <w:szCs w:val="20"/>
+              </w:rPr>
+              <w:t>_months</w:t>
+            </w:r>
+            <w:proofErr w:type="spellEnd"/>
+          </w:p>
+        </w:tc>
+        <w:tc>
+          <w:tcPr>
+            <w:tcW w:w="1600" w:type="dxa"/>
+            <w:tcBorders>
+              <w:top w:val="single" w:sz="1" w:space="0" w:color="CCCCCC"/>
+              <w:left w:val="single" w:sz="1" w:space="0" w:color="CCCCCC"/>
+              <w:bottom w:val="single" w:sz="1" w:space="0" w:color="CCCCCC"/>
+              <w:right w:val="single" w:sz="1" w:space="0" w:color="CCCCCC"/>
+            </w:tcBorders>
+            <w:shd w:val="clear" w:color="auto" w:fill="FFFFFF"/>
+            <w:tcMar>
+              <w:top w:w="80" w:type="dxa"/>
+              <w:left w:w="120" w:type="dxa"/>
+              <w:bottom w:w="80" w:type="dxa"/>
+              <w:right w:w="120" w:type="dxa"/>
+            </w:tcMar>
+          </w:tcPr>
+          <w:p>
+            <w:proofErr w:type="spellStart"/>
+            <w:proofErr w:type="gramStart"/>
+            <w:r>
+              <w:rPr>
+                <w:sz w:val="20"/>
+                <w:szCs w:val="20"/>
+              </w:rPr>
+              <w:t>subscriptions</w:t>
+            </w:r>
+            <w:proofErr w:type="spellEnd"/>
+            <w:proofErr w:type="gramEnd"/>
+          </w:p>
+        </w:tc>
+        <w:tc>
+          <w:tcPr>
+            <w:tcW w:w="2500" w:type="dxa"/>
+            <w:tcBorders>
+              <w:top w:val="single" w:sz="1" w:space="0" w:color="CCCCCC"/>
+              <w:left w:val="single" w:sz="1" w:space="0" w:color="CCCCCC"/>
+              <w:bottom w:val="single" w:sz="1" w:space="0" w:color="CCCCCC"/>
+              <w:right w:val="single" w:sz="1" w:space="0" w:color="CCCCCC"/>
+            </w:tcBorders>
+            <w:shd w:val="clear" w:color="auto" w:fill="FFFFFF"/>
+            <w:tcMar>
+              <w:top w:w="80" w:type="dxa"/>
+              <w:left w:w="120" w:type="dxa"/>
+              <w:bottom w:w="80" w:type="dxa"/>
+              <w:right w:w="120" w:type="dxa"/>
+            </w:tcMar>
+          </w:tcPr>
+          <w:p>
+            <w:proofErr w:type="spellStart"/>
+            <w:r>
+              <w:rPr>
+                <w:sz w:val="20"/>
+                <w:szCs w:val="20"/>
+              </w:rPr>
+              <w:t>Anciennete</w:t>
+            </w:r>
+            <w:proofErr w:type="spellEnd"/>
+            <w:r>
+              <w:rPr>
+                <w:sz w:val="20"/>
+                <w:szCs w:val="20"/>
+              </w:rPr>
+              <w:t xml:space="preserve"> en mois</w:t>
+            </w:r>
+          </w:p>
+        </w:tc>
+        <w:tc>
+          <w:tcPr>
+            <w:tcW w:w="2726" w:type="dxa"/>
+            <w:tcBorders>
+              <w:top w:val="single" w:sz="1" w:space="0" w:color="CCCCCC"/>
+              <w:left w:val="single" w:sz="1" w:space="0" w:color="CCCCCC"/>
+              <w:bottom w:val="single" w:sz="1" w:space="0" w:color="CCCCCC"/>
+              <w:right w:val="single" w:sz="1" w:space="0" w:color="CCCCCC"/>
+            </w:tcBorders>
+            <w:shd w:val="clear" w:color="auto" w:fill="FFFFFF"/>
+            <w:tcMar>
+              <w:top w:w="80" w:type="dxa"/>
+              <w:left w:w="120" w:type="dxa"/>
+              <w:bottom w:w="80" w:type="dxa"/>
+              <w:right w:w="120" w:type="dxa"/>
+            </w:tcMar>
+          </w:tcPr>
+          <w:p>
+            <w:r>
+              <w:rPr>
+                <w:sz w:val="20"/>
+                <w:szCs w:val="20"/>
+              </w:rPr>
+              <w:t xml:space="preserve">Les clients </w:t>
+            </w:r>
+            <w:proofErr w:type="spellStart"/>
+            <w:r>
+              <w:rPr>
+                <w:sz w:val="20"/>
+                <w:szCs w:val="20"/>
+              </w:rPr>
+              <w:t>recents</w:t>
+            </w:r>
+            <w:proofErr w:type="spellEnd"/>
+            <w:r>
+              <w:rPr>
+                <w:sz w:val="20"/>
+                <w:szCs w:val="20"/>
+              </w:rPr>
+              <w:t xml:space="preserve"> </w:t>
+            </w:r>
+            <w:proofErr w:type="spellStart"/>
+            <w:r>
+              <w:rPr>
+                <w:sz w:val="20"/>
+                <w:szCs w:val="20"/>
+              </w:rPr>
+              <w:t>churnen</w:t>
+            </w:r>
+            <w:proofErr w:type="spellEnd"/>
+            <w:r>
+              <w:rPr>
+                <w:sz w:val="20"/>
+                <w:szCs w:val="20"/>
+              </w:rPr>
+              <w:t xml:space="preserve"> plus que les anciens</w:t>
+            </w:r>
+          </w:p>
+        </w:tc>
+      </w:tr>
+      <w:tr>
+        <w:tc>
+          <w:tcPr>
+            <w:tcW w:w="2200" w:type="dxa"/>
+            <w:tcBorders>
+              <w:top w:val="single" w:sz="1" w:space="0" w:color="CCCCCC"/>
+              <w:left w:val="single" w:sz="1" w:space="0" w:color="CCCCCC"/>
+              <w:bottom w:val="single" w:sz="1" w:space="0" w:color="CCCCCC"/>
+              <w:right w:val="single" w:sz="1" w:space="0" w:color="CCCCCC"/>
+            </w:tcBorders>
+            <w:shd w:val="clear" w:color="auto" w:fill="EEF2F7"/>
+            <w:tcMar>
+              <w:top w:w="80" w:type="dxa"/>
+              <w:left w:w="120" w:type="dxa"/>
+              <w:bottom w:w="80" w:type="dxa"/>
+              <w:right w:w="120" w:type="dxa"/>
+            </w:tcMar>
+          </w:tcPr>
+          <w:p>
+            <w:proofErr w:type="spellStart"/>
+            <w:proofErr w:type="gramStart"/>
+            <w:r>
+              <w:rPr>
+                <w:sz w:val="20"/>
+                <w:szCs w:val="20"/>
+              </w:rPr>
+              <w:lastRenderedPageBreak/>
+              <w:t>plan</w:t>
+            </w:r>
+            <w:proofErr w:type="gramEnd"/>
+            <w:r>
+              <w:rPr>
+                <w:sz w:val="20"/>
+                <w:szCs w:val="20"/>
+              </w:rPr>
+              <w:t>_changes_count</w:t>
+            </w:r>
+            <w:proofErr w:type="spellEnd"/>
+          </w:p>
+        </w:tc>
+        <w:tc>
+          <w:tcPr>
+            <w:tcW w:w="1600" w:type="dxa"/>
+            <w:tcBorders>
+              <w:top w:val="single" w:sz="1" w:space="0" w:color="CCCCCC"/>
+              <w:left w:val="single" w:sz="1" w:space="0" w:color="CCCCCC"/>
+              <w:bottom w:val="single" w:sz="1" w:space="0" w:color="CCCCCC"/>
+              <w:right w:val="single" w:sz="1" w:space="0" w:color="CCCCCC"/>
+            </w:tcBorders>
+            <w:shd w:val="clear" w:color="auto" w:fill="EEF2F7"/>
+            <w:tcMar>
+              <w:top w:w="80" w:type="dxa"/>
+              <w:left w:w="120" w:type="dxa"/>
+              <w:bottom w:w="80" w:type="dxa"/>
+              <w:right w:w="120" w:type="dxa"/>
+            </w:tcMar>
+          </w:tcPr>
+          <w:p>
+            <w:proofErr w:type="spellStart"/>
+            <w:proofErr w:type="gramStart"/>
+            <w:r>
+              <w:rPr>
+                <w:sz w:val="20"/>
+                <w:szCs w:val="20"/>
+              </w:rPr>
+              <w:t>subscriptions</w:t>
+            </w:r>
+            <w:proofErr w:type="spellEnd"/>
+            <w:proofErr w:type="gramEnd"/>
+          </w:p>
+        </w:tc>
+        <w:tc>
+          <w:tcPr>
+            <w:tcW w:w="2500" w:type="dxa"/>
+            <w:tcBorders>
+              <w:top w:val="single" w:sz="1" w:space="0" w:color="CCCCCC"/>
+              <w:left w:val="single" w:sz="1" w:space="0" w:color="CCCCCC"/>
+              <w:bottom w:val="single" w:sz="1" w:space="0" w:color="CCCCCC"/>
+              <w:right w:val="single" w:sz="1" w:space="0" w:color="CCCCCC"/>
+            </w:tcBorders>
+            <w:shd w:val="clear" w:color="auto" w:fill="EEF2F7"/>
+            <w:tcMar>
+              <w:top w:w="80" w:type="dxa"/>
+              <w:left w:w="120" w:type="dxa"/>
+              <w:bottom w:w="80" w:type="dxa"/>
+              <w:right w:w="120" w:type="dxa"/>
+            </w:tcMar>
+          </w:tcPr>
+          <w:p>
+            <w:r>
+              <w:rPr>
+                <w:sz w:val="20"/>
+                <w:szCs w:val="20"/>
+              </w:rPr>
+              <w:t>Nombre de changements de plan</w:t>
+            </w:r>
+          </w:p>
+        </w:tc>
+        <w:tc>
+          <w:tcPr>
+            <w:tcW w:w="2726" w:type="dxa"/>
+            <w:tcBorders>
+              <w:top w:val="single" w:sz="1" w:space="0" w:color="CCCCCC"/>
+              <w:left w:val="single" w:sz="1" w:space="0" w:color="CCCCCC"/>
+              <w:bottom w:val="single" w:sz="1" w:space="0" w:color="CCCCCC"/>
+              <w:right w:val="single" w:sz="1" w:space="0" w:color="CCCCCC"/>
+            </w:tcBorders>
+            <w:shd w:val="clear" w:color="auto" w:fill="EEF2F7"/>
+            <w:tcMar>
+              <w:top w:w="80" w:type="dxa"/>
+              <w:left w:w="120" w:type="dxa"/>
+              <w:bottom w:w="80" w:type="dxa"/>
+              <w:right w:w="120" w:type="dxa"/>
+            </w:tcMar>
+          </w:tcPr>
+          <w:p>
+            <w:r>
+              <w:rPr>
+                <w:sz w:val="20"/>
+                <w:szCs w:val="20"/>
+              </w:rPr>
+              <w:t xml:space="preserve">Les downgrades sont un signal fort de </w:t>
+            </w:r>
+            <w:proofErr w:type="spellStart"/>
+            <w:r>
+              <w:rPr>
+                <w:sz w:val="20"/>
+                <w:szCs w:val="20"/>
+              </w:rPr>
+              <w:t>desengagement</w:t>
+            </w:r>
+            <w:proofErr w:type="spellEnd"/>
+          </w:p>
+        </w:tc>
+      </w:tr>
+      <w:tr>
+        <w:tc>
+          <w:tcPr>
+            <w:tcW w:w="2200" w:type="dxa"/>
+            <w:tcBorders>
+              <w:top w:val="single" w:sz="1" w:space="0" w:color="CCCCCC"/>
+              <w:left w:val="single" w:sz="1" w:space="0" w:color="CCCCCC"/>
+              <w:bottom w:val="single" w:sz="1" w:space="0" w:color="CCCCCC"/>
+              <w:right w:val="single" w:sz="1" w:space="0" w:color="CCCCCC"/>
+            </w:tcBorders>
+            <w:shd w:val="clear" w:color="auto" w:fill="FFFFFF"/>
+            <w:tcMar>
+              <w:top w:w="80" w:type="dxa"/>
+              <w:left w:w="120" w:type="dxa"/>
+              <w:bottom w:w="80" w:type="dxa"/>
+              <w:right w:w="120" w:type="dxa"/>
+            </w:tcMar>
+          </w:tcPr>
+          <w:p>
+            <w:proofErr w:type="spellStart"/>
+            <w:proofErr w:type="gramStart"/>
+            <w:r>
+              <w:rPr>
+                <w:sz w:val="20"/>
+                <w:szCs w:val="20"/>
+              </w:rPr>
+              <w:t>mrr</w:t>
+            </w:r>
+            <w:proofErr w:type="gramEnd"/>
+            <w:r>
+              <w:rPr>
+                <w:sz w:val="20"/>
+                <w:szCs w:val="20"/>
+              </w:rPr>
+              <w:t>_vs_plan_avg</w:t>
+            </w:r>
+            <w:proofErr w:type="spellEnd"/>
+          </w:p>
+        </w:tc>
+        <w:tc>
+          <w:tcPr>
+            <w:tcW w:w="1600" w:type="dxa"/>
+            <w:tcBorders>
+              <w:top w:val="single" w:sz="1" w:space="0" w:color="CCCCCC"/>
+              <w:left w:val="single" w:sz="1" w:space="0" w:color="CCCCCC"/>
+              <w:bottom w:val="single" w:sz="1" w:space="0" w:color="CCCCCC"/>
+              <w:right w:val="single" w:sz="1" w:space="0" w:color="CCCCCC"/>
+            </w:tcBorders>
+            <w:shd w:val="clear" w:color="auto" w:fill="FFFFFF"/>
+            <w:tcMar>
+              <w:top w:w="80" w:type="dxa"/>
+              <w:left w:w="120" w:type="dxa"/>
+              <w:bottom w:w="80" w:type="dxa"/>
+              <w:right w:w="120" w:type="dxa"/>
+            </w:tcMar>
+          </w:tcPr>
+          <w:p>
+            <w:proofErr w:type="spellStart"/>
+            <w:proofErr w:type="gramStart"/>
+            <w:r>
+              <w:rPr>
+                <w:sz w:val="20"/>
+                <w:szCs w:val="20"/>
+              </w:rPr>
+              <w:t>accounts</w:t>
+            </w:r>
+            <w:proofErr w:type="spellEnd"/>
+            <w:proofErr w:type="gramEnd"/>
+            <w:r>
+              <w:rPr>
+                <w:sz w:val="20"/>
+                <w:szCs w:val="20"/>
+              </w:rPr>
+              <w:t xml:space="preserve"> + </w:t>
+            </w:r>
+            <w:proofErr w:type="spellStart"/>
+            <w:r>
+              <w:rPr>
+                <w:sz w:val="20"/>
+                <w:szCs w:val="20"/>
+              </w:rPr>
+              <w:t>subscriptions</w:t>
+            </w:r>
+            <w:proofErr w:type="spellEnd"/>
+          </w:p>
+        </w:tc>
+        <w:tc>
+          <w:tcPr>
+            <w:tcW w:w="2500" w:type="dxa"/>
+            <w:tcBorders>
+              <w:top w:val="single" w:sz="1" w:space="0" w:color="CCCCCC"/>
+              <w:left w:val="single" w:sz="1" w:space="0" w:color="CCCCCC"/>
+              <w:bottom w:val="single" w:sz="1" w:space="0" w:color="CCCCCC"/>
+              <w:right w:val="single" w:sz="1" w:space="0" w:color="CCCCCC"/>
+            </w:tcBorders>
+            <w:shd w:val="clear" w:color="auto" w:fill="FFFFFF"/>
+            <w:tcMar>
+              <w:top w:w="80" w:type="dxa"/>
+              <w:left w:w="120" w:type="dxa"/>
+              <w:bottom w:w="80" w:type="dxa"/>
+              <w:right w:w="120" w:type="dxa"/>
+            </w:tcMar>
+          </w:tcPr>
+          <w:p>
+            <w:r>
+              <w:rPr>
+                <w:sz w:val="20"/>
+                <w:szCs w:val="20"/>
+              </w:rPr>
+              <w:t>Ecart MRR vs moyenne du plan</w:t>
+            </w:r>
+          </w:p>
+        </w:tc>
+        <w:tc>
+          <w:tcPr>
+            <w:tcW w:w="2726" w:type="dxa"/>
+            <w:tcBorders>
+              <w:top w:val="single" w:sz="1" w:space="0" w:color="CCCCCC"/>
+              <w:left w:val="single" w:sz="1" w:space="0" w:color="CCCCCC"/>
+              <w:bottom w:val="single" w:sz="1" w:space="0" w:color="CCCCCC"/>
+              <w:right w:val="single" w:sz="1" w:space="0" w:color="CCCCCC"/>
+            </w:tcBorders>
+            <w:shd w:val="clear" w:color="auto" w:fill="FFFFFF"/>
+            <w:tcMar>
+              <w:top w:w="80" w:type="dxa"/>
+              <w:left w:w="120" w:type="dxa"/>
+              <w:bottom w:w="80" w:type="dxa"/>
+              <w:right w:w="120" w:type="dxa"/>
+            </w:tcMar>
+          </w:tcPr>
+          <w:p>
+            <w:r>
+              <w:rPr>
+                <w:sz w:val="20"/>
+                <w:szCs w:val="20"/>
+              </w:rPr>
+              <w:t>Un MRR en dessous de la moyenne peut indiquer un compte sous-utilise</w:t>
+            </w:r>
+          </w:p>
+        </w:tc>
+      </w:tr>
+    </w:tbl>
+    <w:p>
+      <w:pPr>
+        <w:spacing w:after="120"/>
+      </w:pPr>
+    </w:p>
+    <w:p>
+      <w:pPr>
+        <w:pStyle w:val="Titre2"/>
+      </w:pPr>
+      <w:r>
+        <w:t>2.5 Agent de traitement : retour d'</w:t>
+      </w:r>
+      <w:proofErr w:type="spellStart"/>
+      <w:r>
+        <w:t>experience</w:t>
+      </w:r>
+      <w:proofErr w:type="spellEnd"/>
+    </w:p>
+    <w:p>
+      <w:pPr>
+        <w:spacing w:after="120"/>
+      </w:pPr>
+      <w:r>
+        <w:t>Pour le Sprint 2, l'</w:t>
+      </w:r>
+      <w:proofErr w:type="spellStart"/>
+      <w:r>
+        <w:t>equipe</w:t>
+      </w:r>
+      <w:proofErr w:type="spellEnd"/>
+      <w:r>
+        <w:t xml:space="preserve"> a fait le choix de </w:t>
+      </w:r>
+      <w:proofErr w:type="spellStart"/>
+      <w:r>
+        <w:t>creer</w:t>
+      </w:r>
+      <w:proofErr w:type="spellEnd"/>
+      <w:r>
+        <w:t xml:space="preserve"> un nouvel agent </w:t>
+      </w:r>
+      <w:proofErr w:type="spellStart"/>
+      <w:r>
+        <w:t>dedie</w:t>
+      </w:r>
+      <w:proofErr w:type="spellEnd"/>
+      <w:r>
+        <w:t xml:space="preserve"> </w:t>
+      </w:r>
+      <w:proofErr w:type="gramStart"/>
+      <w:r>
+        <w:t>(.</w:t>
+      </w:r>
+      <w:proofErr w:type="spellStart"/>
+      <w:r>
+        <w:t>gemini</w:t>
+      </w:r>
+      <w:proofErr w:type="spellEnd"/>
+      <w:r>
+        <w:t>/agents/data-engineer.md</w:t>
+      </w:r>
+      <w:proofErr w:type="gramEnd"/>
+      <w:r>
+        <w:t xml:space="preserve">) </w:t>
+      </w:r>
+      <w:proofErr w:type="spellStart"/>
+      <w:r>
+        <w:t>plutot</w:t>
+      </w:r>
+      <w:proofErr w:type="spellEnd"/>
+      <w:r>
+        <w:t xml:space="preserve"> que d'enrichir l'agent d'exploration existant.</w:t>
+      </w:r>
+    </w:p>
+    <w:p>
+      <w:pPr>
+        <w:spacing w:after="120"/>
+      </w:pPr>
+      <w:r>
+        <w:rPr>
+          <w:b/>
+          <w:bCs/>
+        </w:rPr>
+        <w:t>Justification de ce choix :</w:t>
+      </w:r>
+    </w:p>
+    <w:p>
+      <w:pPr>
+        <w:pStyle w:val="Paragraphedeliste"/>
+        <w:numPr>
+          <w:ilvl w:val="0"/>
+          <w:numId w:val="3"/>
+        </w:numPr>
+        <w:spacing w:after="80"/>
+      </w:pPr>
+      <w:r>
+        <w:t xml:space="preserve">Approche plus modulaire : chaque agent a une </w:t>
+      </w:r>
+      <w:proofErr w:type="spellStart"/>
+      <w:r>
+        <w:t>responsabilite</w:t>
+      </w:r>
+      <w:proofErr w:type="spellEnd"/>
+      <w:r>
+        <w:t xml:space="preserve"> claire et </w:t>
+      </w:r>
+      <w:proofErr w:type="spellStart"/>
+      <w:r>
+        <w:t>limitee</w:t>
+      </w:r>
+      <w:proofErr w:type="spellEnd"/>
+    </w:p>
+    <w:p>
+      <w:pPr>
+        <w:pStyle w:val="Paragraphedeliste"/>
+        <w:numPr>
+          <w:ilvl w:val="0"/>
+          <w:numId w:val="3"/>
+        </w:numPr>
+        <w:spacing w:after="80"/>
+      </w:pPr>
+      <w:r>
+        <w:t xml:space="preserve">Meilleure </w:t>
+      </w:r>
+      <w:proofErr w:type="spellStart"/>
+      <w:r>
+        <w:t>lisibilite</w:t>
+      </w:r>
+      <w:proofErr w:type="spellEnd"/>
+      <w:r>
+        <w:t xml:space="preserve"> : les instructions de nettoyage sont </w:t>
+      </w:r>
+      <w:proofErr w:type="spellStart"/>
+      <w:r>
+        <w:t>separees</w:t>
+      </w:r>
+      <w:proofErr w:type="spellEnd"/>
+      <w:r>
+        <w:t xml:space="preserve"> de celles d'exploration</w:t>
+      </w:r>
+    </w:p>
+    <w:p>
+      <w:pPr>
+        <w:pStyle w:val="Paragraphedeliste"/>
+        <w:numPr>
+          <w:ilvl w:val="0"/>
+          <w:numId w:val="3"/>
+        </w:numPr>
+        <w:spacing w:after="80"/>
+      </w:pPr>
+      <w:proofErr w:type="spellStart"/>
+      <w:r>
+        <w:t>Reutilisabilite</w:t>
+      </w:r>
+      <w:proofErr w:type="spellEnd"/>
+      <w:r>
+        <w:t xml:space="preserve"> : data-explorer.md reste utilisable pour de futures explorations sans </w:t>
+      </w:r>
+      <w:proofErr w:type="spellStart"/>
+      <w:r>
+        <w:t>etre</w:t>
+      </w:r>
+      <w:proofErr w:type="spellEnd"/>
+      <w:r>
+        <w:t xml:space="preserve"> alourdi</w:t>
+      </w:r>
+    </w:p>
+    <w:p>
+      <w:pPr>
+        <w:spacing w:after="120"/>
+      </w:pPr>
+    </w:p>
+    <w:p>
+      <w:pPr>
+        <w:spacing w:after="120"/>
+      </w:pPr>
+      <w:r>
+        <w:rPr>
+          <w:b/>
+          <w:bCs/>
+        </w:rPr>
+        <w:t>Configuration de l'agent :</w:t>
+      </w:r>
+    </w:p>
+    <w:p>
+      <w:pPr>
+        <w:spacing w:after="120"/>
+      </w:pPr>
+      <w:r>
+        <w:t xml:space="preserve">L'agent data-engineer.md est structure en 3 </w:t>
+      </w:r>
+      <w:proofErr w:type="spellStart"/>
+      <w:r>
+        <w:t>etapes</w:t>
+      </w:r>
+      <w:proofErr w:type="spellEnd"/>
+      <w:r>
+        <w:t xml:space="preserve"> </w:t>
+      </w:r>
+      <w:proofErr w:type="spellStart"/>
+      <w:r>
+        <w:t>sequentielles</w:t>
+      </w:r>
+      <w:proofErr w:type="spellEnd"/>
+      <w:r>
+        <w:t xml:space="preserve"> : nettoyage, construction de la table analytique, </w:t>
+      </w:r>
+      <w:proofErr w:type="spellStart"/>
+      <w:r>
+        <w:t>feature</w:t>
+      </w:r>
+      <w:proofErr w:type="spellEnd"/>
+      <w:r>
+        <w:t xml:space="preserve"> engineering. Chaque </w:t>
+      </w:r>
+      <w:proofErr w:type="spellStart"/>
+      <w:r>
+        <w:t>etape</w:t>
+      </w:r>
+      <w:proofErr w:type="spellEnd"/>
+      <w:r>
+        <w:t xml:space="preserve"> produit des fichiers dans les dossiers </w:t>
+      </w:r>
+      <w:proofErr w:type="spellStart"/>
+      <w:r>
+        <w:t>definis</w:t>
+      </w:r>
+      <w:proofErr w:type="spellEnd"/>
+      <w:r>
+        <w:t xml:space="preserve"> par les conventions du projet.</w:t>
+      </w:r>
+    </w:p>
+    <w:p>
+      <w:pPr>
+        <w:spacing w:after="120"/>
+      </w:pPr>
+    </w:p>
+    <w:p>
+      <w:pPr>
+        <w:spacing w:after="120"/>
+      </w:pPr>
+      <w:proofErr w:type="spellStart"/>
+      <w:r>
+        <w:rPr>
+          <w:i/>
+          <w:iCs/>
+          <w:color w:val="888888"/>
+        </w:rPr>
+        <w:t>Iterations</w:t>
+      </w:r>
+      <w:proofErr w:type="spellEnd"/>
+      <w:r>
+        <w:rPr>
+          <w:i/>
+          <w:iCs/>
+          <w:color w:val="888888"/>
+        </w:rPr>
+        <w:t xml:space="preserve"> et ajustements : A </w:t>
+      </w:r>
+      <w:proofErr w:type="spellStart"/>
+      <w:r>
+        <w:rPr>
+          <w:i/>
+          <w:iCs/>
+          <w:color w:val="888888"/>
+        </w:rPr>
+        <w:t>completer</w:t>
+      </w:r>
+      <w:proofErr w:type="spellEnd"/>
+      <w:r>
+        <w:rPr>
+          <w:i/>
+          <w:iCs/>
+          <w:color w:val="888888"/>
+        </w:rPr>
+        <w:t xml:space="preserve"> </w:t>
+      </w:r>
+      <w:proofErr w:type="spellStart"/>
+      <w:r>
+        <w:rPr>
+          <w:i/>
+          <w:iCs/>
+          <w:color w:val="888888"/>
+        </w:rPr>
+        <w:t>apres</w:t>
+      </w:r>
+      <w:proofErr w:type="spellEnd"/>
+      <w:r>
+        <w:rPr>
+          <w:i/>
+          <w:iCs/>
+          <w:color w:val="888888"/>
+        </w:rPr>
+        <w:t xml:space="preserve"> </w:t>
+      </w:r>
+      <w:proofErr w:type="spellStart"/>
+      <w:r>
+        <w:rPr>
+          <w:i/>
+          <w:iCs/>
+          <w:color w:val="888888"/>
+        </w:rPr>
+        <w:t>execution</w:t>
+      </w:r>
+      <w:proofErr w:type="spellEnd"/>
+      <w:r>
+        <w:rPr>
+          <w:i/>
+          <w:iCs/>
+          <w:color w:val="888888"/>
+        </w:rPr>
+        <w:t xml:space="preserve"> de l'agent.</w:t>
+      </w:r>
+    </w:p>
+    <w:p>
+      <w:pPr>
+        <w:spacing w:after="120"/>
+      </w:pPr>
+    </w:p>
+    <w:p>
+      <w:pPr>
+        <w:spacing w:after="120"/>
+      </w:pPr>
+    </w:p>
+    <w:p>
+      <w:pPr>
+        <w:spacing w:after="120"/>
+      </w:pPr>
+    </w:p>
+    <w:p>
+      <w:pPr>
+        <w:spacing w:after="120"/>
+      </w:pPr>
+    </w:p>
+    <w:p>
+      <w:pPr>
+        <w:spacing w:after="120"/>
+      </w:pPr>
+    </w:p>
+    <w:p>
+      <w:pPr>
+        <w:spacing w:after="120"/>
+      </w:pPr>
+    </w:p>
+    <w:p>
+      <w:pPr>
+        <w:spacing w:after="120"/>
+      </w:pPr>
+    </w:p>
+    <w:p>
+      <w:pPr>
+        <w:spacing w:after="120"/>
+      </w:pPr>
+    </w:p>
+    <w:p>
+      <w:pPr>
+        <w:spacing w:after="120"/>
+      </w:pPr>
+    </w:p>
+    <w:p>
+      <w:pPr>
+        <w:spacing w:after="120"/>
+      </w:pPr>
+    </w:p>
+    <w:p>
+      <w:pPr>
+        <w:spacing w:after="120"/>
+      </w:pPr>
+    </w:p>
+    <w:p>
+      <w:pPr>
+        <w:spacing w:after="120"/>
+      </w:pPr>
+    </w:p>
+    <w:p>
+      <w:pPr>
+        <w:spacing w:after="120"/>
+      </w:pPr>
+    </w:p>
+    <w:p>
+      <w:pPr>
+        <w:spacing w:after="120"/>
+      </w:pPr>
+    </w:p>
+    <w:p>
+      <w:pPr>
+        <w:spacing w:after="120"/>
+      </w:pPr>
+    </w:p>
+    <w:p>
+      <w:pPr>
+        <w:spacing w:after="120"/>
+      </w:pPr>
+    </w:p>
+    <w:p>
+      <w:pPr>
+        <w:spacing w:after="120"/>
+      </w:pPr>
+    </w:p>
+    <w:p>
+      <w:pPr>
+        <w:spacing w:after="120"/>
+      </w:pPr>
+      <w:r>
+        <w:lastRenderedPageBreak/>
+        <w:t xml:space="preserve">KIT 3 </w:t>
+      </w:r>
+    </w:p>
+    <w:p>
+      <w:pPr>
+        <w:autoSpaceDE w:val="0"/>
+        <w:autoSpaceDN w:val="0"/>
+        <w:adjustRightInd w:val="0"/>
+        <w:rPr>
+          <w:rFonts w:ascii="Helvetica Neue" w:hAnsi="Helvetica Neue" w:cs="Helvetica Neue"/>
+          <w:b/>
+          <w:bCs/>
+          <w:sz w:val="40"/>
+          <w:szCs w:val="40"/>
+        </w:rPr>
+      </w:pPr>
+    </w:p>
+    <w:p>
+      <w:pPr>
+        <w:autoSpaceDE w:val="0"/>
+        <w:autoSpaceDN w:val="0"/>
+        <w:adjustRightInd w:val="0"/>
+        <w:rPr>
+          <w:rFonts w:ascii="Helvetica Neue" w:hAnsi="Helvetica Neue" w:cs="Helvetica Neue"/>
+          <w:b/>
+          <w:bCs/>
+          <w:sz w:val="26"/>
+          <w:szCs w:val="26"/>
+        </w:rPr>
+      </w:pPr>
+    </w:p>
+    <w:p>
+      <w:pPr>
+        <w:autoSpaceDE w:val="0"/>
+        <w:autoSpaceDN w:val="0"/>
+        <w:adjustRightInd w:val="0"/>
+        <w:rPr>
+          <w:rFonts w:ascii="Helvetica Neue" w:hAnsi="Helvetica Neue" w:cs="Helvetica Neue"/>
+          <w:sz w:val="26"/>
+          <w:szCs w:val="26"/>
+        </w:rPr>
+      </w:pPr>
+      <w:r>
+        <w:rPr>
+          <w:rFonts w:ascii="Helvetica Neue" w:hAnsi="Helvetica Neue" w:cs="Helvetica Neue"/>
+          <w:b/>
+          <w:bCs/>
+          <w:sz w:val="26"/>
+          <w:szCs w:val="26"/>
+        </w:rPr>
+        <w:t>Section 3 — Modélisation prédictive</w:t>
+      </w:r>
+    </w:p>
+    <w:p>
+      <w:pPr>
+        <w:autoSpaceDE w:val="0"/>
+        <w:autoSpaceDN w:val="0"/>
+        <w:adjustRightInd w:val="0"/>
+        <w:rPr>
+          <w:rFonts w:ascii="Helvetica Neue" w:hAnsi="Helvetica Neue" w:cs="Helvetica Neue"/>
+          <w:sz w:val="26"/>
+          <w:szCs w:val="26"/>
+        </w:rPr>
+      </w:pPr>
+      <w:r>
+        <w:rPr>
+          <w:rFonts w:ascii="Helvetica Neue" w:hAnsi="Helvetica Neue" w:cs="Helvetica Neue"/>
+          <w:b/>
+          <w:bCs/>
+          <w:sz w:val="26"/>
+          <w:szCs w:val="26"/>
+        </w:rPr>
+        <w:t>3.1 Choix des algorithmes</w:t>
+      </w:r>
+      <w:r>
+        <w:rPr>
+          <w:rFonts w:ascii="Helvetica Neue" w:hAnsi="Helvetica Neue" w:cs="Helvetica Neue"/>
+          <w:sz w:val="26"/>
+          <w:szCs w:val="26"/>
+        </w:rPr>
+        <w:t xml:space="preserve"> Deux algorithmes ont été testés : Régression Logistique et Random Forest. Le </w:t>
+      </w:r>
+      <w:r>
+        <w:rPr>
+          <w:rFonts w:ascii="Helvetica Neue" w:hAnsi="Helvetica Neue" w:cs="Helvetica Neue"/>
+          <w:b/>
+          <w:bCs/>
+          <w:sz w:val="26"/>
+          <w:szCs w:val="26"/>
+        </w:rPr>
+        <w:t>Random Forest</w:t>
+      </w:r>
+      <w:r>
+        <w:rPr>
+          <w:rFonts w:ascii="Helvetica Neue" w:hAnsi="Helvetica Neue" w:cs="Helvetica Neue"/>
+          <w:sz w:val="26"/>
+          <w:szCs w:val="26"/>
+        </w:rPr>
+        <w:t xml:space="preserve"> a été retenu car il obtient le meilleur </w:t>
+      </w:r>
+      <w:proofErr w:type="spellStart"/>
+      <w:r>
+        <w:rPr>
+          <w:rFonts w:ascii="Helvetica Neue" w:hAnsi="Helvetica Neue" w:cs="Helvetica Neue"/>
+          <w:sz w:val="26"/>
+          <w:szCs w:val="26"/>
+        </w:rPr>
+        <w:t>Recall</w:t>
+      </w:r>
+      <w:proofErr w:type="spellEnd"/>
+      <w:r>
+        <w:rPr>
+          <w:rFonts w:ascii="Helvetica Neue" w:hAnsi="Helvetica Neue" w:cs="Helvetica Neue"/>
+          <w:sz w:val="26"/>
+          <w:szCs w:val="26"/>
+        </w:rPr>
+        <w:t xml:space="preserve"> (0.97) sur la classe </w:t>
+      </w:r>
+      <w:proofErr w:type="spellStart"/>
+      <w:r>
+        <w:rPr>
+          <w:rFonts w:ascii="Helvetica Neue" w:hAnsi="Helvetica Neue" w:cs="Helvetica Neue"/>
+          <w:sz w:val="26"/>
+          <w:szCs w:val="26"/>
+        </w:rPr>
+        <w:t>churn</w:t>
+      </w:r>
+      <w:proofErr w:type="spellEnd"/>
+      <w:r>
+        <w:rPr>
+          <w:rFonts w:ascii="Helvetica Neue" w:hAnsi="Helvetica Neue" w:cs="Helvetica Neue"/>
+          <w:sz w:val="26"/>
+          <w:szCs w:val="26"/>
+        </w:rPr>
+        <w:t xml:space="preserve">, ce qui correspond à l'objectif prioritaire de </w:t>
+      </w:r>
+      <w:proofErr w:type="spellStart"/>
+      <w:r>
+        <w:rPr>
+          <w:rFonts w:ascii="Helvetica Neue" w:hAnsi="Helvetica Neue" w:cs="Helvetica Neue"/>
+          <w:sz w:val="26"/>
+          <w:szCs w:val="26"/>
+        </w:rPr>
+        <w:t>RavenStack</w:t>
+      </w:r>
+      <w:proofErr w:type="spellEnd"/>
+      <w:r>
+        <w:rPr>
+          <w:rFonts w:ascii="Helvetica Neue" w:hAnsi="Helvetica Neue" w:cs="Helvetica Neue"/>
+          <w:sz w:val="26"/>
+          <w:szCs w:val="26"/>
+        </w:rPr>
+        <w:t xml:space="preserve"> : détecter un maximum de clients à risque. La Régression Logistique a été écartée car ses performances de détection étaient inférieures.</w:t>
+      </w:r>
+    </w:p>
+    <w:p>
+      <w:pPr>
+        <w:autoSpaceDE w:val="0"/>
+        <w:autoSpaceDN w:val="0"/>
+        <w:adjustRightInd w:val="0"/>
+        <w:rPr>
+          <w:rFonts w:ascii="Helvetica Neue" w:hAnsi="Helvetica Neue" w:cs="Helvetica Neue"/>
+          <w:sz w:val="26"/>
+          <w:szCs w:val="26"/>
+        </w:rPr>
+      </w:pPr>
+    </w:p>
+    <w:p>
+      <w:pPr>
+        <w:autoSpaceDE w:val="0"/>
+        <w:autoSpaceDN w:val="0"/>
+        <w:adjustRightInd w:val="0"/>
+        <w:rPr>
+          <w:rFonts w:ascii="Helvetica Neue" w:hAnsi="Helvetica Neue" w:cs="Helvetica Neue"/>
+          <w:sz w:val="26"/>
+          <w:szCs w:val="26"/>
+        </w:rPr>
+      </w:pPr>
+      <w:r>
+        <w:rPr>
+          <w:rFonts w:ascii="Helvetica Neue" w:hAnsi="Helvetica Neue" w:cs="Helvetica Neue"/>
+          <w:b/>
+          <w:bCs/>
+          <w:sz w:val="26"/>
+          <w:szCs w:val="26"/>
+        </w:rPr>
+        <w:t>3.2 Préparation des données</w:t>
+      </w:r>
+    </w:p>
+    <w:p>
+      <w:pPr>
+        <w:numPr>
+          <w:ilvl w:val="0"/>
+          <w:numId w:val="4"/>
+        </w:numPr>
+        <w:autoSpaceDE w:val="0"/>
+        <w:autoSpaceDN w:val="0"/>
+        <w:adjustRightInd w:val="0"/>
+        <w:ind w:left="0" w:firstLine="0"/>
+        <w:rPr>
+          <w:rFonts w:ascii="Helvetica Neue" w:hAnsi="Helvetica Neue" w:cs="Helvetica Neue"/>
+          <w:sz w:val="26"/>
+          <w:szCs w:val="26"/>
+        </w:rPr>
+      </w:pPr>
+      <w:r>
+        <w:rPr>
+          <w:rFonts w:ascii="Helvetica Neue" w:hAnsi="Helvetica Neue" w:cs="Helvetica Neue"/>
+          <w:sz w:val="26"/>
+          <w:szCs w:val="26"/>
+        </w:rPr>
+        <w:t>Split train/test : 80% / 20% stratifié sur la variable cible</w:t>
+      </w:r>
+    </w:p>
+    <w:p>
+      <w:pPr>
+        <w:numPr>
+          <w:ilvl w:val="0"/>
+          <w:numId w:val="4"/>
+        </w:numPr>
+        <w:autoSpaceDE w:val="0"/>
+        <w:autoSpaceDN w:val="0"/>
+        <w:adjustRightInd w:val="0"/>
+        <w:ind w:left="0" w:firstLine="0"/>
+        <w:rPr>
+          <w:rFonts w:ascii="Helvetica Neue" w:hAnsi="Helvetica Neue" w:cs="Helvetica Neue"/>
+          <w:sz w:val="26"/>
+          <w:szCs w:val="26"/>
+        </w:rPr>
+      </w:pPr>
+      <w:r>
+        <w:rPr>
+          <w:rFonts w:ascii="Helvetica Neue" w:hAnsi="Helvetica Neue" w:cs="Helvetica Neue"/>
+          <w:sz w:val="26"/>
+          <w:szCs w:val="26"/>
+        </w:rPr>
+        <w:t xml:space="preserve">Ratio </w:t>
+      </w:r>
+      <w:proofErr w:type="spellStart"/>
+      <w:r>
+        <w:rPr>
+          <w:rFonts w:ascii="Helvetica Neue" w:hAnsi="Helvetica Neue" w:cs="Helvetica Neue"/>
+          <w:sz w:val="26"/>
+          <w:szCs w:val="26"/>
+        </w:rPr>
+        <w:t>churn</w:t>
+      </w:r>
+      <w:proofErr w:type="spellEnd"/>
+      <w:r>
+        <w:rPr>
+          <w:rFonts w:ascii="Helvetica Neue" w:hAnsi="Helvetica Neue" w:cs="Helvetica Neue"/>
+          <w:sz w:val="26"/>
+          <w:szCs w:val="26"/>
+        </w:rPr>
+        <w:t xml:space="preserve"> / non-</w:t>
+      </w:r>
+      <w:proofErr w:type="spellStart"/>
+      <w:r>
+        <w:rPr>
+          <w:rFonts w:ascii="Helvetica Neue" w:hAnsi="Helvetica Neue" w:cs="Helvetica Neue"/>
+          <w:sz w:val="26"/>
+          <w:szCs w:val="26"/>
+        </w:rPr>
+        <w:t>churn</w:t>
+      </w:r>
+      <w:proofErr w:type="spellEnd"/>
+      <w:r>
+        <w:rPr>
+          <w:rFonts w:ascii="Helvetica Neue" w:hAnsi="Helvetica Neue" w:cs="Helvetica Neue"/>
+          <w:sz w:val="26"/>
+          <w:szCs w:val="26"/>
+        </w:rPr>
+        <w:t xml:space="preserve"> : 70.4% </w:t>
+      </w:r>
+      <w:proofErr w:type="spellStart"/>
+      <w:r>
+        <w:rPr>
+          <w:rFonts w:ascii="Helvetica Neue" w:hAnsi="Helvetica Neue" w:cs="Helvetica Neue"/>
+          <w:sz w:val="26"/>
+          <w:szCs w:val="26"/>
+        </w:rPr>
+        <w:t>churners</w:t>
+      </w:r>
+      <w:proofErr w:type="spellEnd"/>
+      <w:r>
+        <w:rPr>
+          <w:rFonts w:ascii="Helvetica Neue" w:hAnsi="Helvetica Neue" w:cs="Helvetica Neue"/>
+          <w:sz w:val="26"/>
+          <w:szCs w:val="26"/>
+        </w:rPr>
+        <w:t xml:space="preserve"> / 29.6% non-</w:t>
+      </w:r>
+      <w:proofErr w:type="spellStart"/>
+      <w:r>
+        <w:rPr>
+          <w:rFonts w:ascii="Helvetica Neue" w:hAnsi="Helvetica Neue" w:cs="Helvetica Neue"/>
+          <w:sz w:val="26"/>
+          <w:szCs w:val="26"/>
+        </w:rPr>
+        <w:t>churners</w:t>
+      </w:r>
+      <w:proofErr w:type="spellEnd"/>
+    </w:p>
+    <w:p>
+      <w:pPr>
+        <w:numPr>
+          <w:ilvl w:val="0"/>
+          <w:numId w:val="4"/>
+        </w:numPr>
+        <w:autoSpaceDE w:val="0"/>
+        <w:autoSpaceDN w:val="0"/>
+        <w:adjustRightInd w:val="0"/>
+        <w:ind w:left="0" w:firstLine="0"/>
+        <w:rPr>
+          <w:rFonts w:ascii="Helvetica Neue" w:hAnsi="Helvetica Neue" w:cs="Helvetica Neue"/>
+          <w:sz w:val="26"/>
+          <w:szCs w:val="26"/>
+        </w:rPr>
+      </w:pPr>
+      <w:r>
+        <w:rPr>
+          <w:rFonts w:ascii="Helvetica Neue" w:hAnsi="Helvetica Neue" w:cs="Helvetica Neue"/>
+          <w:sz w:val="26"/>
+          <w:szCs w:val="26"/>
+        </w:rPr>
+        <w:t>Normalisation des variables numériques (</w:t>
+      </w:r>
+      <w:proofErr w:type="spellStart"/>
+      <w:r>
+        <w:rPr>
+          <w:rFonts w:ascii="Helvetica Neue" w:hAnsi="Helvetica Neue" w:cs="Helvetica Neue"/>
+          <w:sz w:val="26"/>
+          <w:szCs w:val="26"/>
+        </w:rPr>
+        <w:t>StandardScaler</w:t>
+      </w:r>
+      <w:proofErr w:type="spellEnd"/>
+      <w:r>
+        <w:rPr>
+          <w:rFonts w:ascii="Helvetica Neue" w:hAnsi="Helvetica Neue" w:cs="Helvetica Neue"/>
+          <w:sz w:val="26"/>
+          <w:szCs w:val="26"/>
+        </w:rPr>
+        <w:t xml:space="preserve">) et encodage </w:t>
+      </w:r>
+      <w:proofErr w:type="spellStart"/>
+      <w:r>
+        <w:rPr>
+          <w:rFonts w:ascii="Helvetica Neue" w:hAnsi="Helvetica Neue" w:cs="Helvetica Neue"/>
+          <w:sz w:val="26"/>
+          <w:szCs w:val="26"/>
+        </w:rPr>
+        <w:t>One-Hot</w:t>
+      </w:r>
+      <w:proofErr w:type="spellEnd"/>
+      <w:r>
+        <w:rPr>
+          <w:rFonts w:ascii="Helvetica Neue" w:hAnsi="Helvetica Neue" w:cs="Helvetica Neue"/>
+          <w:sz w:val="26"/>
+          <w:szCs w:val="26"/>
+        </w:rPr>
+        <w:t xml:space="preserve"> des variables catégorielles</w:t>
+      </w:r>
+    </w:p>
+    <w:p>
+      <w:pPr>
+        <w:autoSpaceDE w:val="0"/>
+        <w:autoSpaceDN w:val="0"/>
+        <w:adjustRightInd w:val="0"/>
+        <w:rPr>
+          <w:rFonts w:ascii="Helvetica Neue" w:hAnsi="Helvetica Neue" w:cs="Helvetica Neue"/>
+          <w:sz w:val="26"/>
+          <w:szCs w:val="26"/>
+        </w:rPr>
+      </w:pPr>
+    </w:p>
+    <w:p>
+      <w:pPr>
+        <w:autoSpaceDE w:val="0"/>
+        <w:autoSpaceDN w:val="0"/>
+        <w:adjustRightInd w:val="0"/>
+        <w:rPr>
+          <w:rFonts w:ascii="Helvetica Neue" w:hAnsi="Helvetica Neue" w:cs="Helvetica Neue"/>
+          <w:sz w:val="26"/>
+          <w:szCs w:val="26"/>
+        </w:rPr>
+      </w:pPr>
+      <w:r>
+        <w:rPr>
+          <w:rFonts w:ascii="Helvetica Neue" w:hAnsi="Helvetica Neue" w:cs="Helvetica Neue"/>
+          <w:b/>
+          <w:bCs/>
+          <w:sz w:val="26"/>
+          <w:szCs w:val="26"/>
+        </w:rPr>
+        <w:t>3.3 Évaluation du modèle</w:t>
+      </w:r>
+      <w:r>
+        <w:rPr>
+          <w:rFonts w:ascii="Helvetica Neue" w:hAnsi="Helvetica Neue" w:cs="Helvetica Neue"/>
+          <w:sz w:val="26"/>
+          <w:szCs w:val="26"/>
+        </w:rPr>
+        <w:t xml:space="preserve"> Métrique prioritaire : </w:t>
+      </w:r>
+      <w:proofErr w:type="spellStart"/>
+      <w:r>
+        <w:rPr>
+          <w:rFonts w:ascii="Helvetica Neue" w:hAnsi="Helvetica Neue" w:cs="Helvetica Neue"/>
+          <w:b/>
+          <w:bCs/>
+          <w:sz w:val="26"/>
+          <w:szCs w:val="26"/>
+        </w:rPr>
+        <w:t>Recall</w:t>
+      </w:r>
+      <w:proofErr w:type="spellEnd"/>
+      <w:r>
+        <w:rPr>
+          <w:rFonts w:ascii="Helvetica Neue" w:hAnsi="Helvetica Neue" w:cs="Helvetica Neue"/>
+          <w:sz w:val="26"/>
+          <w:szCs w:val="26"/>
+        </w:rPr>
+        <w:t xml:space="preserve"> — pour </w:t>
+      </w:r>
+      <w:proofErr w:type="spellStart"/>
+      <w:r>
+        <w:rPr>
+          <w:rFonts w:ascii="Helvetica Neue" w:hAnsi="Helvetica Neue" w:cs="Helvetica Neue"/>
+          <w:sz w:val="26"/>
+          <w:szCs w:val="26"/>
+        </w:rPr>
+        <w:t>RavenStack</w:t>
+      </w:r>
+      <w:proofErr w:type="spellEnd"/>
+      <w:r>
+        <w:rPr>
+          <w:rFonts w:ascii="Helvetica Neue" w:hAnsi="Helvetica Neue" w:cs="Helvetica Neue"/>
+          <w:sz w:val="26"/>
+          <w:szCs w:val="26"/>
+        </w:rPr>
+        <w:t xml:space="preserve">, rater un </w:t>
+      </w:r>
+      <w:proofErr w:type="spellStart"/>
+      <w:r>
+        <w:rPr>
+          <w:rFonts w:ascii="Helvetica Neue" w:hAnsi="Helvetica Neue" w:cs="Helvetica Neue"/>
+          <w:sz w:val="26"/>
+          <w:szCs w:val="26"/>
+        </w:rPr>
+        <w:t>churn</w:t>
+      </w:r>
+      <w:proofErr w:type="spellEnd"/>
+      <w:r>
+        <w:rPr>
+          <w:rFonts w:ascii="Helvetica Neue" w:hAnsi="Helvetica Neue" w:cs="Helvetica Neue"/>
+          <w:sz w:val="26"/>
+          <w:szCs w:val="26"/>
+        </w:rPr>
+        <w:t xml:space="preserve"> (perte de revenu récurrent) est plus coûteux qu'une fausse alerte. On privilégie donc la détection maximale des </w:t>
+      </w:r>
+      <w:proofErr w:type="spellStart"/>
+      <w:r>
+        <w:rPr>
+          <w:rFonts w:ascii="Helvetica Neue" w:hAnsi="Helvetica Neue" w:cs="Helvetica Neue"/>
+          <w:sz w:val="26"/>
+          <w:szCs w:val="26"/>
+        </w:rPr>
+        <w:t>churners</w:t>
+      </w:r>
+      <w:proofErr w:type="spellEnd"/>
+      <w:r>
+        <w:rPr>
+          <w:rFonts w:ascii="Helvetica Neue" w:hAnsi="Helvetica Neue" w:cs="Helvetica Neue"/>
+          <w:sz w:val="26"/>
+          <w:szCs w:val="26"/>
+        </w:rPr>
+        <w:t>.</w:t>
+      </w:r>
+    </w:p>
+    <w:tbl>
+      <w:tblPr>
+        <w:tblW w:w="0" w:type="auto"/>
+        <w:tblInd w:w="-118" w:type="dxa"/>
+        <w:tblBorders>
+          <w:top w:val="none" w:sz="6" w:space="0" w:color="auto"/>
+          <w:left w:val="none" w:sz="6" w:space="0" w:color="auto"/>
+          <w:right w:val="none" w:sz="6" w:space="0" w:color="auto"/>
+        </w:tblBorders>
+        <w:tblLayout w:type="fixed"/>
+        <w:tblLook w:val="0000" w:firstRow="0" w:lastRow="0" w:firstColumn="0" w:lastColumn="0" w:noHBand="0" w:noVBand="0"/>
+      </w:tblPr>
+      <w:tblGrid>
+        <w:gridCol w:w="4428"/>
+        <w:gridCol w:w="4320"/>
+      </w:tblGrid>
+      <w:tr>
         <w:tblPrEx>
           <w:tblCellMar>
             <w:top w:w="0" w:type="dxa"/>
@@ -6458,148 +8401,438 @@
         </w:tblPrEx>
         <w:tc>
           <w:tcPr>
-            <w:tcW w:w="2200" w:type="dxa"/>
-            <w:tcBorders>
-              <w:top w:val="single" w:sz="1" w:space="0" w:color="CCCCCC"/>
-              <w:left w:val="single" w:sz="1" w:space="0" w:color="CCCCCC"/>
-              <w:bottom w:val="single" w:sz="1" w:space="0" w:color="CCCCCC"/>
-              <w:right w:val="single" w:sz="1" w:space="0" w:color="CCCCCC"/>
-            </w:tcBorders>
-            <w:shd w:val="clear" w:color="auto" w:fill="1F3864"/>
-            <w:tcMar>
-              <w:top w:w="80" w:type="dxa"/>
-              <w:left w:w="120" w:type="dxa"/>
-              <w:bottom w:w="80" w:type="dxa"/>
-              <w:right w:w="120" w:type="dxa"/>
-            </w:tcMar>
-          </w:tcPr>
-          <w:p>
-            <w:proofErr w:type="spellStart"/>
-            <w:r>
-              <w:rPr>
+            <w:tcW w:w="4428" w:type="dxa"/>
+            <w:tcBorders>
+              <w:top w:val="single" w:sz="8" w:space="0" w:color="9A9A9A"/>
+              <w:left w:val="single" w:sz="8" w:space="0" w:color="9A9A9A"/>
+              <w:bottom w:val="single" w:sz="8" w:space="0" w:color="9A9A9A"/>
+              <w:right w:val="single" w:sz="8" w:space="0" w:color="9A9A9A"/>
+            </w:tcBorders>
+            <w:tcMar>
+              <w:top w:w="100" w:type="nil"/>
+              <w:left w:w="20" w:type="nil"/>
+              <w:bottom w:w="20" w:type="nil"/>
+              <w:right w:w="100" w:type="nil"/>
+            </w:tcMar>
+          </w:tcPr>
+          <w:p>
+            <w:pPr>
+              <w:autoSpaceDE w:val="0"/>
+              <w:autoSpaceDN w:val="0"/>
+              <w:adjustRightInd w:val="0"/>
+              <w:jc w:val="center"/>
+              <w:rPr>
+                <w:rFonts w:ascii="Helvetica" w:hAnsi="Helvetica" w:cs="Helvetica"/>
+                <w:sz w:val="24"/>
+                <w:szCs w:val="24"/>
+              </w:rPr>
+            </w:pPr>
+            <w:r>
+              <w:rPr>
+                <w:rFonts w:ascii="Helvetica Neue" w:hAnsi="Helvetica Neue" w:cs="Helvetica Neue"/>
                 <w:b/>
                 <w:bCs/>
-                <w:color w:val="FFFFFF"/>
-                <w:sz w:val="20"/>
-                <w:szCs w:val="20"/>
-              </w:rPr>
-              <w:t>Feature</w:t>
-            </w:r>
-            <w:proofErr w:type="spellEnd"/>
-          </w:p>
-        </w:tc>
-        <w:tc>
-          <w:tcPr>
-            <w:tcW w:w="1600" w:type="dxa"/>
-            <w:tcBorders>
-              <w:top w:val="single" w:sz="1" w:space="0" w:color="CCCCCC"/>
-              <w:left w:val="single" w:sz="1" w:space="0" w:color="CCCCCC"/>
-              <w:bottom w:val="single" w:sz="1" w:space="0" w:color="CCCCCC"/>
-              <w:right w:val="single" w:sz="1" w:space="0" w:color="CCCCCC"/>
-            </w:tcBorders>
-            <w:shd w:val="clear" w:color="auto" w:fill="1F3864"/>
-            <w:tcMar>
-              <w:top w:w="80" w:type="dxa"/>
-              <w:left w:w="120" w:type="dxa"/>
-              <w:bottom w:w="80" w:type="dxa"/>
-              <w:right w:w="120" w:type="dxa"/>
-            </w:tcMar>
-          </w:tcPr>
-          <w:p>
-            <w:r>
-              <w:rPr>
+                <w:sz w:val="26"/>
+                <w:szCs w:val="26"/>
+              </w:rPr>
+              <w:t>Métrique</w:t>
+            </w:r>
+          </w:p>
+        </w:tc>
+        <w:tc>
+          <w:tcPr>
+            <w:tcW w:w="4320" w:type="dxa"/>
+            <w:tcBorders>
+              <w:top w:val="single" w:sz="8" w:space="0" w:color="9A9A9A"/>
+              <w:left w:val="single" w:sz="8" w:space="0" w:color="9A9A9A"/>
+              <w:bottom w:val="single" w:sz="8" w:space="0" w:color="9A9A9A"/>
+              <w:right w:val="single" w:sz="8" w:space="0" w:color="9A9A9A"/>
+            </w:tcBorders>
+            <w:tcMar>
+              <w:top w:w="100" w:type="nil"/>
+              <w:left w:w="20" w:type="nil"/>
+              <w:bottom w:w="20" w:type="nil"/>
+              <w:right w:w="100" w:type="nil"/>
+            </w:tcMar>
+          </w:tcPr>
+          <w:p>
+            <w:pPr>
+              <w:autoSpaceDE w:val="0"/>
+              <w:autoSpaceDN w:val="0"/>
+              <w:adjustRightInd w:val="0"/>
+              <w:jc w:val="center"/>
+              <w:rPr>
+                <w:rFonts w:ascii="Helvetica" w:hAnsi="Helvetica" w:cs="Helvetica"/>
+                <w:sz w:val="24"/>
+                <w:szCs w:val="24"/>
+              </w:rPr>
+            </w:pPr>
+            <w:r>
+              <w:rPr>
+                <w:rFonts w:ascii="Helvetica Neue" w:hAnsi="Helvetica Neue" w:cs="Helvetica Neue"/>
                 <w:b/>
                 <w:bCs/>
-                <w:color w:val="FFFFFF"/>
-                <w:sz w:val="20"/>
-                <w:szCs w:val="20"/>
-              </w:rPr>
-              <w:t>Source</w:t>
-            </w:r>
-          </w:p>
-        </w:tc>
-        <w:tc>
-          <w:tcPr>
-            <w:tcW w:w="2500" w:type="dxa"/>
-            <w:tcBorders>
-              <w:top w:val="single" w:sz="1" w:space="0" w:color="CCCCCC"/>
-              <w:left w:val="single" w:sz="1" w:space="0" w:color="CCCCCC"/>
-              <w:bottom w:val="single" w:sz="1" w:space="0" w:color="CCCCCC"/>
-              <w:right w:val="single" w:sz="1" w:space="0" w:color="CCCCCC"/>
-            </w:tcBorders>
-            <w:shd w:val="clear" w:color="auto" w:fill="1F3864"/>
-            <w:tcMar>
-              <w:top w:w="80" w:type="dxa"/>
-              <w:left w:w="120" w:type="dxa"/>
-              <w:bottom w:w="80" w:type="dxa"/>
-              <w:right w:w="120" w:type="dxa"/>
-            </w:tcMar>
-          </w:tcPr>
-          <w:p>
-            <w:r>
-              <w:rPr>
+                <w:sz w:val="26"/>
+                <w:szCs w:val="26"/>
+              </w:rPr>
+              <w:t>Random Forest</w:t>
+            </w:r>
+          </w:p>
+        </w:tc>
+      </w:tr>
+      <w:tr>
+        <w:tblPrEx>
+          <w:tblBorders>
+            <w:top w:val="none" w:sz="0" w:space="0" w:color="auto"/>
+          </w:tblBorders>
+          <w:tblCellMar>
+            <w:top w:w="0" w:type="dxa"/>
+            <w:bottom w:w="0" w:type="dxa"/>
+          </w:tblCellMar>
+        </w:tblPrEx>
+        <w:tc>
+          <w:tcPr>
+            <w:tcW w:w="4428" w:type="dxa"/>
+            <w:tcBorders>
+              <w:top w:val="single" w:sz="8" w:space="0" w:color="9A9A9A"/>
+              <w:left w:val="single" w:sz="8" w:space="0" w:color="9A9A9A"/>
+              <w:bottom w:val="single" w:sz="8" w:space="0" w:color="9A9A9A"/>
+              <w:right w:val="single" w:sz="8" w:space="0" w:color="9A9A9A"/>
+            </w:tcBorders>
+            <w:tcMar>
+              <w:top w:w="100" w:type="nil"/>
+              <w:left w:w="20" w:type="nil"/>
+              <w:bottom w:w="20" w:type="nil"/>
+              <w:right w:w="100" w:type="nil"/>
+            </w:tcMar>
+          </w:tcPr>
+          <w:p>
+            <w:pPr>
+              <w:autoSpaceDE w:val="0"/>
+              <w:autoSpaceDN w:val="0"/>
+              <w:adjustRightInd w:val="0"/>
+              <w:rPr>
+                <w:rFonts w:ascii="Helvetica" w:hAnsi="Helvetica" w:cs="Helvetica"/>
+                <w:sz w:val="24"/>
+                <w:szCs w:val="24"/>
+              </w:rPr>
+            </w:pPr>
+            <w:proofErr w:type="spellStart"/>
+            <w:r>
+              <w:rPr>
+                <w:rFonts w:ascii="Helvetica Neue" w:hAnsi="Helvetica Neue" w:cs="Helvetica Neue"/>
+                <w:sz w:val="26"/>
+                <w:szCs w:val="26"/>
+              </w:rPr>
+              <w:t>Accuracy</w:t>
+            </w:r>
+            <w:proofErr w:type="spellEnd"/>
+          </w:p>
+        </w:tc>
+        <w:tc>
+          <w:tcPr>
+            <w:tcW w:w="4320" w:type="dxa"/>
+            <w:tcBorders>
+              <w:top w:val="single" w:sz="8" w:space="0" w:color="9A9A9A"/>
+              <w:left w:val="single" w:sz="8" w:space="0" w:color="9A9A9A"/>
+              <w:bottom w:val="single" w:sz="8" w:space="0" w:color="9A9A9A"/>
+              <w:right w:val="single" w:sz="8" w:space="0" w:color="9A9A9A"/>
+            </w:tcBorders>
+            <w:tcMar>
+              <w:top w:w="100" w:type="nil"/>
+              <w:left w:w="20" w:type="nil"/>
+              <w:bottom w:w="20" w:type="nil"/>
+              <w:right w:w="100" w:type="nil"/>
+            </w:tcMar>
+          </w:tcPr>
+          <w:p>
+            <w:pPr>
+              <w:autoSpaceDE w:val="0"/>
+              <w:autoSpaceDN w:val="0"/>
+              <w:adjustRightInd w:val="0"/>
+              <w:rPr>
+                <w:rFonts w:ascii="Helvetica" w:hAnsi="Helvetica" w:cs="Helvetica"/>
+                <w:sz w:val="24"/>
+                <w:szCs w:val="24"/>
+              </w:rPr>
+            </w:pPr>
+            <w:r>
+              <w:rPr>
+                <w:rFonts w:ascii="Helvetica Neue" w:hAnsi="Helvetica Neue" w:cs="Helvetica Neue"/>
+                <w:sz w:val="26"/>
+                <w:szCs w:val="26"/>
+              </w:rPr>
+              <w:t>0.68</w:t>
+            </w:r>
+          </w:p>
+        </w:tc>
+      </w:tr>
+      <w:tr>
+        <w:tblPrEx>
+          <w:tblBorders>
+            <w:top w:val="none" w:sz="0" w:space="0" w:color="auto"/>
+          </w:tblBorders>
+          <w:tblCellMar>
+            <w:top w:w="0" w:type="dxa"/>
+            <w:bottom w:w="0" w:type="dxa"/>
+          </w:tblCellMar>
+        </w:tblPrEx>
+        <w:tc>
+          <w:tcPr>
+            <w:tcW w:w="4428" w:type="dxa"/>
+            <w:tcBorders>
+              <w:top w:val="single" w:sz="8" w:space="0" w:color="9A9A9A"/>
+              <w:left w:val="single" w:sz="8" w:space="0" w:color="9A9A9A"/>
+              <w:bottom w:val="single" w:sz="8" w:space="0" w:color="9A9A9A"/>
+              <w:right w:val="single" w:sz="8" w:space="0" w:color="9A9A9A"/>
+            </w:tcBorders>
+            <w:tcMar>
+              <w:top w:w="100" w:type="nil"/>
+              <w:left w:w="20" w:type="nil"/>
+              <w:bottom w:w="20" w:type="nil"/>
+              <w:right w:w="100" w:type="nil"/>
+            </w:tcMar>
+          </w:tcPr>
+          <w:p>
+            <w:pPr>
+              <w:autoSpaceDE w:val="0"/>
+              <w:autoSpaceDN w:val="0"/>
+              <w:adjustRightInd w:val="0"/>
+              <w:rPr>
+                <w:rFonts w:ascii="Helvetica" w:hAnsi="Helvetica" w:cs="Helvetica"/>
+                <w:sz w:val="24"/>
+                <w:szCs w:val="24"/>
+              </w:rPr>
+            </w:pPr>
+            <w:proofErr w:type="spellStart"/>
+            <w:r>
+              <w:rPr>
+                <w:rFonts w:ascii="Helvetica Neue" w:hAnsi="Helvetica Neue" w:cs="Helvetica Neue"/>
+                <w:sz w:val="26"/>
+                <w:szCs w:val="26"/>
+              </w:rPr>
+              <w:t>Precision</w:t>
+            </w:r>
+            <w:proofErr w:type="spellEnd"/>
+          </w:p>
+        </w:tc>
+        <w:tc>
+          <w:tcPr>
+            <w:tcW w:w="4320" w:type="dxa"/>
+            <w:tcBorders>
+              <w:top w:val="single" w:sz="8" w:space="0" w:color="9A9A9A"/>
+              <w:left w:val="single" w:sz="8" w:space="0" w:color="9A9A9A"/>
+              <w:bottom w:val="single" w:sz="8" w:space="0" w:color="9A9A9A"/>
+              <w:right w:val="single" w:sz="8" w:space="0" w:color="9A9A9A"/>
+            </w:tcBorders>
+            <w:tcMar>
+              <w:top w:w="100" w:type="nil"/>
+              <w:left w:w="20" w:type="nil"/>
+              <w:bottom w:w="20" w:type="nil"/>
+              <w:right w:w="100" w:type="nil"/>
+            </w:tcMar>
+          </w:tcPr>
+          <w:p>
+            <w:pPr>
+              <w:autoSpaceDE w:val="0"/>
+              <w:autoSpaceDN w:val="0"/>
+              <w:adjustRightInd w:val="0"/>
+              <w:rPr>
+                <w:rFonts w:ascii="Helvetica" w:hAnsi="Helvetica" w:cs="Helvetica"/>
+                <w:sz w:val="24"/>
+                <w:szCs w:val="24"/>
+              </w:rPr>
+            </w:pPr>
+            <w:r>
+              <w:rPr>
+                <w:rFonts w:ascii="Helvetica Neue" w:hAnsi="Helvetica Neue" w:cs="Helvetica Neue"/>
+                <w:sz w:val="26"/>
+                <w:szCs w:val="26"/>
+              </w:rPr>
+              <w:t>0.69</w:t>
+            </w:r>
+          </w:p>
+        </w:tc>
+      </w:tr>
+      <w:tr>
+        <w:tblPrEx>
+          <w:tblBorders>
+            <w:top w:val="none" w:sz="0" w:space="0" w:color="auto"/>
+          </w:tblBorders>
+          <w:tblCellMar>
+            <w:top w:w="0" w:type="dxa"/>
+            <w:bottom w:w="0" w:type="dxa"/>
+          </w:tblCellMar>
+        </w:tblPrEx>
+        <w:tc>
+          <w:tcPr>
+            <w:tcW w:w="4428" w:type="dxa"/>
+            <w:tcBorders>
+              <w:top w:val="single" w:sz="8" w:space="0" w:color="9A9A9A"/>
+              <w:left w:val="single" w:sz="8" w:space="0" w:color="9A9A9A"/>
+              <w:bottom w:val="single" w:sz="8" w:space="0" w:color="9A9A9A"/>
+              <w:right w:val="single" w:sz="8" w:space="0" w:color="9A9A9A"/>
+            </w:tcBorders>
+            <w:tcMar>
+              <w:top w:w="100" w:type="nil"/>
+              <w:left w:w="20" w:type="nil"/>
+              <w:bottom w:w="20" w:type="nil"/>
+              <w:right w:w="100" w:type="nil"/>
+            </w:tcMar>
+          </w:tcPr>
+          <w:p>
+            <w:pPr>
+              <w:autoSpaceDE w:val="0"/>
+              <w:autoSpaceDN w:val="0"/>
+              <w:adjustRightInd w:val="0"/>
+              <w:rPr>
+                <w:rFonts w:ascii="Helvetica" w:hAnsi="Helvetica" w:cs="Helvetica"/>
+                <w:sz w:val="24"/>
+                <w:szCs w:val="24"/>
+              </w:rPr>
+            </w:pPr>
+            <w:proofErr w:type="spellStart"/>
+            <w:r>
+              <w:rPr>
+                <w:rFonts w:ascii="Helvetica Neue" w:hAnsi="Helvetica Neue" w:cs="Helvetica Neue"/>
+                <w:sz w:val="26"/>
+                <w:szCs w:val="26"/>
+              </w:rPr>
+              <w:t>Recall</w:t>
+            </w:r>
+            <w:proofErr w:type="spellEnd"/>
+            <w:r>
+              <w:rPr>
+                <w:rFonts w:ascii="Helvetica Neue" w:hAnsi="Helvetica Neue" w:cs="Helvetica Neue"/>
+                <w:sz w:val="26"/>
+                <w:szCs w:val="26"/>
+              </w:rPr>
+              <w:t xml:space="preserve"> (Churn)</w:t>
+            </w:r>
+          </w:p>
+        </w:tc>
+        <w:tc>
+          <w:tcPr>
+            <w:tcW w:w="4320" w:type="dxa"/>
+            <w:tcBorders>
+              <w:top w:val="single" w:sz="8" w:space="0" w:color="9A9A9A"/>
+              <w:left w:val="single" w:sz="8" w:space="0" w:color="9A9A9A"/>
+              <w:bottom w:val="single" w:sz="8" w:space="0" w:color="9A9A9A"/>
+              <w:right w:val="single" w:sz="8" w:space="0" w:color="9A9A9A"/>
+            </w:tcBorders>
+            <w:tcMar>
+              <w:top w:w="100" w:type="nil"/>
+              <w:left w:w="20" w:type="nil"/>
+              <w:bottom w:w="20" w:type="nil"/>
+              <w:right w:w="100" w:type="nil"/>
+            </w:tcMar>
+          </w:tcPr>
+          <w:p>
+            <w:pPr>
+              <w:autoSpaceDE w:val="0"/>
+              <w:autoSpaceDN w:val="0"/>
+              <w:adjustRightInd w:val="0"/>
+              <w:rPr>
+                <w:rFonts w:ascii="Helvetica" w:hAnsi="Helvetica" w:cs="Helvetica"/>
+                <w:sz w:val="24"/>
+                <w:szCs w:val="24"/>
+              </w:rPr>
+            </w:pPr>
+            <w:r>
+              <w:rPr>
+                <w:rFonts w:ascii="Helvetica Neue" w:hAnsi="Helvetica Neue" w:cs="Helvetica Neue"/>
                 <w:b/>
                 <w:bCs/>
-                <w:color w:val="FFFFFF"/>
-                <w:sz w:val="20"/>
-                <w:szCs w:val="20"/>
-              </w:rPr>
-              <w:t>Description</w:t>
-            </w:r>
-          </w:p>
-        </w:tc>
-        <w:tc>
-          <w:tcPr>
-            <w:tcW w:w="2726" w:type="dxa"/>
-            <w:tcBorders>
-              <w:top w:val="single" w:sz="1" w:space="0" w:color="CCCCCC"/>
-              <w:left w:val="single" w:sz="1" w:space="0" w:color="CCCCCC"/>
-              <w:bottom w:val="single" w:sz="1" w:space="0" w:color="CCCCCC"/>
-              <w:right w:val="single" w:sz="1" w:space="0" w:color="CCCCCC"/>
-            </w:tcBorders>
-            <w:shd w:val="clear" w:color="auto" w:fill="1F3864"/>
-            <w:tcMar>
-              <w:top w:w="80" w:type="dxa"/>
-              <w:left w:w="120" w:type="dxa"/>
-              <w:bottom w:w="80" w:type="dxa"/>
-              <w:right w:w="120" w:type="dxa"/>
-            </w:tcMar>
-          </w:tcPr>
-          <w:p>
-            <w:proofErr w:type="spellStart"/>
-            <w:r>
-              <w:rPr>
-                <w:b/>
-                <w:bCs/>
-                <w:color w:val="FFFFFF"/>
-                <w:sz w:val="20"/>
-                <w:szCs w:val="20"/>
-              </w:rPr>
-              <w:t>Hypothese</w:t>
-            </w:r>
-            <w:proofErr w:type="spellEnd"/>
-            <w:r>
-              <w:rPr>
-                <w:b/>
-                <w:bCs/>
-                <w:color w:val="FFFFFF"/>
-                <w:sz w:val="20"/>
-                <w:szCs w:val="20"/>
-              </w:rPr>
-              <w:t xml:space="preserve"> </w:t>
-            </w:r>
-            <w:proofErr w:type="spellStart"/>
-            <w:r>
-              <w:rPr>
-                <w:b/>
-                <w:bCs/>
-                <w:color w:val="FFFFFF"/>
-                <w:sz w:val="20"/>
-                <w:szCs w:val="20"/>
-              </w:rPr>
-              <w:t>metier</w:t>
-            </w:r>
-            <w:proofErr w:type="spellEnd"/>
+                <w:sz w:val="26"/>
+                <w:szCs w:val="26"/>
+              </w:rPr>
+              <w:t>0.97</w:t>
+            </w:r>
+          </w:p>
+        </w:tc>
+      </w:tr>
+      <w:tr>
+        <w:tblPrEx>
+          <w:tblBorders>
+            <w:top w:val="none" w:sz="0" w:space="0" w:color="auto"/>
+          </w:tblBorders>
+          <w:tblCellMar>
+            <w:top w:w="0" w:type="dxa"/>
+            <w:bottom w:w="0" w:type="dxa"/>
+          </w:tblCellMar>
+        </w:tblPrEx>
+        <w:tc>
+          <w:tcPr>
+            <w:tcW w:w="4428" w:type="dxa"/>
+            <w:tcBorders>
+              <w:top w:val="single" w:sz="8" w:space="0" w:color="9A9A9A"/>
+              <w:left w:val="single" w:sz="8" w:space="0" w:color="9A9A9A"/>
+              <w:bottom w:val="single" w:sz="8" w:space="0" w:color="9A9A9A"/>
+              <w:right w:val="single" w:sz="8" w:space="0" w:color="9A9A9A"/>
+            </w:tcBorders>
+            <w:tcMar>
+              <w:top w:w="100" w:type="nil"/>
+              <w:left w:w="20" w:type="nil"/>
+              <w:bottom w:w="20" w:type="nil"/>
+              <w:right w:w="100" w:type="nil"/>
+            </w:tcMar>
+          </w:tcPr>
+          <w:p>
+            <w:pPr>
+              <w:autoSpaceDE w:val="0"/>
+              <w:autoSpaceDN w:val="0"/>
+              <w:adjustRightInd w:val="0"/>
+              <w:rPr>
+                <w:rFonts w:ascii="Helvetica" w:hAnsi="Helvetica" w:cs="Helvetica"/>
+                <w:sz w:val="24"/>
+                <w:szCs w:val="24"/>
+              </w:rPr>
+            </w:pPr>
+            <w:r>
+              <w:rPr>
+                <w:rFonts w:ascii="Helvetica Neue" w:hAnsi="Helvetica Neue" w:cs="Helvetica Neue"/>
+                <w:sz w:val="26"/>
+                <w:szCs w:val="26"/>
+              </w:rPr>
+              <w:t>F1-Score</w:t>
+            </w:r>
+          </w:p>
+        </w:tc>
+        <w:tc>
+          <w:tcPr>
+            <w:tcW w:w="4320" w:type="dxa"/>
+            <w:tcBorders>
+              <w:top w:val="single" w:sz="8" w:space="0" w:color="9A9A9A"/>
+              <w:left w:val="single" w:sz="8" w:space="0" w:color="9A9A9A"/>
+              <w:bottom w:val="single" w:sz="8" w:space="0" w:color="9A9A9A"/>
+              <w:right w:val="single" w:sz="8" w:space="0" w:color="9A9A9A"/>
+            </w:tcBorders>
+            <w:tcMar>
+              <w:top w:w="100" w:type="nil"/>
+              <w:left w:w="20" w:type="nil"/>
+              <w:bottom w:w="20" w:type="nil"/>
+              <w:right w:w="100" w:type="nil"/>
+            </w:tcMar>
+          </w:tcPr>
+          <w:p>
+            <w:pPr>
+              <w:autoSpaceDE w:val="0"/>
+              <w:autoSpaceDN w:val="0"/>
+              <w:adjustRightInd w:val="0"/>
+              <w:rPr>
+                <w:rFonts w:ascii="Helvetica" w:hAnsi="Helvetica" w:cs="Helvetica"/>
+                <w:sz w:val="24"/>
+                <w:szCs w:val="24"/>
+              </w:rPr>
+            </w:pPr>
+            <w:r>
+              <w:rPr>
+                <w:rFonts w:ascii="Helvetica Neue" w:hAnsi="Helvetica Neue" w:cs="Helvetica Neue"/>
+                <w:sz w:val="26"/>
+                <w:szCs w:val="26"/>
+              </w:rPr>
+              <w:t>0.81</w:t>
+            </w:r>
           </w:p>
         </w:tc>
       </w:tr>
@@ -6612,1094 +8845,75 @@
         </w:tblPrEx>
         <w:tc>
           <w:tcPr>
-            <w:tcW w:w="2200" w:type="dxa"/>
-            <w:tcBorders>
-              <w:top w:val="single" w:sz="1" w:space="0" w:color="CCCCCC"/>
-              <w:left w:val="single" w:sz="1" w:space="0" w:color="CCCCCC"/>
-              <w:bottom w:val="single" w:sz="1" w:space="0" w:color="CCCCCC"/>
-              <w:right w:val="single" w:sz="1" w:space="0" w:color="CCCCCC"/>
-            </w:tcBorders>
-            <w:shd w:val="clear" w:color="auto" w:fill="FFFFFF"/>
-            <w:tcMar>
-              <w:top w:w="80" w:type="dxa"/>
-              <w:left w:w="120" w:type="dxa"/>
-              <w:bottom w:w="80" w:type="dxa"/>
-              <w:right w:w="120" w:type="dxa"/>
-            </w:tcMar>
-          </w:tcPr>
-          <w:p>
-            <w:proofErr w:type="gramStart"/>
-            <w:r>
-              <w:rPr>
-                <w:sz w:val="20"/>
-                <w:szCs w:val="20"/>
-              </w:rPr>
-              <w:t>usage</w:t>
-            </w:r>
-            <w:proofErr w:type="gramEnd"/>
-            <w:r>
-              <w:rPr>
-                <w:sz w:val="20"/>
-                <w:szCs w:val="20"/>
-              </w:rPr>
-              <w:t>_trend_3m</w:t>
-            </w:r>
-          </w:p>
-        </w:tc>
-        <w:tc>
-          <w:tcPr>
-            <w:tcW w:w="1600" w:type="dxa"/>
-            <w:tcBorders>
-              <w:top w:val="single" w:sz="1" w:space="0" w:color="CCCCCC"/>
-              <w:left w:val="single" w:sz="1" w:space="0" w:color="CCCCCC"/>
-              <w:bottom w:val="single" w:sz="1" w:space="0" w:color="CCCCCC"/>
-              <w:right w:val="single" w:sz="1" w:space="0" w:color="CCCCCC"/>
-            </w:tcBorders>
-            <w:shd w:val="clear" w:color="auto" w:fill="FFFFFF"/>
-            <w:tcMar>
-              <w:top w:w="80" w:type="dxa"/>
-              <w:left w:w="120" w:type="dxa"/>
-              <w:bottom w:w="80" w:type="dxa"/>
-              <w:right w:w="120" w:type="dxa"/>
-            </w:tcMar>
-          </w:tcPr>
-          <w:p>
-            <w:proofErr w:type="spellStart"/>
-            <w:proofErr w:type="gramStart"/>
-            <w:r>
-              <w:rPr>
-                <w:sz w:val="20"/>
-                <w:szCs w:val="20"/>
-              </w:rPr>
-              <w:t>feature</w:t>
-            </w:r>
-            <w:proofErr w:type="gramEnd"/>
-            <w:r>
-              <w:rPr>
-                <w:sz w:val="20"/>
-                <w:szCs w:val="20"/>
-              </w:rPr>
-              <w:t>_usage</w:t>
-            </w:r>
-            <w:proofErr w:type="spellEnd"/>
-          </w:p>
-        </w:tc>
-        <w:tc>
-          <w:tcPr>
-            <w:tcW w:w="2500" w:type="dxa"/>
-            <w:tcBorders>
-              <w:top w:val="single" w:sz="1" w:space="0" w:color="CCCCCC"/>
-              <w:left w:val="single" w:sz="1" w:space="0" w:color="CCCCCC"/>
-              <w:bottom w:val="single" w:sz="1" w:space="0" w:color="CCCCCC"/>
-              <w:right w:val="single" w:sz="1" w:space="0" w:color="CCCCCC"/>
-            </w:tcBorders>
-            <w:shd w:val="clear" w:color="auto" w:fill="FFFFFF"/>
-            <w:tcMar>
-              <w:top w:w="80" w:type="dxa"/>
-              <w:left w:w="120" w:type="dxa"/>
-              <w:bottom w:w="80" w:type="dxa"/>
-              <w:right w:w="120" w:type="dxa"/>
-            </w:tcMar>
-          </w:tcPr>
-          <w:p>
-            <w:r>
-              <w:rPr>
-                <w:sz w:val="20"/>
-                <w:szCs w:val="20"/>
-              </w:rPr>
-              <w:t>Tendance d'usage sur 3 mois</w:t>
-            </w:r>
-          </w:p>
-        </w:tc>
-        <w:tc>
-          <w:tcPr>
-            <w:tcW w:w="2726" w:type="dxa"/>
-            <w:tcBorders>
-              <w:top w:val="single" w:sz="1" w:space="0" w:color="CCCCCC"/>
-              <w:left w:val="single" w:sz="1" w:space="0" w:color="CCCCCC"/>
-              <w:bottom w:val="single" w:sz="1" w:space="0" w:color="CCCCCC"/>
-              <w:right w:val="single" w:sz="1" w:space="0" w:color="CCCCCC"/>
-            </w:tcBorders>
-            <w:shd w:val="clear" w:color="auto" w:fill="FFFFFF"/>
-            <w:tcMar>
-              <w:top w:w="80" w:type="dxa"/>
-              <w:left w:w="120" w:type="dxa"/>
-              <w:bottom w:w="80" w:type="dxa"/>
-              <w:right w:w="120" w:type="dxa"/>
-            </w:tcMar>
-          </w:tcPr>
-          <w:p>
-            <w:r>
-              <w:rPr>
-                <w:sz w:val="20"/>
-                <w:szCs w:val="20"/>
-              </w:rPr>
-              <w:t xml:space="preserve">Une baisse d'usage est un signal </w:t>
-            </w:r>
-            <w:proofErr w:type="spellStart"/>
-            <w:r>
-              <w:rPr>
-                <w:sz w:val="20"/>
-                <w:szCs w:val="20"/>
-              </w:rPr>
-              <w:t>precurseur</w:t>
-            </w:r>
-            <w:proofErr w:type="spellEnd"/>
-            <w:r>
-              <w:rPr>
-                <w:sz w:val="20"/>
-                <w:szCs w:val="20"/>
-              </w:rPr>
-              <w:t xml:space="preserve"> de </w:t>
-            </w:r>
-            <w:proofErr w:type="spellStart"/>
-            <w:r>
-              <w:rPr>
-                <w:sz w:val="20"/>
-                <w:szCs w:val="20"/>
-              </w:rPr>
-              <w:t>churn</w:t>
-            </w:r>
-            <w:proofErr w:type="spellEnd"/>
-          </w:p>
-        </w:tc>
-      </w:tr>
-      <w:tr>
-        <w:tblPrEx>
-          <w:tblCellMar>
-            <w:top w:w="0" w:type="dxa"/>
-            <w:bottom w:w="0" w:type="dxa"/>
-          </w:tblCellMar>
-        </w:tblPrEx>
-        <w:tc>
-          <w:tcPr>
-            <w:tcW w:w="2200" w:type="dxa"/>
-            <w:tcBorders>
-              <w:top w:val="single" w:sz="1" w:space="0" w:color="CCCCCC"/>
-              <w:left w:val="single" w:sz="1" w:space="0" w:color="CCCCCC"/>
-              <w:bottom w:val="single" w:sz="1" w:space="0" w:color="CCCCCC"/>
-              <w:right w:val="single" w:sz="1" w:space="0" w:color="CCCCCC"/>
-            </w:tcBorders>
-            <w:shd w:val="clear" w:color="auto" w:fill="EEF2F7"/>
-            <w:tcMar>
-              <w:top w:w="80" w:type="dxa"/>
-              <w:left w:w="120" w:type="dxa"/>
-              <w:bottom w:w="80" w:type="dxa"/>
-              <w:right w:w="120" w:type="dxa"/>
-            </w:tcMar>
-          </w:tcPr>
-          <w:p>
-            <w:proofErr w:type="spellStart"/>
-            <w:proofErr w:type="gramStart"/>
-            <w:r>
-              <w:rPr>
-                <w:sz w:val="20"/>
-                <w:szCs w:val="20"/>
-              </w:rPr>
-              <w:t>days</w:t>
-            </w:r>
-            <w:proofErr w:type="gramEnd"/>
-            <w:r>
-              <w:rPr>
-                <w:sz w:val="20"/>
-                <w:szCs w:val="20"/>
-              </w:rPr>
-              <w:t>_since_last_login</w:t>
-            </w:r>
-            <w:proofErr w:type="spellEnd"/>
-          </w:p>
-        </w:tc>
-        <w:tc>
-          <w:tcPr>
-            <w:tcW w:w="1600" w:type="dxa"/>
-            <w:tcBorders>
-              <w:top w:val="single" w:sz="1" w:space="0" w:color="CCCCCC"/>
-              <w:left w:val="single" w:sz="1" w:space="0" w:color="CCCCCC"/>
-              <w:bottom w:val="single" w:sz="1" w:space="0" w:color="CCCCCC"/>
-              <w:right w:val="single" w:sz="1" w:space="0" w:color="CCCCCC"/>
-            </w:tcBorders>
-            <w:shd w:val="clear" w:color="auto" w:fill="EEF2F7"/>
-            <w:tcMar>
-              <w:top w:w="80" w:type="dxa"/>
-              <w:left w:w="120" w:type="dxa"/>
-              <w:bottom w:w="80" w:type="dxa"/>
-              <w:right w:w="120" w:type="dxa"/>
-            </w:tcMar>
-          </w:tcPr>
-          <w:p>
-            <w:proofErr w:type="spellStart"/>
-            <w:proofErr w:type="gramStart"/>
-            <w:r>
-              <w:rPr>
-                <w:sz w:val="20"/>
-                <w:szCs w:val="20"/>
-              </w:rPr>
-              <w:t>feature</w:t>
-            </w:r>
-            <w:proofErr w:type="gramEnd"/>
-            <w:r>
-              <w:rPr>
-                <w:sz w:val="20"/>
-                <w:szCs w:val="20"/>
-              </w:rPr>
-              <w:t>_usage</w:t>
-            </w:r>
-            <w:proofErr w:type="spellEnd"/>
-          </w:p>
-        </w:tc>
-        <w:tc>
-          <w:tcPr>
-            <w:tcW w:w="2500" w:type="dxa"/>
-            <w:tcBorders>
-              <w:top w:val="single" w:sz="1" w:space="0" w:color="CCCCCC"/>
-              <w:left w:val="single" w:sz="1" w:space="0" w:color="CCCCCC"/>
-              <w:bottom w:val="single" w:sz="1" w:space="0" w:color="CCCCCC"/>
-              <w:right w:val="single" w:sz="1" w:space="0" w:color="CCCCCC"/>
-            </w:tcBorders>
-            <w:shd w:val="clear" w:color="auto" w:fill="EEF2F7"/>
-            <w:tcMar>
-              <w:top w:w="80" w:type="dxa"/>
-              <w:left w:w="120" w:type="dxa"/>
-              <w:bottom w:w="80" w:type="dxa"/>
-              <w:right w:w="120" w:type="dxa"/>
-            </w:tcMar>
-          </w:tcPr>
-          <w:p>
-            <w:r>
-              <w:rPr>
-                <w:sz w:val="20"/>
-                <w:szCs w:val="20"/>
-              </w:rPr>
-              <w:t xml:space="preserve">Jours depuis la </w:t>
-            </w:r>
-            <w:proofErr w:type="spellStart"/>
-            <w:r>
-              <w:rPr>
-                <w:sz w:val="20"/>
-                <w:szCs w:val="20"/>
-              </w:rPr>
-              <w:t>derniere</w:t>
-            </w:r>
-            <w:proofErr w:type="spellEnd"/>
-            <w:r>
-              <w:rPr>
-                <w:sz w:val="20"/>
-                <w:szCs w:val="20"/>
-              </w:rPr>
-              <w:t xml:space="preserve"> connexion</w:t>
-            </w:r>
-          </w:p>
-        </w:tc>
-        <w:tc>
-          <w:tcPr>
-            <w:tcW w:w="2726" w:type="dxa"/>
-            <w:tcBorders>
-              <w:top w:val="single" w:sz="1" w:space="0" w:color="CCCCCC"/>
-              <w:left w:val="single" w:sz="1" w:space="0" w:color="CCCCCC"/>
-              <w:bottom w:val="single" w:sz="1" w:space="0" w:color="CCCCCC"/>
-              <w:right w:val="single" w:sz="1" w:space="0" w:color="CCCCCC"/>
-            </w:tcBorders>
-            <w:shd w:val="clear" w:color="auto" w:fill="EEF2F7"/>
-            <w:tcMar>
-              <w:top w:w="80" w:type="dxa"/>
-              <w:left w:w="120" w:type="dxa"/>
-              <w:bottom w:w="80" w:type="dxa"/>
-              <w:right w:w="120" w:type="dxa"/>
-            </w:tcMar>
-          </w:tcPr>
-          <w:p>
-            <w:r>
-              <w:rPr>
-                <w:sz w:val="20"/>
-                <w:szCs w:val="20"/>
-              </w:rPr>
-              <w:t xml:space="preserve">Un client inactif est plus susceptible de </w:t>
-            </w:r>
-            <w:proofErr w:type="spellStart"/>
-            <w:r>
-              <w:rPr>
-                <w:sz w:val="20"/>
-                <w:szCs w:val="20"/>
-              </w:rPr>
-              <w:t>resilier</w:t>
-            </w:r>
-            <w:proofErr w:type="spellEnd"/>
-          </w:p>
-        </w:tc>
-      </w:tr>
-      <w:tr>
-        <w:tblPrEx>
-          <w:tblCellMar>
-            <w:top w:w="0" w:type="dxa"/>
-            <w:bottom w:w="0" w:type="dxa"/>
-          </w:tblCellMar>
-        </w:tblPrEx>
-        <w:tc>
-          <w:tcPr>
-            <w:tcW w:w="2200" w:type="dxa"/>
-            <w:tcBorders>
-              <w:top w:val="single" w:sz="1" w:space="0" w:color="CCCCCC"/>
-              <w:left w:val="single" w:sz="1" w:space="0" w:color="CCCCCC"/>
-              <w:bottom w:val="single" w:sz="1" w:space="0" w:color="CCCCCC"/>
-              <w:right w:val="single" w:sz="1" w:space="0" w:color="CCCCCC"/>
-            </w:tcBorders>
-            <w:shd w:val="clear" w:color="auto" w:fill="FFFFFF"/>
-            <w:tcMar>
-              <w:top w:w="80" w:type="dxa"/>
-              <w:left w:w="120" w:type="dxa"/>
-              <w:bottom w:w="80" w:type="dxa"/>
-              <w:right w:w="120" w:type="dxa"/>
-            </w:tcMar>
-          </w:tcPr>
-          <w:p>
-            <w:proofErr w:type="spellStart"/>
-            <w:proofErr w:type="gramStart"/>
-            <w:r>
-              <w:rPr>
-                <w:sz w:val="20"/>
-                <w:szCs w:val="20"/>
-              </w:rPr>
-              <w:t>ticket</w:t>
-            </w:r>
-            <w:proofErr w:type="gramEnd"/>
-            <w:r>
-              <w:rPr>
-                <w:sz w:val="20"/>
-                <w:szCs w:val="20"/>
-              </w:rPr>
-              <w:t>_count</w:t>
-            </w:r>
-            <w:proofErr w:type="spellEnd"/>
-          </w:p>
-        </w:tc>
-        <w:tc>
-          <w:tcPr>
-            <w:tcW w:w="1600" w:type="dxa"/>
-            <w:tcBorders>
-              <w:top w:val="single" w:sz="1" w:space="0" w:color="CCCCCC"/>
-              <w:left w:val="single" w:sz="1" w:space="0" w:color="CCCCCC"/>
-              <w:bottom w:val="single" w:sz="1" w:space="0" w:color="CCCCCC"/>
-              <w:right w:val="single" w:sz="1" w:space="0" w:color="CCCCCC"/>
-            </w:tcBorders>
-            <w:shd w:val="clear" w:color="auto" w:fill="FFFFFF"/>
-            <w:tcMar>
-              <w:top w:w="80" w:type="dxa"/>
-              <w:left w:w="120" w:type="dxa"/>
-              <w:bottom w:w="80" w:type="dxa"/>
-              <w:right w:w="120" w:type="dxa"/>
-            </w:tcMar>
-          </w:tcPr>
-          <w:p>
-            <w:proofErr w:type="spellStart"/>
-            <w:proofErr w:type="gramStart"/>
-            <w:r>
-              <w:rPr>
-                <w:sz w:val="20"/>
-                <w:szCs w:val="20"/>
-              </w:rPr>
-              <w:t>support</w:t>
-            </w:r>
-            <w:proofErr w:type="gramEnd"/>
-            <w:r>
-              <w:rPr>
-                <w:sz w:val="20"/>
-                <w:szCs w:val="20"/>
-              </w:rPr>
-              <w:t>_tickets</w:t>
-            </w:r>
-            <w:proofErr w:type="spellEnd"/>
-          </w:p>
-        </w:tc>
-        <w:tc>
-          <w:tcPr>
-            <w:tcW w:w="2500" w:type="dxa"/>
-            <w:tcBorders>
-              <w:top w:val="single" w:sz="1" w:space="0" w:color="CCCCCC"/>
-              <w:left w:val="single" w:sz="1" w:space="0" w:color="CCCCCC"/>
-              <w:bottom w:val="single" w:sz="1" w:space="0" w:color="CCCCCC"/>
-              <w:right w:val="single" w:sz="1" w:space="0" w:color="CCCCCC"/>
-            </w:tcBorders>
-            <w:shd w:val="clear" w:color="auto" w:fill="FFFFFF"/>
-            <w:tcMar>
-              <w:top w:w="80" w:type="dxa"/>
-              <w:left w:w="120" w:type="dxa"/>
-              <w:bottom w:w="80" w:type="dxa"/>
-              <w:right w:w="120" w:type="dxa"/>
-            </w:tcMar>
-          </w:tcPr>
-          <w:p>
-            <w:r>
-              <w:rPr>
-                <w:sz w:val="20"/>
-                <w:szCs w:val="20"/>
-              </w:rPr>
-              <w:t>Nombre total de tickets ouverts</w:t>
-            </w:r>
-          </w:p>
-        </w:tc>
-        <w:tc>
-          <w:tcPr>
-            <w:tcW w:w="2726" w:type="dxa"/>
-            <w:tcBorders>
-              <w:top w:val="single" w:sz="1" w:space="0" w:color="CCCCCC"/>
-              <w:left w:val="single" w:sz="1" w:space="0" w:color="CCCCCC"/>
-              <w:bottom w:val="single" w:sz="1" w:space="0" w:color="CCCCCC"/>
-              <w:right w:val="single" w:sz="1" w:space="0" w:color="CCCCCC"/>
-            </w:tcBorders>
-            <w:shd w:val="clear" w:color="auto" w:fill="FFFFFF"/>
-            <w:tcMar>
-              <w:top w:w="80" w:type="dxa"/>
-              <w:left w:w="120" w:type="dxa"/>
-              <w:bottom w:w="80" w:type="dxa"/>
-              <w:right w:w="120" w:type="dxa"/>
-            </w:tcMar>
-          </w:tcPr>
-          <w:p>
-            <w:r>
-              <w:rPr>
-                <w:sz w:val="20"/>
-                <w:szCs w:val="20"/>
-              </w:rPr>
-              <w:t>Trop de tickets peut indiquer une insatisfaction</w:t>
-            </w:r>
-          </w:p>
-        </w:tc>
-      </w:tr>
-      <w:tr>
-        <w:tblPrEx>
-          <w:tblCellMar>
-            <w:top w:w="0" w:type="dxa"/>
-            <w:bottom w:w="0" w:type="dxa"/>
-          </w:tblCellMar>
-        </w:tblPrEx>
-        <w:tc>
-          <w:tcPr>
-            <w:tcW w:w="2200" w:type="dxa"/>
-            <w:tcBorders>
-              <w:top w:val="single" w:sz="1" w:space="0" w:color="CCCCCC"/>
-              <w:left w:val="single" w:sz="1" w:space="0" w:color="CCCCCC"/>
-              <w:bottom w:val="single" w:sz="1" w:space="0" w:color="CCCCCC"/>
-              <w:right w:val="single" w:sz="1" w:space="0" w:color="CCCCCC"/>
-            </w:tcBorders>
-            <w:shd w:val="clear" w:color="auto" w:fill="EEF2F7"/>
-            <w:tcMar>
-              <w:top w:w="80" w:type="dxa"/>
-              <w:left w:w="120" w:type="dxa"/>
-              <w:bottom w:w="80" w:type="dxa"/>
-              <w:right w:w="120" w:type="dxa"/>
-            </w:tcMar>
-          </w:tcPr>
-          <w:p>
-            <w:proofErr w:type="spellStart"/>
-            <w:proofErr w:type="gramStart"/>
-            <w:r>
-              <w:rPr>
-                <w:sz w:val="20"/>
-                <w:szCs w:val="20"/>
-              </w:rPr>
-              <w:t>critical</w:t>
-            </w:r>
-            <w:proofErr w:type="gramEnd"/>
-            <w:r>
-              <w:rPr>
-                <w:sz w:val="20"/>
-                <w:szCs w:val="20"/>
-              </w:rPr>
-              <w:t>_ticket_ratio</w:t>
-            </w:r>
-            <w:proofErr w:type="spellEnd"/>
-          </w:p>
-        </w:tc>
-        <w:tc>
-          <w:tcPr>
-            <w:tcW w:w="1600" w:type="dxa"/>
-            <w:tcBorders>
-              <w:top w:val="single" w:sz="1" w:space="0" w:color="CCCCCC"/>
-              <w:left w:val="single" w:sz="1" w:space="0" w:color="CCCCCC"/>
-              <w:bottom w:val="single" w:sz="1" w:space="0" w:color="CCCCCC"/>
-              <w:right w:val="single" w:sz="1" w:space="0" w:color="CCCCCC"/>
-            </w:tcBorders>
-            <w:shd w:val="clear" w:color="auto" w:fill="EEF2F7"/>
-            <w:tcMar>
-              <w:top w:w="80" w:type="dxa"/>
-              <w:left w:w="120" w:type="dxa"/>
-              <w:bottom w:w="80" w:type="dxa"/>
-              <w:right w:w="120" w:type="dxa"/>
-            </w:tcMar>
-          </w:tcPr>
-          <w:p>
-            <w:proofErr w:type="spellStart"/>
-            <w:proofErr w:type="gramStart"/>
-            <w:r>
-              <w:rPr>
-                <w:sz w:val="20"/>
-                <w:szCs w:val="20"/>
-              </w:rPr>
-              <w:t>support</w:t>
-            </w:r>
-            <w:proofErr w:type="gramEnd"/>
-            <w:r>
-              <w:rPr>
-                <w:sz w:val="20"/>
-                <w:szCs w:val="20"/>
-              </w:rPr>
-              <w:t>_tickets</w:t>
-            </w:r>
-            <w:proofErr w:type="spellEnd"/>
-          </w:p>
-        </w:tc>
-        <w:tc>
-          <w:tcPr>
-            <w:tcW w:w="2500" w:type="dxa"/>
-            <w:tcBorders>
-              <w:top w:val="single" w:sz="1" w:space="0" w:color="CCCCCC"/>
-              <w:left w:val="single" w:sz="1" w:space="0" w:color="CCCCCC"/>
-              <w:bottom w:val="single" w:sz="1" w:space="0" w:color="CCCCCC"/>
-              <w:right w:val="single" w:sz="1" w:space="0" w:color="CCCCCC"/>
-            </w:tcBorders>
-            <w:shd w:val="clear" w:color="auto" w:fill="EEF2F7"/>
-            <w:tcMar>
-              <w:top w:w="80" w:type="dxa"/>
-              <w:left w:w="120" w:type="dxa"/>
-              <w:bottom w:w="80" w:type="dxa"/>
-              <w:right w:w="120" w:type="dxa"/>
-            </w:tcMar>
-          </w:tcPr>
-          <w:p>
-            <w:r>
-              <w:rPr>
-                <w:sz w:val="20"/>
-                <w:szCs w:val="20"/>
-              </w:rPr>
-              <w:t>Ratio tickets critiques / total</w:t>
-            </w:r>
-          </w:p>
-        </w:tc>
-        <w:tc>
-          <w:tcPr>
-            <w:tcW w:w="2726" w:type="dxa"/>
-            <w:tcBorders>
-              <w:top w:val="single" w:sz="1" w:space="0" w:color="CCCCCC"/>
-              <w:left w:val="single" w:sz="1" w:space="0" w:color="CCCCCC"/>
-              <w:bottom w:val="single" w:sz="1" w:space="0" w:color="CCCCCC"/>
-              <w:right w:val="single" w:sz="1" w:space="0" w:color="CCCCCC"/>
-            </w:tcBorders>
-            <w:shd w:val="clear" w:color="auto" w:fill="EEF2F7"/>
-            <w:tcMar>
-              <w:top w:w="80" w:type="dxa"/>
-              <w:left w:w="120" w:type="dxa"/>
-              <w:bottom w:w="80" w:type="dxa"/>
-              <w:right w:w="120" w:type="dxa"/>
-            </w:tcMar>
-          </w:tcPr>
-          <w:p>
-            <w:r>
-              <w:rPr>
-                <w:sz w:val="20"/>
-                <w:szCs w:val="20"/>
-              </w:rPr>
-              <w:t xml:space="preserve">Les tickets critiques non </w:t>
-            </w:r>
-            <w:proofErr w:type="spellStart"/>
-            <w:r>
-              <w:rPr>
-                <w:sz w:val="20"/>
-                <w:szCs w:val="20"/>
-              </w:rPr>
-              <w:t>resolus</w:t>
-            </w:r>
-            <w:proofErr w:type="spellEnd"/>
-            <w:r>
-              <w:rPr>
-                <w:sz w:val="20"/>
-                <w:szCs w:val="20"/>
-              </w:rPr>
-              <w:t xml:space="preserve"> </w:t>
-            </w:r>
-            <w:proofErr w:type="spellStart"/>
-            <w:r>
-              <w:rPr>
-                <w:sz w:val="20"/>
-                <w:szCs w:val="20"/>
-              </w:rPr>
-              <w:t>accelerent</w:t>
-            </w:r>
-            <w:proofErr w:type="spellEnd"/>
-            <w:r>
-              <w:rPr>
-                <w:sz w:val="20"/>
-                <w:szCs w:val="20"/>
-              </w:rPr>
-              <w:t xml:space="preserve"> le </w:t>
-            </w:r>
-            <w:proofErr w:type="spellStart"/>
-            <w:r>
-              <w:rPr>
-                <w:sz w:val="20"/>
-                <w:szCs w:val="20"/>
-              </w:rPr>
-              <w:t>churn</w:t>
-            </w:r>
-            <w:proofErr w:type="spellEnd"/>
-          </w:p>
-        </w:tc>
-      </w:tr>
-      <w:tr>
-        <w:tblPrEx>
-          <w:tblCellMar>
-            <w:top w:w="0" w:type="dxa"/>
-            <w:bottom w:w="0" w:type="dxa"/>
-          </w:tblCellMar>
-        </w:tblPrEx>
-        <w:tc>
-          <w:tcPr>
-            <w:tcW w:w="2200" w:type="dxa"/>
-            <w:tcBorders>
-              <w:top w:val="single" w:sz="1" w:space="0" w:color="CCCCCC"/>
-              <w:left w:val="single" w:sz="1" w:space="0" w:color="CCCCCC"/>
-              <w:bottom w:val="single" w:sz="1" w:space="0" w:color="CCCCCC"/>
-              <w:right w:val="single" w:sz="1" w:space="0" w:color="CCCCCC"/>
-            </w:tcBorders>
-            <w:shd w:val="clear" w:color="auto" w:fill="FFFFFF"/>
-            <w:tcMar>
-              <w:top w:w="80" w:type="dxa"/>
-              <w:left w:w="120" w:type="dxa"/>
-              <w:bottom w:w="80" w:type="dxa"/>
-              <w:right w:w="120" w:type="dxa"/>
-            </w:tcMar>
-          </w:tcPr>
-          <w:p>
-            <w:proofErr w:type="spellStart"/>
-            <w:proofErr w:type="gramStart"/>
-            <w:r>
-              <w:rPr>
-                <w:sz w:val="20"/>
-                <w:szCs w:val="20"/>
-              </w:rPr>
-              <w:t>tenure</w:t>
-            </w:r>
-            <w:proofErr w:type="gramEnd"/>
-            <w:r>
-              <w:rPr>
-                <w:sz w:val="20"/>
-                <w:szCs w:val="20"/>
-              </w:rPr>
-              <w:t>_months</w:t>
-            </w:r>
-            <w:proofErr w:type="spellEnd"/>
-          </w:p>
-        </w:tc>
-        <w:tc>
-          <w:tcPr>
-            <w:tcW w:w="1600" w:type="dxa"/>
-            <w:tcBorders>
-              <w:top w:val="single" w:sz="1" w:space="0" w:color="CCCCCC"/>
-              <w:left w:val="single" w:sz="1" w:space="0" w:color="CCCCCC"/>
-              <w:bottom w:val="single" w:sz="1" w:space="0" w:color="CCCCCC"/>
-              <w:right w:val="single" w:sz="1" w:space="0" w:color="CCCCCC"/>
-            </w:tcBorders>
-            <w:shd w:val="clear" w:color="auto" w:fill="FFFFFF"/>
-            <w:tcMar>
-              <w:top w:w="80" w:type="dxa"/>
-              <w:left w:w="120" w:type="dxa"/>
-              <w:bottom w:w="80" w:type="dxa"/>
-              <w:right w:w="120" w:type="dxa"/>
-            </w:tcMar>
-          </w:tcPr>
-          <w:p>
-            <w:proofErr w:type="spellStart"/>
-            <w:proofErr w:type="gramStart"/>
-            <w:r>
-              <w:rPr>
-                <w:sz w:val="20"/>
-                <w:szCs w:val="20"/>
-              </w:rPr>
-              <w:t>subscriptions</w:t>
-            </w:r>
-            <w:proofErr w:type="spellEnd"/>
-            <w:proofErr w:type="gramEnd"/>
-          </w:p>
-        </w:tc>
-        <w:tc>
-          <w:tcPr>
-            <w:tcW w:w="2500" w:type="dxa"/>
-            <w:tcBorders>
-              <w:top w:val="single" w:sz="1" w:space="0" w:color="CCCCCC"/>
-              <w:left w:val="single" w:sz="1" w:space="0" w:color="CCCCCC"/>
-              <w:bottom w:val="single" w:sz="1" w:space="0" w:color="CCCCCC"/>
-              <w:right w:val="single" w:sz="1" w:space="0" w:color="CCCCCC"/>
-            </w:tcBorders>
-            <w:shd w:val="clear" w:color="auto" w:fill="FFFFFF"/>
-            <w:tcMar>
-              <w:top w:w="80" w:type="dxa"/>
-              <w:left w:w="120" w:type="dxa"/>
-              <w:bottom w:w="80" w:type="dxa"/>
-              <w:right w:w="120" w:type="dxa"/>
-            </w:tcMar>
-          </w:tcPr>
-          <w:p>
-            <w:proofErr w:type="spellStart"/>
-            <w:r>
-              <w:rPr>
-                <w:sz w:val="20"/>
-                <w:szCs w:val="20"/>
-              </w:rPr>
-              <w:t>Anciennete</w:t>
-            </w:r>
-            <w:proofErr w:type="spellEnd"/>
-            <w:r>
-              <w:rPr>
-                <w:sz w:val="20"/>
-                <w:szCs w:val="20"/>
-              </w:rPr>
-              <w:t xml:space="preserve"> en mois</w:t>
-            </w:r>
-          </w:p>
-        </w:tc>
-        <w:tc>
-          <w:tcPr>
-            <w:tcW w:w="2726" w:type="dxa"/>
-            <w:tcBorders>
-              <w:top w:val="single" w:sz="1" w:space="0" w:color="CCCCCC"/>
-              <w:left w:val="single" w:sz="1" w:space="0" w:color="CCCCCC"/>
-              <w:bottom w:val="single" w:sz="1" w:space="0" w:color="CCCCCC"/>
-              <w:right w:val="single" w:sz="1" w:space="0" w:color="CCCCCC"/>
-            </w:tcBorders>
-            <w:shd w:val="clear" w:color="auto" w:fill="FFFFFF"/>
-            <w:tcMar>
-              <w:top w:w="80" w:type="dxa"/>
-              <w:left w:w="120" w:type="dxa"/>
-              <w:bottom w:w="80" w:type="dxa"/>
-              <w:right w:w="120" w:type="dxa"/>
-            </w:tcMar>
-          </w:tcPr>
-          <w:p>
-            <w:r>
-              <w:rPr>
-                <w:sz w:val="20"/>
-                <w:szCs w:val="20"/>
-              </w:rPr>
-              <w:t xml:space="preserve">Les clients </w:t>
-            </w:r>
-            <w:proofErr w:type="spellStart"/>
-            <w:r>
-              <w:rPr>
-                <w:sz w:val="20"/>
-                <w:szCs w:val="20"/>
-              </w:rPr>
-              <w:t>recents</w:t>
-            </w:r>
-            <w:proofErr w:type="spellEnd"/>
-            <w:r>
-              <w:rPr>
-                <w:sz w:val="20"/>
-                <w:szCs w:val="20"/>
-              </w:rPr>
-              <w:t xml:space="preserve"> </w:t>
-            </w:r>
-            <w:proofErr w:type="spellStart"/>
-            <w:r>
-              <w:rPr>
-                <w:sz w:val="20"/>
-                <w:szCs w:val="20"/>
-              </w:rPr>
-              <w:t>churnen</w:t>
-            </w:r>
-            <w:proofErr w:type="spellEnd"/>
-            <w:r>
-              <w:rPr>
-                <w:sz w:val="20"/>
-                <w:szCs w:val="20"/>
-              </w:rPr>
-              <w:t xml:space="preserve"> plus que les anciens</w:t>
-            </w:r>
-          </w:p>
-        </w:tc>
-      </w:tr>
-      <w:tr>
-        <w:tblPrEx>
-          <w:tblCellMar>
-            <w:top w:w="0" w:type="dxa"/>
-            <w:bottom w:w="0" w:type="dxa"/>
-          </w:tblCellMar>
-        </w:tblPrEx>
-        <w:tc>
-          <w:tcPr>
-            <w:tcW w:w="2200" w:type="dxa"/>
-            <w:tcBorders>
-              <w:top w:val="single" w:sz="1" w:space="0" w:color="CCCCCC"/>
-              <w:left w:val="single" w:sz="1" w:space="0" w:color="CCCCCC"/>
-              <w:bottom w:val="single" w:sz="1" w:space="0" w:color="CCCCCC"/>
-              <w:right w:val="single" w:sz="1" w:space="0" w:color="CCCCCC"/>
-            </w:tcBorders>
-            <w:shd w:val="clear" w:color="auto" w:fill="EEF2F7"/>
-            <w:tcMar>
-              <w:top w:w="80" w:type="dxa"/>
-              <w:left w:w="120" w:type="dxa"/>
-              <w:bottom w:w="80" w:type="dxa"/>
-              <w:right w:w="120" w:type="dxa"/>
-            </w:tcMar>
-          </w:tcPr>
-          <w:p>
-            <w:proofErr w:type="spellStart"/>
-            <w:proofErr w:type="gramStart"/>
-            <w:r>
-              <w:rPr>
-                <w:sz w:val="20"/>
-                <w:szCs w:val="20"/>
-              </w:rPr>
-              <w:lastRenderedPageBreak/>
-              <w:t>plan</w:t>
-            </w:r>
-            <w:proofErr w:type="gramEnd"/>
-            <w:r>
-              <w:rPr>
-                <w:sz w:val="20"/>
-                <w:szCs w:val="20"/>
-              </w:rPr>
-              <w:t>_changes_count</w:t>
-            </w:r>
-            <w:proofErr w:type="spellEnd"/>
-          </w:p>
-        </w:tc>
-        <w:tc>
-          <w:tcPr>
-            <w:tcW w:w="1600" w:type="dxa"/>
-            <w:tcBorders>
-              <w:top w:val="single" w:sz="1" w:space="0" w:color="CCCCCC"/>
-              <w:left w:val="single" w:sz="1" w:space="0" w:color="CCCCCC"/>
-              <w:bottom w:val="single" w:sz="1" w:space="0" w:color="CCCCCC"/>
-              <w:right w:val="single" w:sz="1" w:space="0" w:color="CCCCCC"/>
-            </w:tcBorders>
-            <w:shd w:val="clear" w:color="auto" w:fill="EEF2F7"/>
-            <w:tcMar>
-              <w:top w:w="80" w:type="dxa"/>
-              <w:left w:w="120" w:type="dxa"/>
-              <w:bottom w:w="80" w:type="dxa"/>
-              <w:right w:w="120" w:type="dxa"/>
-            </w:tcMar>
-          </w:tcPr>
-          <w:p>
-            <w:proofErr w:type="spellStart"/>
-            <w:proofErr w:type="gramStart"/>
-            <w:r>
-              <w:rPr>
-                <w:sz w:val="20"/>
-                <w:szCs w:val="20"/>
-              </w:rPr>
-              <w:t>subscriptions</w:t>
-            </w:r>
-            <w:proofErr w:type="spellEnd"/>
-            <w:proofErr w:type="gramEnd"/>
-          </w:p>
-        </w:tc>
-        <w:tc>
-          <w:tcPr>
-            <w:tcW w:w="2500" w:type="dxa"/>
-            <w:tcBorders>
-              <w:top w:val="single" w:sz="1" w:space="0" w:color="CCCCCC"/>
-              <w:left w:val="single" w:sz="1" w:space="0" w:color="CCCCCC"/>
-              <w:bottom w:val="single" w:sz="1" w:space="0" w:color="CCCCCC"/>
-              <w:right w:val="single" w:sz="1" w:space="0" w:color="CCCCCC"/>
-            </w:tcBorders>
-            <w:shd w:val="clear" w:color="auto" w:fill="EEF2F7"/>
-            <w:tcMar>
-              <w:top w:w="80" w:type="dxa"/>
-              <w:left w:w="120" w:type="dxa"/>
-              <w:bottom w:w="80" w:type="dxa"/>
-              <w:right w:w="120" w:type="dxa"/>
-            </w:tcMar>
-          </w:tcPr>
-          <w:p>
-            <w:r>
-              <w:rPr>
-                <w:sz w:val="20"/>
-                <w:szCs w:val="20"/>
-              </w:rPr>
-              <w:t>Nombre de changements de plan</w:t>
-            </w:r>
-          </w:p>
-        </w:tc>
-        <w:tc>
-          <w:tcPr>
-            <w:tcW w:w="2726" w:type="dxa"/>
-            <w:tcBorders>
-              <w:top w:val="single" w:sz="1" w:space="0" w:color="CCCCCC"/>
-              <w:left w:val="single" w:sz="1" w:space="0" w:color="CCCCCC"/>
-              <w:bottom w:val="single" w:sz="1" w:space="0" w:color="CCCCCC"/>
-              <w:right w:val="single" w:sz="1" w:space="0" w:color="CCCCCC"/>
-            </w:tcBorders>
-            <w:shd w:val="clear" w:color="auto" w:fill="EEF2F7"/>
-            <w:tcMar>
-              <w:top w:w="80" w:type="dxa"/>
-              <w:left w:w="120" w:type="dxa"/>
-              <w:bottom w:w="80" w:type="dxa"/>
-              <w:right w:w="120" w:type="dxa"/>
-            </w:tcMar>
-          </w:tcPr>
-          <w:p>
-            <w:r>
-              <w:rPr>
-                <w:sz w:val="20"/>
-                <w:szCs w:val="20"/>
-              </w:rPr>
-              <w:t xml:space="preserve">Les downgrades sont un signal fort de </w:t>
-            </w:r>
-            <w:proofErr w:type="spellStart"/>
-            <w:r>
-              <w:rPr>
-                <w:sz w:val="20"/>
-                <w:szCs w:val="20"/>
-              </w:rPr>
-              <w:t>desengagement</w:t>
-            </w:r>
-            <w:proofErr w:type="spellEnd"/>
-          </w:p>
-        </w:tc>
-      </w:tr>
-      <w:tr>
-        <w:tblPrEx>
-          <w:tblCellMar>
-            <w:top w:w="0" w:type="dxa"/>
-            <w:bottom w:w="0" w:type="dxa"/>
-          </w:tblCellMar>
-        </w:tblPrEx>
-        <w:tc>
-          <w:tcPr>
-            <w:tcW w:w="2200" w:type="dxa"/>
-            <w:tcBorders>
-              <w:top w:val="single" w:sz="1" w:space="0" w:color="CCCCCC"/>
-              <w:left w:val="single" w:sz="1" w:space="0" w:color="CCCCCC"/>
-              <w:bottom w:val="single" w:sz="1" w:space="0" w:color="CCCCCC"/>
-              <w:right w:val="single" w:sz="1" w:space="0" w:color="CCCCCC"/>
-            </w:tcBorders>
-            <w:shd w:val="clear" w:color="auto" w:fill="FFFFFF"/>
-            <w:tcMar>
-              <w:top w:w="80" w:type="dxa"/>
-              <w:left w:w="120" w:type="dxa"/>
-              <w:bottom w:w="80" w:type="dxa"/>
-              <w:right w:w="120" w:type="dxa"/>
-            </w:tcMar>
-          </w:tcPr>
-          <w:p>
-            <w:proofErr w:type="spellStart"/>
-            <w:proofErr w:type="gramStart"/>
-            <w:r>
-              <w:rPr>
-                <w:sz w:val="20"/>
-                <w:szCs w:val="20"/>
-              </w:rPr>
-              <w:t>mrr</w:t>
-            </w:r>
-            <w:proofErr w:type="gramEnd"/>
-            <w:r>
-              <w:rPr>
-                <w:sz w:val="20"/>
-                <w:szCs w:val="20"/>
-              </w:rPr>
-              <w:t>_vs_plan_avg</w:t>
-            </w:r>
-            <w:proofErr w:type="spellEnd"/>
-          </w:p>
-        </w:tc>
-        <w:tc>
-          <w:tcPr>
-            <w:tcW w:w="1600" w:type="dxa"/>
-            <w:tcBorders>
-              <w:top w:val="single" w:sz="1" w:space="0" w:color="CCCCCC"/>
-              <w:left w:val="single" w:sz="1" w:space="0" w:color="CCCCCC"/>
-              <w:bottom w:val="single" w:sz="1" w:space="0" w:color="CCCCCC"/>
-              <w:right w:val="single" w:sz="1" w:space="0" w:color="CCCCCC"/>
-            </w:tcBorders>
-            <w:shd w:val="clear" w:color="auto" w:fill="FFFFFF"/>
-            <w:tcMar>
-              <w:top w:w="80" w:type="dxa"/>
-              <w:left w:w="120" w:type="dxa"/>
-              <w:bottom w:w="80" w:type="dxa"/>
-              <w:right w:w="120" w:type="dxa"/>
-            </w:tcMar>
-          </w:tcPr>
-          <w:p>
-            <w:proofErr w:type="spellStart"/>
-            <w:proofErr w:type="gramStart"/>
-            <w:r>
-              <w:rPr>
-                <w:sz w:val="20"/>
-                <w:szCs w:val="20"/>
-              </w:rPr>
-              <w:t>accounts</w:t>
-            </w:r>
-            <w:proofErr w:type="spellEnd"/>
-            <w:proofErr w:type="gramEnd"/>
-            <w:r>
-              <w:rPr>
-                <w:sz w:val="20"/>
-                <w:szCs w:val="20"/>
-              </w:rPr>
-              <w:t xml:space="preserve"> + </w:t>
-            </w:r>
-            <w:proofErr w:type="spellStart"/>
-            <w:r>
-              <w:rPr>
-                <w:sz w:val="20"/>
-                <w:szCs w:val="20"/>
-              </w:rPr>
-              <w:t>subscriptions</w:t>
-            </w:r>
-            <w:proofErr w:type="spellEnd"/>
-          </w:p>
-        </w:tc>
-        <w:tc>
-          <w:tcPr>
-            <w:tcW w:w="2500" w:type="dxa"/>
-            <w:tcBorders>
-              <w:top w:val="single" w:sz="1" w:space="0" w:color="CCCCCC"/>
-              <w:left w:val="single" w:sz="1" w:space="0" w:color="CCCCCC"/>
-              <w:bottom w:val="single" w:sz="1" w:space="0" w:color="CCCCCC"/>
-              <w:right w:val="single" w:sz="1" w:space="0" w:color="CCCCCC"/>
-            </w:tcBorders>
-            <w:shd w:val="clear" w:color="auto" w:fill="FFFFFF"/>
-            <w:tcMar>
-              <w:top w:w="80" w:type="dxa"/>
-              <w:left w:w="120" w:type="dxa"/>
-              <w:bottom w:w="80" w:type="dxa"/>
-              <w:right w:w="120" w:type="dxa"/>
-            </w:tcMar>
-          </w:tcPr>
-          <w:p>
-            <w:r>
-              <w:rPr>
-                <w:sz w:val="20"/>
-                <w:szCs w:val="20"/>
-              </w:rPr>
-              <w:t>Ecart MRR vs moyenne du plan</w:t>
-            </w:r>
-          </w:p>
-        </w:tc>
-        <w:tc>
-          <w:tcPr>
-            <w:tcW w:w="2726" w:type="dxa"/>
-            <w:tcBorders>
-              <w:top w:val="single" w:sz="1" w:space="0" w:color="CCCCCC"/>
-              <w:left w:val="single" w:sz="1" w:space="0" w:color="CCCCCC"/>
-              <w:bottom w:val="single" w:sz="1" w:space="0" w:color="CCCCCC"/>
-              <w:right w:val="single" w:sz="1" w:space="0" w:color="CCCCCC"/>
-            </w:tcBorders>
-            <w:shd w:val="clear" w:color="auto" w:fill="FFFFFF"/>
-            <w:tcMar>
-              <w:top w:w="80" w:type="dxa"/>
-              <w:left w:w="120" w:type="dxa"/>
-              <w:bottom w:w="80" w:type="dxa"/>
-              <w:right w:w="120" w:type="dxa"/>
-            </w:tcMar>
-          </w:tcPr>
-          <w:p>
-            <w:r>
-              <w:rPr>
-                <w:sz w:val="20"/>
-                <w:szCs w:val="20"/>
-              </w:rPr>
-              <w:t>Un MRR en dessous de la moyenne peut indiquer un compte sous-utilise</w:t>
+            <w:tcW w:w="4428" w:type="dxa"/>
+            <w:tcBorders>
+              <w:top w:val="single" w:sz="8" w:space="0" w:color="9A9A9A"/>
+              <w:left w:val="single" w:sz="8" w:space="0" w:color="9A9A9A"/>
+              <w:bottom w:val="single" w:sz="8" w:space="0" w:color="9A9A9A"/>
+              <w:right w:val="single" w:sz="8" w:space="0" w:color="9A9A9A"/>
+            </w:tcBorders>
+            <w:tcMar>
+              <w:top w:w="100" w:type="nil"/>
+              <w:left w:w="20" w:type="nil"/>
+              <w:bottom w:w="20" w:type="nil"/>
+              <w:right w:w="100" w:type="nil"/>
+            </w:tcMar>
+          </w:tcPr>
+          <w:p>
+            <w:pPr>
+              <w:autoSpaceDE w:val="0"/>
+              <w:autoSpaceDN w:val="0"/>
+              <w:adjustRightInd w:val="0"/>
+              <w:rPr>
+                <w:rFonts w:ascii="Helvetica" w:hAnsi="Helvetica" w:cs="Helvetica"/>
+                <w:sz w:val="24"/>
+                <w:szCs w:val="24"/>
+              </w:rPr>
+            </w:pPr>
+            <w:r>
+              <w:rPr>
+                <w:rFonts w:ascii="Helvetica Neue" w:hAnsi="Helvetica Neue" w:cs="Helvetica Neue"/>
+                <w:sz w:val="26"/>
+                <w:szCs w:val="26"/>
+              </w:rPr>
+              <w:t>AUC-ROC</w:t>
+            </w:r>
+          </w:p>
+        </w:tc>
+        <w:tc>
+          <w:tcPr>
+            <w:tcW w:w="4320" w:type="dxa"/>
+            <w:tcBorders>
+              <w:top w:val="single" w:sz="8" w:space="0" w:color="9A9A9A"/>
+              <w:left w:val="single" w:sz="8" w:space="0" w:color="9A9A9A"/>
+              <w:bottom w:val="single" w:sz="8" w:space="0" w:color="9A9A9A"/>
+              <w:right w:val="single" w:sz="8" w:space="0" w:color="9A9A9A"/>
+            </w:tcBorders>
+            <w:tcMar>
+              <w:top w:w="100" w:type="nil"/>
+              <w:left w:w="20" w:type="nil"/>
+              <w:bottom w:w="20" w:type="nil"/>
+              <w:right w:w="100" w:type="nil"/>
+            </w:tcMar>
+          </w:tcPr>
+          <w:p>
+            <w:pPr>
+              <w:autoSpaceDE w:val="0"/>
+              <w:autoSpaceDN w:val="0"/>
+              <w:adjustRightInd w:val="0"/>
+              <w:rPr>
+                <w:rFonts w:ascii="Helvetica Neue" w:hAnsi="Helvetica Neue" w:cs="Helvetica Neue"/>
+                <w:sz w:val="26"/>
+                <w:szCs w:val="26"/>
+              </w:rPr>
+            </w:pPr>
+            <w:r>
+              <w:rPr>
+                <w:rFonts w:ascii="Helvetica Neue" w:hAnsi="Helvetica Neue" w:cs="Helvetica Neue"/>
+                <w:sz w:val="26"/>
+                <w:szCs w:val="26"/>
+              </w:rPr>
+              <w:t>0.51</w:t>
             </w:r>
           </w:p>
         </w:tc>
@@ -7707,316 +8921,546 @@
     </w:tbl>
     <w:p>
       <w:pPr>
-        <w:spacing w:after="120"/>
-      </w:pPr>
-    </w:p>
-    <w:p>
-      <w:pPr>
-        <w:pStyle w:val="Titre2"/>
-      </w:pPr>
-      <w:r>
-        <w:t>2.5 Agent de traitement : retour d'</w:t>
-      </w:r>
-      <w:proofErr w:type="spellStart"/>
-      <w:r>
-        <w:t>experience</w:t>
-      </w:r>
-      <w:proofErr w:type="spellEnd"/>
-    </w:p>
-    <w:p>
-      <w:pPr>
-        <w:spacing w:after="120"/>
-      </w:pPr>
-      <w:r>
-        <w:t>Pour le Sprint 2, l'</w:t>
-      </w:r>
-      <w:proofErr w:type="spellStart"/>
-      <w:r>
-        <w:t>equipe</w:t>
-      </w:r>
-      <w:proofErr w:type="spellEnd"/>
-      <w:r>
-        <w:t xml:space="preserve"> a fait le choix de </w:t>
-      </w:r>
-      <w:proofErr w:type="spellStart"/>
-      <w:r>
-        <w:t>creer</w:t>
-      </w:r>
-      <w:proofErr w:type="spellEnd"/>
-      <w:r>
-        <w:t xml:space="preserve"> un nouvel agent </w:t>
-      </w:r>
-      <w:proofErr w:type="spellStart"/>
-      <w:r>
-        <w:t>dedie</w:t>
-      </w:r>
-      <w:proofErr w:type="spellEnd"/>
-      <w:r>
-        <w:t xml:space="preserve"> </w:t>
-      </w:r>
-      <w:proofErr w:type="gramStart"/>
-      <w:r>
-        <w:t>(.</w:t>
-      </w:r>
-      <w:proofErr w:type="spellStart"/>
-      <w:r>
-        <w:t>gemini</w:t>
-      </w:r>
-      <w:proofErr w:type="spellEnd"/>
-      <w:r>
-        <w:t>/agents/data-engineer.md</w:t>
-      </w:r>
-      <w:proofErr w:type="gramEnd"/>
-      <w:r>
-        <w:t xml:space="preserve">) </w:t>
-      </w:r>
-      <w:proofErr w:type="spellStart"/>
-      <w:r>
-        <w:t>plutot</w:t>
-      </w:r>
-      <w:proofErr w:type="spellEnd"/>
-      <w:r>
-        <w:t xml:space="preserve"> que d'enrichir l'agent d'exploration existant.</w:t>
-      </w:r>
-    </w:p>
-    <w:p>
-      <w:pPr>
-        <w:spacing w:after="120"/>
-      </w:pPr>
-      <w:r>
-        <w:rPr>
+        <w:autoSpaceDE w:val="0"/>
+        <w:autoSpaceDN w:val="0"/>
+        <w:adjustRightInd w:val="0"/>
+        <w:rPr>
+          <w:rFonts w:ascii="Helvetica Neue" w:hAnsi="Helvetica Neue" w:cs="Helvetica Neue"/>
+          <w:sz w:val="26"/>
+          <w:szCs w:val="26"/>
+        </w:rPr>
+      </w:pPr>
+      <w:r>
+        <w:rPr>
+          <w:rFonts w:ascii="Helvetica Neue" w:hAnsi="Helvetica Neue" w:cs="Helvetica Neue"/>
           <w:b/>
           <w:bCs/>
-        </w:rPr>
-        <w:t>Justification de ce choix :</w:t>
-      </w:r>
-    </w:p>
-    <w:p>
-      <w:pPr>
-        <w:pStyle w:val="Paragraphedeliste"/>
+          <w:sz w:val="26"/>
+          <w:szCs w:val="26"/>
+        </w:rPr>
+        <w:t>3.4 Interprétation</w:t>
+      </w:r>
+      <w:r>
+        <w:rPr>
+          <w:rFonts w:ascii="Helvetica Neue" w:hAnsi="Helvetica Neue" w:cs="Helvetica Neue"/>
+          <w:sz w:val="26"/>
+          <w:szCs w:val="26"/>
+        </w:rPr>
+        <w:t xml:space="preserve"> Top 3 </w:t>
+      </w:r>
+      <w:proofErr w:type="spellStart"/>
+      <w:r>
+        <w:rPr>
+          <w:rFonts w:ascii="Helvetica Neue" w:hAnsi="Helvetica Neue" w:cs="Helvetica Neue"/>
+          <w:sz w:val="26"/>
+          <w:szCs w:val="26"/>
+        </w:rPr>
+        <w:t>features</w:t>
+      </w:r>
+      <w:proofErr w:type="spellEnd"/>
+      <w:r>
+        <w:rPr>
+          <w:rFonts w:ascii="Helvetica Neue" w:hAnsi="Helvetica Neue" w:cs="Helvetica Neue"/>
+          <w:sz w:val="26"/>
+          <w:szCs w:val="26"/>
+        </w:rPr>
+        <w:t xml:space="preserve"> les plus importantes :</w:t>
+      </w:r>
+    </w:p>
+    <w:p>
+      <w:pPr>
         <w:numPr>
           <w:ilvl w:val="0"/>
-          <w:numId w:val="3"/>
+          <w:numId w:val="5"/>
         </w:numPr>
-        <w:spacing w:after="80"/>
-      </w:pPr>
-      <w:r>
-        <w:t xml:space="preserve">Approche plus modulaire : chaque agent a une </w:t>
-      </w:r>
-      <w:proofErr w:type="spellStart"/>
-      <w:r>
-        <w:t>responsabilite</w:t>
-      </w:r>
-      <w:proofErr w:type="spellEnd"/>
-      <w:r>
-        <w:t xml:space="preserve"> claire et </w:t>
-      </w:r>
-      <w:proofErr w:type="spellStart"/>
-      <w:r>
-        <w:t>limitee</w:t>
-      </w:r>
-      <w:proofErr w:type="spellEnd"/>
-    </w:p>
-    <w:p>
-      <w:pPr>
-        <w:pStyle w:val="Paragraphedeliste"/>
+        <w:autoSpaceDE w:val="0"/>
+        <w:autoSpaceDN w:val="0"/>
+        <w:adjustRightInd w:val="0"/>
+        <w:ind w:left="0" w:firstLine="0"/>
+        <w:rPr>
+          <w:rFonts w:ascii="Helvetica Neue" w:hAnsi="Helvetica Neue" w:cs="Helvetica Neue"/>
+          <w:sz w:val="26"/>
+          <w:szCs w:val="26"/>
+        </w:rPr>
+      </w:pPr>
+      <w:proofErr w:type="gramStart"/>
+      <w:r>
+        <w:rPr>
+          <w:rFonts w:ascii="Helvetica Neue" w:hAnsi="Helvetica Neue" w:cs="Helvetica Neue"/>
+          <w:sz w:val="26"/>
+          <w:szCs w:val="26"/>
+        </w:rPr>
+        <w:t>usage</w:t>
+      </w:r>
+      <w:proofErr w:type="gramEnd"/>
+      <w:r>
+        <w:rPr>
+          <w:rFonts w:ascii="Helvetica Neue" w:hAnsi="Helvetica Neue" w:cs="Helvetica Neue"/>
+          <w:sz w:val="26"/>
+          <w:szCs w:val="26"/>
+        </w:rPr>
+        <w:t xml:space="preserve">_trend_3m : une baisse d'utilisation sur 3 mois est le signal le plus fort de </w:t>
+      </w:r>
+      <w:proofErr w:type="spellStart"/>
+      <w:r>
+        <w:rPr>
+          <w:rFonts w:ascii="Helvetica Neue" w:hAnsi="Helvetica Neue" w:cs="Helvetica Neue"/>
+          <w:sz w:val="26"/>
+          <w:szCs w:val="26"/>
+        </w:rPr>
+        <w:t>churn</w:t>
+      </w:r>
+      <w:proofErr w:type="spellEnd"/>
+      <w:r>
+        <w:rPr>
+          <w:rFonts w:ascii="Helvetica Neue" w:hAnsi="Helvetica Neue" w:cs="Helvetica Neue"/>
+          <w:sz w:val="26"/>
+          <w:szCs w:val="26"/>
+        </w:rPr>
+        <w:t xml:space="preserve"> imminent</w:t>
+      </w:r>
+    </w:p>
+    <w:p>
+      <w:pPr>
         <w:numPr>
           <w:ilvl w:val="0"/>
-          <w:numId w:val="3"/>
+          <w:numId w:val="5"/>
         </w:numPr>
-        <w:spacing w:after="80"/>
-      </w:pPr>
-      <w:r>
-        <w:t xml:space="preserve">Meilleure </w:t>
-      </w:r>
-      <w:proofErr w:type="spellStart"/>
-      <w:r>
-        <w:t>lisibilite</w:t>
-      </w:r>
-      <w:proofErr w:type="spellEnd"/>
-      <w:r>
-        <w:t xml:space="preserve"> : les instructions de nettoyage sont </w:t>
-      </w:r>
-      <w:proofErr w:type="spellStart"/>
-      <w:r>
-        <w:t>separees</w:t>
-      </w:r>
-      <w:proofErr w:type="spellEnd"/>
-      <w:r>
-        <w:t xml:space="preserve"> de celles d'exploration</w:t>
-      </w:r>
-    </w:p>
-    <w:p>
-      <w:pPr>
-        <w:pStyle w:val="Paragraphedeliste"/>
+        <w:autoSpaceDE w:val="0"/>
+        <w:autoSpaceDN w:val="0"/>
+        <w:adjustRightInd w:val="0"/>
+        <w:ind w:left="0" w:firstLine="0"/>
+        <w:rPr>
+          <w:rFonts w:ascii="Helvetica Neue" w:hAnsi="Helvetica Neue" w:cs="Helvetica Neue"/>
+          <w:sz w:val="26"/>
+          <w:szCs w:val="26"/>
+        </w:rPr>
+      </w:pPr>
+      <w:proofErr w:type="spellStart"/>
+      <w:proofErr w:type="gramStart"/>
+      <w:r>
+        <w:rPr>
+          <w:rFonts w:ascii="Helvetica Neue" w:hAnsi="Helvetica Neue" w:cs="Helvetica Neue"/>
+          <w:sz w:val="26"/>
+          <w:szCs w:val="26"/>
+        </w:rPr>
+        <w:t>avg</w:t>
+      </w:r>
+      <w:proofErr w:type="gramEnd"/>
+      <w:r>
+        <w:rPr>
+          <w:rFonts w:ascii="Helvetica Neue" w:hAnsi="Helvetica Neue" w:cs="Helvetica Neue"/>
+          <w:sz w:val="26"/>
+          <w:szCs w:val="26"/>
+        </w:rPr>
+        <w:t>_seats</w:t>
+      </w:r>
+      <w:proofErr w:type="spellEnd"/>
+      <w:r>
+        <w:rPr>
+          <w:rFonts w:ascii="Helvetica Neue" w:hAnsi="Helvetica Neue" w:cs="Helvetica Neue"/>
+          <w:sz w:val="26"/>
+          <w:szCs w:val="26"/>
+        </w:rPr>
+        <w:t xml:space="preserve"> : le nombre de sièges reflète l'engagement de l'entreprise</w:t>
+      </w:r>
+    </w:p>
+    <w:p>
+      <w:pPr>
         <w:numPr>
           <w:ilvl w:val="0"/>
-          <w:numId w:val="3"/>
+          <w:numId w:val="5"/>
         </w:numPr>
-        <w:spacing w:after="80"/>
-      </w:pPr>
-      <w:proofErr w:type="spellStart"/>
-      <w:r>
-        <w:t>Reutilisabilite</w:t>
-      </w:r>
-      <w:proofErr w:type="spellEnd"/>
-      <w:r>
-        <w:t xml:space="preserve"> : data-explorer.md reste utilisable pour de futures explorations sans </w:t>
-      </w:r>
-      <w:proofErr w:type="spellStart"/>
-      <w:r>
-        <w:t>etre</w:t>
-      </w:r>
-      <w:proofErr w:type="spellEnd"/>
-      <w:r>
-        <w:t xml:space="preserve"> alourdi</w:t>
-      </w:r>
-    </w:p>
-    <w:p>
-      <w:pPr>
-        <w:spacing w:after="120"/>
-      </w:pPr>
-    </w:p>
-    <w:p>
-      <w:pPr>
-        <w:spacing w:after="120"/>
-      </w:pPr>
-      <w:r>
-        <w:rPr>
+        <w:autoSpaceDE w:val="0"/>
+        <w:autoSpaceDN w:val="0"/>
+        <w:adjustRightInd w:val="0"/>
+        <w:ind w:left="0" w:firstLine="0"/>
+        <w:rPr>
+          <w:rFonts w:ascii="Helvetica Neue" w:hAnsi="Helvetica Neue" w:cs="Helvetica Neue"/>
+          <w:sz w:val="26"/>
+          <w:szCs w:val="26"/>
+        </w:rPr>
+      </w:pPr>
+      <w:proofErr w:type="spellStart"/>
+      <w:proofErr w:type="gramStart"/>
+      <w:r>
+        <w:rPr>
+          <w:rFonts w:ascii="Helvetica Neue" w:hAnsi="Helvetica Neue" w:cs="Helvetica Neue"/>
+          <w:sz w:val="26"/>
+          <w:szCs w:val="26"/>
+        </w:rPr>
+        <w:t>total</w:t>
+      </w:r>
+      <w:proofErr w:type="gramEnd"/>
+      <w:r>
+        <w:rPr>
+          <w:rFonts w:ascii="Helvetica Neue" w:hAnsi="Helvetica Neue" w:cs="Helvetica Neue"/>
+          <w:sz w:val="26"/>
+          <w:szCs w:val="26"/>
+        </w:rPr>
+        <w:t>_usage_count</w:t>
+      </w:r>
+      <w:proofErr w:type="spellEnd"/>
+      <w:r>
+        <w:rPr>
+          <w:rFonts w:ascii="Helvetica Neue" w:hAnsi="Helvetica Neue" w:cs="Helvetica Neue"/>
+          <w:sz w:val="26"/>
+          <w:szCs w:val="26"/>
+        </w:rPr>
+        <w:t xml:space="preserve"> : un faible usage global prédit le désengagement</w:t>
+      </w:r>
+    </w:p>
+    <w:p>
+      <w:pPr>
+        <w:autoSpaceDE w:val="0"/>
+        <w:autoSpaceDN w:val="0"/>
+        <w:adjustRightInd w:val="0"/>
+        <w:rPr>
+          <w:rFonts w:ascii="Helvetica Neue" w:hAnsi="Helvetica Neue" w:cs="Helvetica Neue"/>
+          <w:sz w:val="26"/>
+          <w:szCs w:val="26"/>
+        </w:rPr>
+      </w:pPr>
+      <w:r>
+        <w:rPr>
+          <w:rFonts w:ascii="Helvetica Neue" w:hAnsi="Helvetica Neue" w:cs="Helvetica Neue"/>
+          <w:sz w:val="26"/>
+          <w:szCs w:val="26"/>
+        </w:rPr>
+        <w:t>Ces résultats sont cohérents avec l'intuition métier : un client qui utilise moins le produit est plus susceptible de partir.</w:t>
+      </w:r>
+    </w:p>
+    <w:p>
+      <w:pPr>
+        <w:autoSpaceDE w:val="0"/>
+        <w:autoSpaceDN w:val="0"/>
+        <w:adjustRightInd w:val="0"/>
+        <w:rPr>
+          <w:rFonts w:ascii="Helvetica Neue" w:hAnsi="Helvetica Neue" w:cs="Helvetica Neue"/>
+          <w:sz w:val="26"/>
+          <w:szCs w:val="26"/>
+        </w:rPr>
+      </w:pPr>
+    </w:p>
+    <w:p>
+      <w:pPr>
+        <w:autoSpaceDE w:val="0"/>
+        <w:autoSpaceDN w:val="0"/>
+        <w:adjustRightInd w:val="0"/>
+        <w:rPr>
+          <w:rFonts w:ascii="Helvetica Neue" w:hAnsi="Helvetica Neue" w:cs="Helvetica Neue"/>
+          <w:sz w:val="26"/>
+          <w:szCs w:val="26"/>
+        </w:rPr>
+      </w:pPr>
+      <w:r>
+        <w:rPr>
+          <w:rFonts w:ascii="Helvetica Neue" w:hAnsi="Helvetica Neue" w:cs="Helvetica Neue"/>
           <w:b/>
           <w:bCs/>
-        </w:rPr>
-        <w:t>Configuration de l'agent :</w:t>
-      </w:r>
-    </w:p>
-    <w:p>
-      <w:pPr>
-        <w:spacing w:after="120"/>
-      </w:pPr>
-      <w:r>
-        <w:t xml:space="preserve">L'agent data-engineer.md est structure en 3 </w:t>
-      </w:r>
-      <w:proofErr w:type="spellStart"/>
-      <w:r>
-        <w:t>etapes</w:t>
-      </w:r>
-      <w:proofErr w:type="spellEnd"/>
-      <w:r>
-        <w:t xml:space="preserve"> </w:t>
-      </w:r>
-      <w:proofErr w:type="spellStart"/>
-      <w:r>
-        <w:t>sequentielles</w:t>
-      </w:r>
-      <w:proofErr w:type="spellEnd"/>
-      <w:r>
-        <w:t xml:space="preserve"> : nettoyage, construction de la table analytique, </w:t>
-      </w:r>
-      <w:proofErr w:type="spellStart"/>
-      <w:r>
-        <w:t>feature</w:t>
-      </w:r>
-      <w:proofErr w:type="spellEnd"/>
-      <w:r>
-        <w:t xml:space="preserve"> engineering. Chaque </w:t>
-      </w:r>
-      <w:proofErr w:type="spellStart"/>
-      <w:r>
-        <w:t>etape</w:t>
-      </w:r>
-      <w:proofErr w:type="spellEnd"/>
-      <w:r>
-        <w:t xml:space="preserve"> produit des fichiers dans les dossiers </w:t>
-      </w:r>
-      <w:proofErr w:type="spellStart"/>
-      <w:r>
-        <w:t>definis</w:t>
-      </w:r>
-      <w:proofErr w:type="spellEnd"/>
-      <w:r>
-        <w:t xml:space="preserve"> par les conventions du projet.</w:t>
-      </w:r>
-    </w:p>
-    <w:p>
-      <w:pPr>
-        <w:spacing w:after="120"/>
-      </w:pPr>
-    </w:p>
-    <w:p>
-      <w:pPr>
-        <w:spacing w:after="120"/>
-      </w:pPr>
-      <w:proofErr w:type="spellStart"/>
-      <w:r>
-        <w:rPr>
-          <w:i/>
-          <w:iCs/>
-          <w:color w:val="888888"/>
-        </w:rPr>
-        <w:t>Iterations</w:t>
-      </w:r>
-      <w:proofErr w:type="spellEnd"/>
-      <w:r>
-        <w:rPr>
-          <w:i/>
-          <w:iCs/>
-          <w:color w:val="888888"/>
-        </w:rPr>
-        <w:t xml:space="preserve"> et ajustements : A </w:t>
-      </w:r>
-      <w:proofErr w:type="spellStart"/>
-      <w:r>
-        <w:rPr>
-          <w:i/>
-          <w:iCs/>
-          <w:color w:val="888888"/>
-        </w:rPr>
-        <w:t>completer</w:t>
-      </w:r>
-      <w:proofErr w:type="spellEnd"/>
-      <w:r>
-        <w:rPr>
-          <w:i/>
-          <w:iCs/>
-          <w:color w:val="888888"/>
-        </w:rPr>
-        <w:t xml:space="preserve"> </w:t>
-      </w:r>
-      <w:proofErr w:type="spellStart"/>
-      <w:r>
-        <w:rPr>
-          <w:i/>
-          <w:iCs/>
-          <w:color w:val="888888"/>
-        </w:rPr>
-        <w:t>apres</w:t>
-      </w:r>
-      <w:proofErr w:type="spellEnd"/>
-      <w:r>
-        <w:rPr>
-          <w:i/>
-          <w:iCs/>
-          <w:color w:val="888888"/>
-        </w:rPr>
-        <w:t xml:space="preserve"> </w:t>
-      </w:r>
-      <w:proofErr w:type="spellStart"/>
-      <w:r>
-        <w:rPr>
-          <w:i/>
-          <w:iCs/>
-          <w:color w:val="888888"/>
-        </w:rPr>
-        <w:t>execution</w:t>
-      </w:r>
-      <w:proofErr w:type="spellEnd"/>
-      <w:r>
-        <w:rPr>
-          <w:i/>
-          <w:iCs/>
-          <w:color w:val="888888"/>
-        </w:rPr>
-        <w:t xml:space="preserve"> de l'agent.</w:t>
+          <w:sz w:val="26"/>
+          <w:szCs w:val="26"/>
+        </w:rPr>
+        <w:t>3.5 Analyse des biais et limites</w:t>
+      </w:r>
+    </w:p>
+    <w:p>
+      <w:pPr>
+        <w:numPr>
+          <w:ilvl w:val="0"/>
+          <w:numId w:val="6"/>
+        </w:numPr>
+        <w:autoSpaceDE w:val="0"/>
+        <w:autoSpaceDN w:val="0"/>
+        <w:adjustRightInd w:val="0"/>
+        <w:ind w:left="0" w:firstLine="0"/>
+        <w:rPr>
+          <w:rFonts w:ascii="Helvetica Neue" w:hAnsi="Helvetica Neue" w:cs="Helvetica Neue"/>
+          <w:sz w:val="26"/>
+          <w:szCs w:val="26"/>
+        </w:rPr>
+      </w:pPr>
+      <w:r>
+        <w:rPr>
+          <w:rFonts w:ascii="Helvetica Neue" w:hAnsi="Helvetica Neue" w:cs="Helvetica Neue"/>
+          <w:sz w:val="26"/>
+          <w:szCs w:val="26"/>
+        </w:rPr>
+        <w:t xml:space="preserve">L'AUC-ROC de 0.51 indique une faible capacité de discrimination entre les deux classes — le modèle sur-prédit le </w:t>
+      </w:r>
+      <w:proofErr w:type="spellStart"/>
+      <w:r>
+        <w:rPr>
+          <w:rFonts w:ascii="Helvetica Neue" w:hAnsi="Helvetica Neue" w:cs="Helvetica Neue"/>
+          <w:sz w:val="26"/>
+          <w:szCs w:val="26"/>
+        </w:rPr>
+        <w:t>churn</w:t>
+      </w:r>
+      <w:proofErr w:type="spellEnd"/>
+    </w:p>
+    <w:p>
+      <w:pPr>
+        <w:numPr>
+          <w:ilvl w:val="0"/>
+          <w:numId w:val="6"/>
+        </w:numPr>
+        <w:autoSpaceDE w:val="0"/>
+        <w:autoSpaceDN w:val="0"/>
+        <w:adjustRightInd w:val="0"/>
+        <w:ind w:left="0" w:firstLine="0"/>
+        <w:rPr>
+          <w:rFonts w:ascii="Helvetica Neue" w:hAnsi="Helvetica Neue" w:cs="Helvetica Neue"/>
+          <w:sz w:val="26"/>
+          <w:szCs w:val="26"/>
+        </w:rPr>
+      </w:pPr>
+      <w:r>
+        <w:rPr>
+          <w:rFonts w:ascii="Helvetica Neue" w:hAnsi="Helvetica Neue" w:cs="Helvetica Neue"/>
+          <w:sz w:val="26"/>
+          <w:szCs w:val="26"/>
+        </w:rPr>
+        <w:t xml:space="preserve">Le taux de </w:t>
+      </w:r>
+      <w:proofErr w:type="spellStart"/>
+      <w:r>
+        <w:rPr>
+          <w:rFonts w:ascii="Helvetica Neue" w:hAnsi="Helvetica Neue" w:cs="Helvetica Neue"/>
+          <w:sz w:val="26"/>
+          <w:szCs w:val="26"/>
+        </w:rPr>
+        <w:t>churn</w:t>
+      </w:r>
+      <w:proofErr w:type="spellEnd"/>
+      <w:r>
+        <w:rPr>
+          <w:rFonts w:ascii="Helvetica Neue" w:hAnsi="Helvetica Neue" w:cs="Helvetica Neue"/>
+          <w:sz w:val="26"/>
+          <w:szCs w:val="26"/>
+        </w:rPr>
+        <w:t xml:space="preserve"> de 70.4% est inhabituellement élevé pour un SaaS B2B, ce qui peut biaiser le modèle</w:t>
+      </w:r>
+    </w:p>
+    <w:p>
+      <w:pPr>
+        <w:numPr>
+          <w:ilvl w:val="0"/>
+          <w:numId w:val="6"/>
+        </w:numPr>
+        <w:autoSpaceDE w:val="0"/>
+        <w:autoSpaceDN w:val="0"/>
+        <w:adjustRightInd w:val="0"/>
+        <w:ind w:left="0" w:firstLine="0"/>
+        <w:rPr>
+          <w:rFonts w:ascii="Helvetica Neue" w:hAnsi="Helvetica Neue" w:cs="Helvetica Neue"/>
+          <w:sz w:val="26"/>
+          <w:szCs w:val="26"/>
+        </w:rPr>
+      </w:pPr>
+      <w:r>
+        <w:rPr>
+          <w:rFonts w:ascii="Helvetica Neue" w:hAnsi="Helvetica Neue" w:cs="Helvetica Neue"/>
+          <w:sz w:val="26"/>
+          <w:szCs w:val="26"/>
+        </w:rPr>
+        <w:t xml:space="preserve">Limite principale : le modèle fonctionne mieux pour détecter les </w:t>
+      </w:r>
+      <w:proofErr w:type="spellStart"/>
+      <w:r>
+        <w:rPr>
+          <w:rFonts w:ascii="Helvetica Neue" w:hAnsi="Helvetica Neue" w:cs="Helvetica Neue"/>
+          <w:sz w:val="26"/>
+          <w:szCs w:val="26"/>
+        </w:rPr>
+        <w:t>churners</w:t>
+      </w:r>
+      <w:proofErr w:type="spellEnd"/>
+      <w:r>
+        <w:rPr>
+          <w:rFonts w:ascii="Helvetica Neue" w:hAnsi="Helvetica Neue" w:cs="Helvetica Neue"/>
+          <w:sz w:val="26"/>
+          <w:szCs w:val="26"/>
+        </w:rPr>
+        <w:t xml:space="preserve"> que pour identifier les non-</w:t>
+      </w:r>
+      <w:proofErr w:type="spellStart"/>
+      <w:r>
+        <w:rPr>
+          <w:rFonts w:ascii="Helvetica Neue" w:hAnsi="Helvetica Neue" w:cs="Helvetica Neue"/>
+          <w:sz w:val="26"/>
+          <w:szCs w:val="26"/>
+        </w:rPr>
+        <w:t>churners</w:t>
+      </w:r>
+      <w:proofErr w:type="spellEnd"/>
+      <w:r>
+        <w:rPr>
+          <w:rFonts w:ascii="Helvetica Neue" w:hAnsi="Helvetica Neue" w:cs="Helvetica Neue"/>
+          <w:sz w:val="26"/>
+          <w:szCs w:val="26"/>
+        </w:rPr>
+        <w:t xml:space="preserve"> (faible spécificité)</w:t>
+      </w:r>
+    </w:p>
+    <w:p>
+      <w:pPr>
+        <w:autoSpaceDE w:val="0"/>
+        <w:autoSpaceDN w:val="0"/>
+        <w:adjustRightInd w:val="0"/>
+        <w:rPr>
+          <w:rFonts w:ascii="Helvetica Neue" w:hAnsi="Helvetica Neue" w:cs="Helvetica Neue"/>
+          <w:sz w:val="26"/>
+          <w:szCs w:val="26"/>
+        </w:rPr>
+      </w:pPr>
+    </w:p>
+    <w:p>
+      <w:pPr>
+        <w:autoSpaceDE w:val="0"/>
+        <w:autoSpaceDN w:val="0"/>
+        <w:adjustRightInd w:val="0"/>
+        <w:rPr>
+          <w:rFonts w:ascii="Helvetica Neue" w:hAnsi="Helvetica Neue" w:cs="Helvetica Neue"/>
+          <w:sz w:val="26"/>
+          <w:szCs w:val="26"/>
+        </w:rPr>
+      </w:pPr>
+      <w:r>
+        <w:rPr>
+          <w:rFonts w:ascii="Helvetica Neue" w:hAnsi="Helvetica Neue" w:cs="Helvetica Neue"/>
+          <w:b/>
+          <w:bCs/>
+          <w:sz w:val="26"/>
+          <w:szCs w:val="26"/>
+        </w:rPr>
+        <w:t>3.6 Seuils de risque retenus</w:t>
+      </w:r>
+    </w:p>
+    <w:p>
+      <w:pPr>
+        <w:numPr>
+          <w:ilvl w:val="0"/>
+          <w:numId w:val="7"/>
+        </w:numPr>
+        <w:autoSpaceDE w:val="0"/>
+        <w:autoSpaceDN w:val="0"/>
+        <w:adjustRightInd w:val="0"/>
+        <w:ind w:left="0" w:firstLine="0"/>
+        <w:rPr>
+          <w:rFonts w:ascii="Helvetica Neue" w:hAnsi="Helvetica Neue" w:cs="Helvetica Neue"/>
+          <w:sz w:val="26"/>
+          <w:szCs w:val="26"/>
+        </w:rPr>
+      </w:pPr>
+      <w:r>
+        <w:rPr>
+          <w:rFonts w:ascii="Helvetica Neue" w:hAnsi="Helvetica Neue" w:cs="Helvetica Neue"/>
+          <w:b/>
+          <w:bCs/>
+          <w:sz w:val="26"/>
+          <w:szCs w:val="26"/>
+        </w:rPr>
+        <w:lastRenderedPageBreak/>
+        <w:t>High</w:t>
+      </w:r>
+      <w:r>
+        <w:rPr>
+          <w:rFonts w:ascii="Helvetica Neue" w:hAnsi="Helvetica Neue" w:cs="Helvetica Neue"/>
+          <w:sz w:val="26"/>
+          <w:szCs w:val="26"/>
+        </w:rPr>
+        <w:t xml:space="preserve"> (score ≥ 0.70) : 338 comptes — action immédiate du Customer Success Manager</w:t>
+      </w:r>
+    </w:p>
+    <w:p>
+      <w:pPr>
+        <w:numPr>
+          <w:ilvl w:val="0"/>
+          <w:numId w:val="7"/>
+        </w:numPr>
+        <w:autoSpaceDE w:val="0"/>
+        <w:autoSpaceDN w:val="0"/>
+        <w:adjustRightInd w:val="0"/>
+        <w:ind w:left="0" w:firstLine="0"/>
+        <w:rPr>
+          <w:rFonts w:ascii="Helvetica Neue" w:hAnsi="Helvetica Neue" w:cs="Helvetica Neue"/>
+          <w:sz w:val="26"/>
+          <w:szCs w:val="26"/>
+        </w:rPr>
+      </w:pPr>
+      <w:r>
+        <w:rPr>
+          <w:rFonts w:ascii="Helvetica Neue" w:hAnsi="Helvetica Neue" w:cs="Helvetica Neue"/>
+          <w:b/>
+          <w:bCs/>
+          <w:sz w:val="26"/>
+          <w:szCs w:val="26"/>
+        </w:rPr>
+        <w:t>Medium</w:t>
+      </w:r>
+      <w:r>
+        <w:rPr>
+          <w:rFonts w:ascii="Helvetica Neue" w:hAnsi="Helvetica Neue" w:cs="Helvetica Neue"/>
+          <w:sz w:val="26"/>
+          <w:szCs w:val="26"/>
+        </w:rPr>
+        <w:t xml:space="preserve"> (0.40 ≤ score &lt; 0.70) : 44 comptes — surveillance rapprochée</w:t>
+      </w:r>
+    </w:p>
+    <w:p>
+      <w:pPr>
+        <w:numPr>
+          <w:ilvl w:val="0"/>
+          <w:numId w:val="7"/>
+        </w:numPr>
+        <w:autoSpaceDE w:val="0"/>
+        <w:autoSpaceDN w:val="0"/>
+        <w:adjustRightInd w:val="0"/>
+        <w:ind w:left="0" w:firstLine="0"/>
+        <w:rPr>
+          <w:rFonts w:ascii="Helvetica Neue" w:hAnsi="Helvetica Neue" w:cs="Helvetica Neue"/>
+          <w:sz w:val="26"/>
+          <w:szCs w:val="26"/>
+        </w:rPr>
+      </w:pPr>
+      <w:r>
+        <w:rPr>
+          <w:rFonts w:ascii="Helvetica Neue" w:hAnsi="Helvetica Neue" w:cs="Helvetica Neue"/>
+          <w:b/>
+          <w:bCs/>
+          <w:sz w:val="26"/>
+          <w:szCs w:val="26"/>
+        </w:rPr>
+        <w:t>Low</w:t>
+      </w:r>
+      <w:r>
+        <w:rPr>
+          <w:rFonts w:ascii="Helvetica Neue" w:hAnsi="Helvetica Neue" w:cs="Helvetica Neue"/>
+          <w:sz w:val="26"/>
+          <w:szCs w:val="26"/>
+        </w:rPr>
+        <w:t xml:space="preserve"> (score &lt; 0.40) : 118 comptes — comptes stables</w:t>
+      </w:r>
+    </w:p>
+    <w:p>
+      <w:pPr>
+        <w:autoSpaceDE w:val="0"/>
+        <w:autoSpaceDN w:val="0"/>
+        <w:adjustRightInd w:val="0"/>
+        <w:rPr>
+          <w:rFonts w:ascii="Helvetica Neue" w:hAnsi="Helvetica Neue" w:cs="Helvetica Neue"/>
+          <w:sz w:val="26"/>
+          <w:szCs w:val="26"/>
+        </w:rPr>
+      </w:pPr>
+      <w:r>
+        <w:rPr>
+          <w:rFonts w:ascii="Helvetica Neue" w:hAnsi="Helvetica Neue" w:cs="Helvetica Neue"/>
+          <w:sz w:val="26"/>
+          <w:szCs w:val="26"/>
+        </w:rPr>
+        <w:t>Justification : Le seuil High à 0.70 permet de maximiser la détection tout en gardant une liste d'actions prioritaires gérable pour les équipes CSM.</w:t>
       </w:r>
     </w:p>
     <w:p>
@@ -8037,6 +9481,222 @@
 <file path=word/numbering.xml><?xml version="1.0" encoding="utf-8"?>
 <w:numbering xmlns:wpc="http://schemas.microsoft.com/office/word/2010/wordprocessingCanvas" xmlns:cx="http://schemas.microsoft.com/office/drawing/2014/chartex" xmlns:cx1="http://schemas.microsoft.com/office/drawing/2015/9/8/chartex" xmlns:cx2="http://schemas.microsoft.com/office/drawing/2015/10/21/chartex" xmlns:cx3="http://schemas.microsoft.com/office/drawing/2016/5/9/chartex" xmlns:cx4="http://schemas.microsoft.com/office/drawing/2016/5/10/chartex" xmlns:cx5="http://schemas.microsoft.com/office/drawing/2016/5/11/chartex" xmlns:cx6="http://schemas.microsoft.com/office/drawing/2016/5/12/chartex" xmlns:cx7="http://schemas.microsoft.com/office/drawing/2016/5/13/chartex" xmlns:cx8="http://schemas.microsoft.com/office/drawing/2016/5/14/chartex" xmlns:mc="http://schemas.openxmlformats.org/markup-compatibility/2006" xmlns:aink="http://schemas.microsoft.com/office/drawing/2016/ink" xmlns:am3d="http://schemas.microsoft.com/office/drawing/2017/model3d" xmlns:o="urn:schemas-microsoft-com:office:office" xmlns:oel="http://schemas.microsoft.com/office/2019/extlst" xmlns:r="http://schemas.openxmlformats.org/officeDocument/2006/relationships" xmlns:m="http://schemas.openxmlformats.org/officeDocument/2006/math" xmlns:v="urn:schemas-microsoft-com:vml" xmlns:wp14="http://schemas.microsoft.com/office/word/2010/wordprocessingDrawing" xmlns:wp="http://schemas.openxmlformats.org/drawingml/2006/wordprocessingDrawing" xmlns:w10="urn:schemas-microsoft-com:office:word" xmlns:w="http://schemas.openxmlformats.org/wordprocessingml/2006/main" xmlns:w14="http://schemas.microsoft.com/office/word/2010/wordml" xmlns:w15="http://schemas.microsoft.com/office/word/2012/wordml" xmlns:w16cex="http://schemas.microsoft.com/office/word/2018/wordml/cex" xmlns:w16cid="http://schemas.microsoft.com/office/word/2016/wordml/cid" xmlns:w16="http://schemas.microsoft.com/office/word/2018/wordml" xmlns:w16du="http://schemas.microsoft.com/office/word/2023/wordml/word16du" xmlns:w16sdtdh="http://schemas.microsoft.com/office/word/2020/wordml/sdtdatahash" xmlns:w16sdtfl="http://schemas.microsoft.com/office/word/2024/wordml/sdtformatlock" xmlns:w16se="http://schemas.microsoft.com/office/word/2015/wordml/symex" xmlns:wpg="http://schemas.microsoft.com/office/word/2010/wordprocessingGroup" xmlns:wpi="http://schemas.microsoft.com/office/word/2010/wordprocessingInk" xmlns:wne="http://schemas.microsoft.com/office/word/2006/wordml" xmlns:wps="http://schemas.microsoft.com/office/word/2010/wordprocessingShape" mc:Ignorable="w14 w15 w16se w16cid w16 w16cex w16sdtdh w16sdtfl w16du wp14">
   <w:abstractNum w:abstractNumId="0" w15:restartNumberingAfterBreak="0">
+    <w:nsid w:val="00000001"/>
+    <w:multiLevelType w:val="hybridMultilevel"/>
+    <w:tmpl w:val="FFFFFFFF"/>
+    <w:lvl w:ilvl="0" w:tplc="00000001">
+      <w:start w:val="1"/>
+      <w:numFmt w:val="bullet"/>
+      <w:lvlText w:val="•"/>
+      <w:lvlJc w:val="left"/>
+      <w:pPr>
+        <w:ind w:left="720" w:hanging="360"/>
+      </w:pPr>
+    </w:lvl>
+    <w:lvl w:ilvl="1" w:tplc="FFFFFFFF">
+      <w:numFmt w:val="decimal"/>
+      <w:lvlText w:val=""/>
+      <w:lvlJc w:val="left"/>
+    </w:lvl>
+    <w:lvl w:ilvl="2" w:tplc="FFFFFFFF">
+      <w:numFmt w:val="decimal"/>
+      <w:lvlText w:val=""/>
+      <w:lvlJc w:val="left"/>
+    </w:lvl>
+    <w:lvl w:ilvl="3" w:tplc="FFFFFFFF">
+      <w:numFmt w:val="decimal"/>
+      <w:lvlText w:val=""/>
+      <w:lvlJc w:val="left"/>
+    </w:lvl>
+    <w:lvl w:ilvl="4" w:tplc="FFFFFFFF">
+      <w:numFmt w:val="decimal"/>
+      <w:lvlText w:val=""/>
+      <w:lvlJc w:val="left"/>
+    </w:lvl>
+    <w:lvl w:ilvl="5" w:tplc="FFFFFFFF">
+      <w:numFmt w:val="decimal"/>
+      <w:lvlText w:val=""/>
+      <w:lvlJc w:val="left"/>
+    </w:lvl>
+    <w:lvl w:ilvl="6" w:tplc="FFFFFFFF">
+      <w:numFmt w:val="decimal"/>
+      <w:lvlText w:val=""/>
+      <w:lvlJc w:val="left"/>
+    </w:lvl>
+    <w:lvl w:ilvl="7" w:tplc="FFFFFFFF">
+      <w:numFmt w:val="decimal"/>
+      <w:lvlText w:val=""/>
+      <w:lvlJc w:val="left"/>
+    </w:lvl>
+    <w:lvl w:ilvl="8" w:tplc="FFFFFFFF">
+      <w:numFmt w:val="decimal"/>
+      <w:lvlText w:val=""/>
+      <w:lvlJc w:val="left"/>
+    </w:lvl>
+  </w:abstractNum>
+  <w:abstractNum w:abstractNumId="1" w15:restartNumberingAfterBreak="0">
+    <w:nsid w:val="00000002"/>
+    <w:multiLevelType w:val="hybridMultilevel"/>
+    <w:tmpl w:val="FFFFFFFF"/>
+    <w:lvl w:ilvl="0" w:tplc="00000065">
+      <w:start w:val="1"/>
+      <w:numFmt w:val="bullet"/>
+      <w:lvlText w:val="•"/>
+      <w:lvlJc w:val="left"/>
+      <w:pPr>
+        <w:ind w:left="720" w:hanging="360"/>
+      </w:pPr>
+    </w:lvl>
+    <w:lvl w:ilvl="1" w:tplc="FFFFFFFF">
+      <w:numFmt w:val="decimal"/>
+      <w:lvlText w:val=""/>
+      <w:lvlJc w:val="left"/>
+    </w:lvl>
+    <w:lvl w:ilvl="2" w:tplc="FFFFFFFF">
+      <w:numFmt w:val="decimal"/>
+      <w:lvlText w:val=""/>
+      <w:lvlJc w:val="left"/>
+    </w:lvl>
+    <w:lvl w:ilvl="3" w:tplc="FFFFFFFF">
+      <w:numFmt w:val="decimal"/>
+      <w:lvlText w:val=""/>
+      <w:lvlJc w:val="left"/>
+    </w:lvl>
+    <w:lvl w:ilvl="4" w:tplc="FFFFFFFF">
+      <w:numFmt w:val="decimal"/>
+      <w:lvlText w:val=""/>
+      <w:lvlJc w:val="left"/>
+    </w:lvl>
+    <w:lvl w:ilvl="5" w:tplc="FFFFFFFF">
+      <w:numFmt w:val="decimal"/>
+      <w:lvlText w:val=""/>
+      <w:lvlJc w:val="left"/>
+    </w:lvl>
+    <w:lvl w:ilvl="6" w:tplc="FFFFFFFF">
+      <w:numFmt w:val="decimal"/>
+      <w:lvlText w:val=""/>
+      <w:lvlJc w:val="left"/>
+    </w:lvl>
+    <w:lvl w:ilvl="7" w:tplc="FFFFFFFF">
+      <w:numFmt w:val="decimal"/>
+      <w:lvlText w:val=""/>
+      <w:lvlJc w:val="left"/>
+    </w:lvl>
+    <w:lvl w:ilvl="8" w:tplc="FFFFFFFF">
+      <w:numFmt w:val="decimal"/>
+      <w:lvlText w:val=""/>
+      <w:lvlJc w:val="left"/>
+    </w:lvl>
+  </w:abstractNum>
+  <w:abstractNum w:abstractNumId="2" w15:restartNumberingAfterBreak="0">
+    <w:nsid w:val="00000003"/>
+    <w:multiLevelType w:val="hybridMultilevel"/>
+    <w:tmpl w:val="FFFFFFFF"/>
+    <w:lvl w:ilvl="0" w:tplc="000000C9">
+      <w:start w:val="1"/>
+      <w:numFmt w:val="bullet"/>
+      <w:lvlText w:val="•"/>
+      <w:lvlJc w:val="left"/>
+      <w:pPr>
+        <w:ind w:left="720" w:hanging="360"/>
+      </w:pPr>
+    </w:lvl>
+    <w:lvl w:ilvl="1" w:tplc="FFFFFFFF">
+      <w:numFmt w:val="decimal"/>
+      <w:lvlText w:val=""/>
+      <w:lvlJc w:val="left"/>
+    </w:lvl>
+    <w:lvl w:ilvl="2" w:tplc="FFFFFFFF">
+      <w:numFmt w:val="decimal"/>
+      <w:lvlText w:val=""/>
+      <w:lvlJc w:val="left"/>
+    </w:lvl>
+    <w:lvl w:ilvl="3" w:tplc="FFFFFFFF">
+      <w:numFmt w:val="decimal"/>
+      <w:lvlText w:val=""/>
+      <w:lvlJc w:val="left"/>
+    </w:lvl>
+    <w:lvl w:ilvl="4" w:tplc="FFFFFFFF">
+      <w:numFmt w:val="decimal"/>
+      <w:lvlText w:val=""/>
+      <w:lvlJc w:val="left"/>
+    </w:lvl>
+    <w:lvl w:ilvl="5" w:tplc="FFFFFFFF">
+      <w:numFmt w:val="decimal"/>
+      <w:lvlText w:val=""/>
+      <w:lvlJc w:val="left"/>
+    </w:lvl>
+    <w:lvl w:ilvl="6" w:tplc="FFFFFFFF">
+      <w:numFmt w:val="decimal"/>
+      <w:lvlText w:val=""/>
+      <w:lvlJc w:val="left"/>
+    </w:lvl>
+    <w:lvl w:ilvl="7" w:tplc="FFFFFFFF">
+      <w:numFmt w:val="decimal"/>
+      <w:lvlText w:val=""/>
+      <w:lvlJc w:val="left"/>
+    </w:lvl>
+    <w:lvl w:ilvl="8" w:tplc="FFFFFFFF">
+      <w:numFmt w:val="decimal"/>
+      <w:lvlText w:val=""/>
+      <w:lvlJc w:val="left"/>
+    </w:lvl>
+  </w:abstractNum>
+  <w:abstractNum w:abstractNumId="3" w15:restartNumberingAfterBreak="0">
+    <w:nsid w:val="00000004"/>
+    <w:multiLevelType w:val="hybridMultilevel"/>
+    <w:tmpl w:val="FFFFFFFF"/>
+    <w:lvl w:ilvl="0" w:tplc="0000012D">
+      <w:start w:val="1"/>
+      <w:numFmt w:val="bullet"/>
+      <w:lvlText w:val="•"/>
+      <w:lvlJc w:val="left"/>
+      <w:pPr>
+        <w:ind w:left="720" w:hanging="360"/>
+      </w:pPr>
+    </w:lvl>
+    <w:lvl w:ilvl="1" w:tplc="FFFFFFFF">
+      <w:numFmt w:val="decimal"/>
+      <w:lvlText w:val=""/>
+      <w:lvlJc w:val="left"/>
+    </w:lvl>
+    <w:lvl w:ilvl="2" w:tplc="FFFFFFFF">
+      <w:numFmt w:val="decimal"/>
+      <w:lvlText w:val=""/>
+      <w:lvlJc w:val="left"/>
+    </w:lvl>
+    <w:lvl w:ilvl="3" w:tplc="FFFFFFFF">
+      <w:numFmt w:val="decimal"/>
+      <w:lvlText w:val=""/>
+      <w:lvlJc w:val="left"/>
+    </w:lvl>
+    <w:lvl w:ilvl="4" w:tplc="FFFFFFFF">
+      <w:numFmt w:val="decimal"/>
+      <w:lvlText w:val=""/>
+      <w:lvlJc w:val="left"/>
+    </w:lvl>
+    <w:lvl w:ilvl="5" w:tplc="FFFFFFFF">
+      <w:numFmt w:val="decimal"/>
+      <w:lvlText w:val=""/>
+      <w:lvlJc w:val="left"/>
+    </w:lvl>
+    <w:lvl w:ilvl="6" w:tplc="FFFFFFFF">
+      <w:numFmt w:val="decimal"/>
+      <w:lvlText w:val=""/>
+      <w:lvlJc w:val="left"/>
+    </w:lvl>
+    <w:lvl w:ilvl="7" w:tplc="FFFFFFFF">
+      <w:numFmt w:val="decimal"/>
+      <w:lvlText w:val=""/>
+      <w:lvlJc w:val="left"/>
+    </w:lvl>
+    <w:lvl w:ilvl="8" w:tplc="FFFFFFFF">
+      <w:numFmt w:val="decimal"/>
+      <w:lvlText w:val=""/>
+      <w:lvlJc w:val="left"/>
+    </w:lvl>
+  </w:abstractNum>
+  <w:abstractNum w:abstractNumId="4" w15:restartNumberingAfterBreak="0">
     <w:nsid w:val="09BB003A"/>
     <w:multiLevelType w:val="hybridMultilevel"/>
     <w:tmpl w:val="B4F80F62"/>
@@ -8090,7 +9750,7 @@
       <w:lvlJc w:val="left"/>
     </w:lvl>
   </w:abstractNum>
-  <w:abstractNum w:abstractNumId="1" w15:restartNumberingAfterBreak="0">
+  <w:abstractNum w:abstractNumId="5" w15:restartNumberingAfterBreak="0">
     <w:nsid w:val="18756C49"/>
     <w:multiLevelType w:val="hybridMultilevel"/>
     <w:tmpl w:val="0F1AD538"/>
@@ -8176,7 +9836,7 @@
       </w:pPr>
     </w:lvl>
   </w:abstractNum>
-  <w:abstractNum w:abstractNumId="2" w15:restartNumberingAfterBreak="0">
+  <w:abstractNum w:abstractNumId="6" w15:restartNumberingAfterBreak="0">
     <w:nsid w:val="58F452FC"/>
     <w:multiLevelType w:val="hybridMultilevel"/>
     <w:tmpl w:val="B96AAEE2"/>
@@ -8231,22 +9891,34 @@
     </w:lvl>
   </w:abstractNum>
   <w:num w:numId="1" w16cid:durableId="239407451">
-    <w:abstractNumId w:val="1"/>
+    <w:abstractNumId w:val="5"/>
     <w:lvlOverride w:ilvl="0">
       <w:startOverride w:val="1"/>
     </w:lvlOverride>
   </w:num>
   <w:num w:numId="2" w16cid:durableId="1776748949">
-    <w:abstractNumId w:val="0"/>
+    <w:abstractNumId w:val="4"/>
     <w:lvlOverride w:ilvl="0">
       <w:startOverride w:val="1"/>
     </w:lvlOverride>
   </w:num>
   <w:num w:numId="3" w16cid:durableId="2087650265">
-    <w:abstractNumId w:val="2"/>
+    <w:abstractNumId w:val="6"/>
     <w:lvlOverride w:ilvl="0">
       <w:startOverride w:val="1"/>
     </w:lvlOverride>
+  </w:num>
+  <w:num w:numId="4" w16cid:durableId="1872760446">
+    <w:abstractNumId w:val="0"/>
+  </w:num>
+  <w:num w:numId="5" w16cid:durableId="503781864">
+    <w:abstractNumId w:val="1"/>
+  </w:num>
+  <w:num w:numId="6" w16cid:durableId="386220776">
+    <w:abstractNumId w:val="2"/>
+  </w:num>
+  <w:num w:numId="7" w16cid:durableId="2102211654">
+    <w:abstractNumId w:val="3"/>
   </w:num>
 </w:numbering>
 </file>
@@ -8740,6 +10412,7 @@
   <w:style w:type="character" w:default="1" w:styleId="Policepardfaut">
     <w:name w:val="Default Paragraph Font"/>
     <w:uiPriority w:val="1"/>
+    <w:semiHidden/>
     <w:unhideWhenUsed/>
   </w:style>
   <w:style w:type="table" w:default="1" w:styleId="TableauNormal">
